--- a/docs/PAMGUARDTrainingTutorial2024.docx
+++ b/docs/PAMGUARDTrainingTutorial2024.docx
@@ -1,6 +1,6 @@
 
 <file path=word/document.xml><?xml version="1.0" encoding="utf-8"?>
-<w:document xmlns:wpc="http://schemas.microsoft.com/office/word/2010/wordprocessingCanvas" xmlns:cx="http://schemas.microsoft.com/office/drawing/2014/chartex" xmlns:cx1="http://schemas.microsoft.com/office/drawing/2015/9/8/chartex" xmlns:cx2="http://schemas.microsoft.com/office/drawing/2015/10/21/chartex" xmlns:cx3="http://schemas.microsoft.com/office/drawing/2016/5/9/chartex" xmlns:cx4="http://schemas.microsoft.com/office/drawing/2016/5/10/chartex" xmlns:cx5="http://schemas.microsoft.com/office/drawing/2016/5/11/chartex" xmlns:cx6="http://schemas.microsoft.com/office/drawing/2016/5/12/chartex" xmlns:cx7="http://schemas.microsoft.com/office/drawing/2016/5/13/chartex" xmlns:cx8="http://schemas.microsoft.com/office/drawing/2016/5/14/chartex" xmlns:mc="http://schemas.openxmlformats.org/markup-compatibility/2006" xmlns:aink="http://schemas.microsoft.com/office/drawing/2016/ink" xmlns:am3d="http://schemas.microsoft.com/office/drawing/2017/model3d" xmlns:o="urn:schemas-microsoft-com:office:office" xmlns:oel="http://schemas.microsoft.com/office/2019/extlst" xmlns:r="http://schemas.openxmlformats.org/officeDocument/2006/relationships" xmlns:m="http://schemas.openxmlformats.org/officeDocument/2006/math" xmlns:v="urn:schemas-microsoft-com:vml" xmlns:wp14="http://schemas.microsoft.com/office/word/2010/wordprocessingDrawing" xmlns:wp="http://schemas.openxmlformats.org/drawingml/2006/wordprocessingDrawing" xmlns:w10="urn:schemas-microsoft-com:office:word" xmlns:w="http://schemas.openxmlformats.org/wordprocessingml/2006/main" xmlns:w14="http://schemas.microsoft.com/office/word/2010/wordml" xmlns:w15="http://schemas.microsoft.com/office/word/2012/wordml" xmlns:w16cex="http://schemas.microsoft.com/office/word/2018/wordml/cex" xmlns:w16cid="http://schemas.microsoft.com/office/word/2016/wordml/cid" xmlns:w16="http://schemas.microsoft.com/office/word/2018/wordml" xmlns:w16du="http://schemas.microsoft.com/office/word/2023/wordml/word16du" xmlns:w16sdtdh="http://schemas.microsoft.com/office/word/2020/wordml/sdtdatahash" xmlns:w16se="http://schemas.microsoft.com/office/word/2015/wordml/symex" xmlns:wpg="http://schemas.microsoft.com/office/word/2010/wordprocessingGroup" xmlns:wpi="http://schemas.microsoft.com/office/word/2010/wordprocessingInk" xmlns:wne="http://schemas.microsoft.com/office/word/2006/wordml" xmlns:wps="http://schemas.microsoft.com/office/word/2010/wordprocessingShape" mc:Ignorable="w14 w15 w16se w16cid w16 w16cex w16sdtdh w16du wp14">
+<w:document xmlns:wpc="http://schemas.microsoft.com/office/word/2010/wordprocessingCanvas" xmlns:cx="http://schemas.microsoft.com/office/drawing/2014/chartex" xmlns:cx1="http://schemas.microsoft.com/office/drawing/2015/9/8/chartex" xmlns:cx2="http://schemas.microsoft.com/office/drawing/2015/10/21/chartex" xmlns:cx3="http://schemas.microsoft.com/office/drawing/2016/5/9/chartex" xmlns:cx4="http://schemas.microsoft.com/office/drawing/2016/5/10/chartex" xmlns:cx5="http://schemas.microsoft.com/office/drawing/2016/5/11/chartex" xmlns:cx6="http://schemas.microsoft.com/office/drawing/2016/5/12/chartex" xmlns:cx7="http://schemas.microsoft.com/office/drawing/2016/5/13/chartex" xmlns:cx8="http://schemas.microsoft.com/office/drawing/2016/5/14/chartex" xmlns:mc="http://schemas.openxmlformats.org/markup-compatibility/2006" xmlns:aink="http://schemas.microsoft.com/office/drawing/2016/ink" xmlns:am3d="http://schemas.microsoft.com/office/drawing/2017/model3d" xmlns:o="urn:schemas-microsoft-com:office:office" xmlns:oel="http://schemas.microsoft.com/office/2019/extlst" xmlns:r="http://schemas.openxmlformats.org/officeDocument/2006/relationships" xmlns:m="http://schemas.openxmlformats.org/officeDocument/2006/math" xmlns:v="urn:schemas-microsoft-com:vml" xmlns:wp14="http://schemas.microsoft.com/office/word/2010/wordprocessingDrawing" xmlns:wp="http://schemas.openxmlformats.org/drawingml/2006/wordprocessingDrawing" xmlns:w10="urn:schemas-microsoft-com:office:word" xmlns:w="http://schemas.openxmlformats.org/wordprocessingml/2006/main" xmlns:w14="http://schemas.microsoft.com/office/word/2010/wordml" xmlns:w15="http://schemas.microsoft.com/office/word/2012/wordml" xmlns:w16cex="http://schemas.microsoft.com/office/word/2018/wordml/cex" xmlns:w16cid="http://schemas.microsoft.com/office/word/2016/wordml/cid" xmlns:w16="http://schemas.microsoft.com/office/word/2018/wordml" xmlns:w16du="http://schemas.microsoft.com/office/word/2023/wordml/word16du" xmlns:w16sdtdh="http://schemas.microsoft.com/office/word/2020/wordml/sdtdatahash" xmlns:w16sdtfl="http://schemas.microsoft.com/office/word/2024/wordml/sdtformatlock" xmlns:w16se="http://schemas.microsoft.com/office/word/2015/wordml/symex" xmlns:wpg="http://schemas.microsoft.com/office/word/2010/wordprocessingGroup" xmlns:wpi="http://schemas.microsoft.com/office/word/2010/wordprocessingInk" xmlns:wne="http://schemas.microsoft.com/office/word/2006/wordml" xmlns:wps="http://schemas.microsoft.com/office/word/2010/wordprocessingShape" mc:Ignorable="w14 w15 w16se w16cid w16 w16cex w16sdtdh w16sdtfl w16du wp14">
   <w:body>
     <w:p>
       <w:r>
@@ -28,11 +28,16 @@
             <v:path o:extrusionok="f" gradientshapeok="t" o:connecttype="rect"/>
             <o:lock v:ext="edit" aspectratio="t"/>
           </v:shapetype>
-          <v:shape id="_x0000_s2051" type="#_x0000_t75" style="position:absolute;margin-left:.1pt;margin-top:-14pt;width:306.4pt;height:316.2pt;z-index:-6" fillcolor="#bbe0e3">
+          <v:shape id="_x0000_s2051" type="#_x0000_t75" style="position:absolute;margin-left:.1pt;margin-top:-14pt;width:306.4pt;height:316.2pt;z-index:-1" fillcolor="#bbe0e3">
             <v:imagedata r:id="rId8" o:title="" cropbottom="5880f" cropright="1300f" gain="57672f" blacklevel="13762f"/>
           </v:shape>
         </w:pict>
       </w:r>
+      <w:proofErr w:type="spellStart"/>
+      <w:r>
+        <w:t>github</w:t>
+      </w:r>
+      <w:proofErr w:type="spellEnd"/>
     </w:p>
     <w:p/>
     <w:p/>
@@ -41,9 +46,6 @@
     <w:p/>
     <w:p/>
     <w:p>
-      <w:pPr>
-        <w:jc w:val="center"/>
-      </w:pPr>
       <w:r>
         <w:t>A User’s Introduction to</w:t>
       </w:r>
@@ -56,91 +58,54 @@
       </w:r>
       <w:r>
         <w:pict w14:anchorId="4847F6F3">
-          <v:shape id="_x0000_i1025" type="#_x0000_t75" style="width:483pt;height:139.8pt">
+          <v:shape id="_x0000_i1025" type="#_x0000_t75" style="width:483pt;height:139.2pt">
             <v:imagedata r:id="rId9" o:title="pgJpeg"/>
           </v:shape>
         </w:pict>
       </w:r>
     </w:p>
-    <w:p>
-      <w:pPr>
-        <w:jc w:val="center"/>
-      </w:pPr>
-    </w:p>
-    <w:p>
-      <w:pPr>
-        <w:jc w:val="center"/>
-      </w:pPr>
-    </w:p>
-    <w:p>
-      <w:pPr>
-        <w:jc w:val="center"/>
-      </w:pPr>
-    </w:p>
-    <w:p>
-      <w:pPr>
-        <w:jc w:val="center"/>
-      </w:pPr>
-    </w:p>
-    <w:p>
-      <w:pPr>
-        <w:jc w:val="center"/>
-      </w:pPr>
-    </w:p>
-    <w:p>
-      <w:pPr>
-        <w:jc w:val="center"/>
-      </w:pPr>
-    </w:p>
-    <w:p>
-      <w:pPr>
-        <w:jc w:val="center"/>
-      </w:pPr>
+    <w:p/>
+    <w:p/>
+    <w:p/>
+    <w:p/>
+    <w:p/>
+    <w:p/>
+    <w:p>
       <w:r>
         <w:t>Tutorial version 1.</w:t>
       </w:r>
       <w:r>
-        <w:t>5.0</w:t>
-      </w:r>
-    </w:p>
-    <w:p>
-      <w:pPr>
-        <w:jc w:val="center"/>
-      </w:pPr>
-    </w:p>
-    <w:p>
-      <w:pPr>
-        <w:jc w:val="center"/>
-      </w:pPr>
-      <w:r>
-        <w:t>October 20</w:t>
+        <w:t>5.</w:t>
+      </w:r>
+      <w:r>
+        <w:t>1</w:t>
+      </w:r>
+    </w:p>
+    <w:p/>
+    <w:p>
+      <w:r>
+        <w:t>September</w:t>
+      </w:r>
+      <w:r>
+        <w:t xml:space="preserve"> 20</w:t>
       </w:r>
       <w:r>
         <w:t>2</w:t>
       </w:r>
       <w:r>
-        <w:t>4</w:t>
-      </w:r>
-    </w:p>
-    <w:p>
-      <w:pPr>
-        <w:jc w:val="center"/>
-      </w:pPr>
+        <w:t>5</w:t>
+      </w:r>
     </w:p>
     <w:p/>
-    <w:p>
-      <w:pPr>
-        <w:rPr>
-          <w:b/>
-        </w:rPr>
+    <w:p/>
+    <w:p>
+      <w:pPr>
+        <w:pStyle w:val="Heading1"/>
       </w:pPr>
       <w:r>
         <w:br w:type="page"/>
       </w:r>
       <w:r>
-        <w:rPr>
-          <w:b/>
-        </w:rPr>
         <w:lastRenderedPageBreak/>
         <w:t>Contents</w:t>
       </w:r>
@@ -177,7 +142,7 @@
         <w:rPr>
           <w:noProof/>
         </w:rPr>
-        <w:t>PAMGuard Overview</w:t>
+        <w:t>Tutorial Learning Outcomes</w:t>
       </w:r>
       <w:r>
         <w:rPr>
@@ -195,7 +160,7 @@
         <w:rPr>
           <w:noProof/>
         </w:rPr>
-        <w:instrText xml:space="preserve"> PAGEREF _Toc181008472 \h </w:instrText>
+        <w:instrText xml:space="preserve"> PAGEREF _Toc208400163 \h </w:instrText>
       </w:r>
       <w:r>
         <w:rPr>
@@ -235,7 +200,7 @@
         <w:rPr>
           <w:noProof/>
         </w:rPr>
-        <w:t>Tutorial Learning Outcomes</w:t>
+        <w:t>Further Help</w:t>
       </w:r>
       <w:r>
         <w:rPr>
@@ -253,7 +218,7 @@
         <w:rPr>
           <w:noProof/>
         </w:rPr>
-        <w:instrText xml:space="preserve"> PAGEREF _Toc181008473 \h </w:instrText>
+        <w:instrText xml:space="preserve"> PAGEREF _Toc208400164 \h </w:instrText>
       </w:r>
       <w:r>
         <w:rPr>
@@ -270,7 +235,7 @@
         <w:rPr>
           <w:noProof/>
         </w:rPr>
-        <w:t>4</w:t>
+        <w:t>3</w:t>
       </w:r>
       <w:r>
         <w:rPr>
@@ -291,43 +256,85 @@
       </w:pPr>
       <w:r>
         <w:rPr>
-          <w:bCs/>
-          <w:noProof/>
-        </w:rPr>
-        <w:t>Exercise 1.</w:t>
-      </w:r>
-      <w:r>
+          <w:noProof/>
+        </w:rPr>
+        <w:t>PAMGuard Overview</w:t>
+      </w:r>
+      <w:r>
+        <w:rPr>
+          <w:noProof/>
+        </w:rPr>
+        <w:tab/>
+      </w:r>
+      <w:r>
+        <w:rPr>
+          <w:noProof/>
+        </w:rPr>
+        <w:fldChar w:fldCharType="begin"/>
+      </w:r>
+      <w:r>
+        <w:rPr>
+          <w:noProof/>
+        </w:rPr>
+        <w:instrText xml:space="preserve"> PAGEREF _Toc208400165 \h </w:instrText>
+      </w:r>
+      <w:r>
+        <w:rPr>
+          <w:noProof/>
+        </w:rPr>
+      </w:r>
+      <w:r>
+        <w:rPr>
+          <w:noProof/>
+        </w:rPr>
+        <w:fldChar w:fldCharType="separate"/>
+      </w:r>
+      <w:r>
+        <w:rPr>
+          <w:noProof/>
+        </w:rPr>
+        <w:t>4</w:t>
+      </w:r>
+      <w:r>
+        <w:rPr>
+          <w:noProof/>
+        </w:rPr>
+        <w:fldChar w:fldCharType="end"/>
+      </w:r>
+    </w:p>
+    <w:p>
+      <w:pPr>
+        <w:pStyle w:val="TOC1"/>
         <w:rPr>
           <w:rFonts w:ascii="Aptos" w:hAnsi="Aptos"/>
           <w:noProof/>
           <w:kern w:val="2"/>
           <w:lang w:eastAsia="en-GB"/>
         </w:rPr>
+      </w:pPr>
+      <w:r>
+        <w:rPr>
+          <w:noProof/>
+        </w:rPr>
+        <w:t>Tutorial Installation</w:t>
+      </w:r>
+      <w:r>
+        <w:rPr>
+          <w:noProof/>
+        </w:rPr>
         <w:tab/>
       </w:r>
       <w:r>
         <w:rPr>
           <w:noProof/>
         </w:rPr>
-        <w:t>Tutorial Installation</w:t>
-      </w:r>
-      <w:r>
-        <w:rPr>
-          <w:noProof/>
-        </w:rPr>
-        <w:tab/>
-      </w:r>
-      <w:r>
-        <w:rPr>
-          <w:noProof/>
-        </w:rPr>
         <w:fldChar w:fldCharType="begin"/>
       </w:r>
       <w:r>
         <w:rPr>
           <w:noProof/>
         </w:rPr>
-        <w:instrText xml:space="preserve"> PAGEREF _Toc181008474 \h </w:instrText>
+        <w:instrText xml:space="preserve"> PAGEREF _Toc208400166 \h </w:instrText>
       </w:r>
       <w:r>
         <w:rPr>
@@ -355,7 +362,7 @@
     </w:p>
     <w:p>
       <w:pPr>
-        <w:pStyle w:val="TOC1"/>
+        <w:pStyle w:val="TOC2"/>
         <w:rPr>
           <w:rFonts w:ascii="Aptos" w:hAnsi="Aptos"/>
           <w:noProof/>
@@ -367,83 +374,40 @@
         <w:rPr>
           <w:noProof/>
         </w:rPr>
-        <w:t>St Andrews University Classroom PC’s</w:t>
-      </w:r>
-      <w:r>
-        <w:rPr>
-          <w:noProof/>
-        </w:rPr>
-        <w:tab/>
-      </w:r>
-      <w:r>
-        <w:rPr>
-          <w:noProof/>
-        </w:rPr>
-        <w:fldChar w:fldCharType="begin"/>
-      </w:r>
-      <w:r>
-        <w:rPr>
-          <w:noProof/>
-        </w:rPr>
-        <w:instrText xml:space="preserve"> PAGEREF _Toc181008475 \h </w:instrText>
-      </w:r>
-      <w:r>
-        <w:rPr>
-          <w:noProof/>
-        </w:rPr>
-      </w:r>
-      <w:r>
-        <w:rPr>
-          <w:noProof/>
-        </w:rPr>
-        <w:fldChar w:fldCharType="separate"/>
-      </w:r>
-      <w:r>
-        <w:rPr>
-          <w:noProof/>
-        </w:rPr>
-        <w:t>5</w:t>
-      </w:r>
-      <w:r>
-        <w:rPr>
-          <w:noProof/>
-        </w:rPr>
-        <w:fldChar w:fldCharType="end"/>
-      </w:r>
-    </w:p>
-    <w:p>
-      <w:pPr>
-        <w:pStyle w:val="TOC1"/>
+        <w:t>1.1.</w:t>
+      </w:r>
+      <w:r>
         <w:rPr>
           <w:rFonts w:ascii="Aptos" w:hAnsi="Aptos"/>
           <w:noProof/>
           <w:kern w:val="2"/>
           <w:lang w:eastAsia="en-GB"/>
         </w:rPr>
-      </w:pPr>
-      <w:r>
-        <w:rPr>
-          <w:noProof/>
-        </w:rPr>
-        <w:t>Personal Computers</w:t>
-      </w:r>
-      <w:r>
-        <w:rPr>
-          <w:noProof/>
-        </w:rPr>
         <w:tab/>
       </w:r>
       <w:r>
         <w:rPr>
           <w:noProof/>
         </w:rPr>
+        <w:t>St Andrews University Classroom PC’s</w:t>
+      </w:r>
+      <w:r>
+        <w:rPr>
+          <w:noProof/>
+        </w:rPr>
+        <w:tab/>
+      </w:r>
+      <w:r>
+        <w:rPr>
+          <w:noProof/>
+        </w:rPr>
         <w:fldChar w:fldCharType="begin"/>
       </w:r>
       <w:r>
         <w:rPr>
           <w:noProof/>
         </w:rPr>
-        <w:instrText xml:space="preserve"> PAGEREF _Toc181008476 \h </w:instrText>
+        <w:instrText xml:space="preserve"> PAGEREF _Toc208400167 \h </w:instrText>
       </w:r>
       <w:r>
         <w:rPr>
@@ -472,10 +436,6 @@
     <w:p>
       <w:pPr>
         <w:pStyle w:val="TOC2"/>
-        <w:tabs>
-          <w:tab w:val="left" w:pos="960"/>
-          <w:tab w:val="right" w:leader="dot" w:pos="9344"/>
-        </w:tabs>
         <w:rPr>
           <w:rFonts w:ascii="Aptos" w:hAnsi="Aptos"/>
           <w:noProof/>
@@ -487,7 +447,7 @@
         <w:rPr>
           <w:noProof/>
         </w:rPr>
-        <w:t>1.1.</w:t>
+        <w:t>1.2.</w:t>
       </w:r>
       <w:r>
         <w:rPr>
@@ -502,7 +462,7 @@
         <w:rPr>
           <w:noProof/>
         </w:rPr>
-        <w:t>Install data and configuration files</w:t>
+        <w:t>Personal Computers</w:t>
       </w:r>
       <w:r>
         <w:rPr>
@@ -520,7 +480,7 @@
         <w:rPr>
           <w:noProof/>
         </w:rPr>
-        <w:instrText xml:space="preserve"> PAGEREF _Toc181008477 \h </w:instrText>
+        <w:instrText xml:space="preserve"> PAGEREF _Toc208400168 \h </w:instrText>
       </w:r>
       <w:r>
         <w:rPr>
@@ -549,10 +509,6 @@
     <w:p>
       <w:pPr>
         <w:pStyle w:val="TOC2"/>
-        <w:tabs>
-          <w:tab w:val="left" w:pos="960"/>
-          <w:tab w:val="right" w:leader="dot" w:pos="9344"/>
-        </w:tabs>
         <w:rPr>
           <w:rFonts w:ascii="Aptos" w:hAnsi="Aptos"/>
           <w:noProof/>
@@ -564,7 +520,7 @@
         <w:rPr>
           <w:noProof/>
         </w:rPr>
-        <w:t>1.2.</w:t>
+        <w:t>1.3.</w:t>
       </w:r>
       <w:r>
         <w:rPr>
@@ -597,7 +553,7 @@
         <w:rPr>
           <w:noProof/>
         </w:rPr>
-        <w:instrText xml:space="preserve"> PAGEREF _Toc181008478 \h </w:instrText>
+        <w:instrText xml:space="preserve"> PAGEREF _Toc208400169 \h </w:instrText>
       </w:r>
       <w:r>
         <w:rPr>
@@ -638,7 +594,7 @@
           <w:bCs/>
           <w:noProof/>
         </w:rPr>
-        <w:t>Exercise 2.</w:t>
+        <w:t>Exercise 1.</w:t>
       </w:r>
       <w:r>
         <w:rPr>
@@ -671,7 +627,7 @@
         <w:rPr>
           <w:noProof/>
         </w:rPr>
-        <w:instrText xml:space="preserve"> PAGEREF _Toc181008479 \h </w:instrText>
+        <w:instrText xml:space="preserve"> PAGEREF _Toc208400170 \h </w:instrText>
       </w:r>
       <w:r>
         <w:rPr>
@@ -700,10 +656,6 @@
     <w:p>
       <w:pPr>
         <w:pStyle w:val="TOC2"/>
-        <w:tabs>
-          <w:tab w:val="left" w:pos="1200"/>
-          <w:tab w:val="right" w:leader="dot" w:pos="9344"/>
-        </w:tabs>
         <w:rPr>
           <w:rFonts w:ascii="Aptos" w:hAnsi="Aptos"/>
           <w:noProof/>
@@ -715,7 +667,7 @@
         <w:rPr>
           <w:noProof/>
         </w:rPr>
-        <w:t>Ex 2.1</w:t>
+        <w:t>Ex 1.1</w:t>
       </w:r>
       <w:r>
         <w:rPr>
@@ -748,7 +700,7 @@
         <w:rPr>
           <w:noProof/>
         </w:rPr>
-        <w:instrText xml:space="preserve"> PAGEREF _Toc181008480 \h </w:instrText>
+        <w:instrText xml:space="preserve"> PAGEREF _Toc208400171 \h </w:instrText>
       </w:r>
       <w:r>
         <w:rPr>
@@ -777,10 +729,6 @@
     <w:p>
       <w:pPr>
         <w:pStyle w:val="TOC2"/>
-        <w:tabs>
-          <w:tab w:val="left" w:pos="1200"/>
-          <w:tab w:val="right" w:leader="dot" w:pos="9344"/>
-        </w:tabs>
         <w:rPr>
           <w:rFonts w:ascii="Aptos" w:hAnsi="Aptos"/>
           <w:noProof/>
@@ -792,7 +740,7 @@
         <w:rPr>
           <w:noProof/>
         </w:rPr>
-        <w:t>Ex 2.2</w:t>
+        <w:t>Ex 1.2</w:t>
       </w:r>
       <w:r>
         <w:rPr>
@@ -825,7 +773,7 @@
         <w:rPr>
           <w:noProof/>
         </w:rPr>
-        <w:instrText xml:space="preserve"> PAGEREF _Toc181008481 \h </w:instrText>
+        <w:instrText xml:space="preserve"> PAGEREF _Toc208400172 \h </w:instrText>
       </w:r>
       <w:r>
         <w:rPr>
@@ -854,10 +802,6 @@
     <w:p>
       <w:pPr>
         <w:pStyle w:val="TOC2"/>
-        <w:tabs>
-          <w:tab w:val="left" w:pos="1200"/>
-          <w:tab w:val="right" w:leader="dot" w:pos="9344"/>
-        </w:tabs>
         <w:rPr>
           <w:rFonts w:ascii="Aptos" w:hAnsi="Aptos"/>
           <w:noProof/>
@@ -869,7 +813,7 @@
         <w:rPr>
           <w:noProof/>
         </w:rPr>
-        <w:t>Ex 2.3</w:t>
+        <w:t>Ex 1.3</w:t>
       </w:r>
       <w:r>
         <w:rPr>
@@ -884,7 +828,15 @@
         <w:rPr>
           <w:noProof/>
         </w:rPr>
-        <w:t>Using the map</w:t>
+        <w:t xml:space="preserve">Using </w:t>
+      </w:r>
+      <w:r>
+        <w:rPr>
+          <w:noProof/>
+          <w:color w:val="0000FF"/>
+          <w:u w:val="single"/>
+        </w:rPr>
+        <w:t>the map</w:t>
       </w:r>
       <w:r>
         <w:rPr>
@@ -902,7 +854,7 @@
         <w:rPr>
           <w:noProof/>
         </w:rPr>
-        <w:instrText xml:space="preserve"> PAGEREF _Toc181008482 \h </w:instrText>
+        <w:instrText xml:space="preserve"> PAGEREF _Toc208400173 \h </w:instrText>
       </w:r>
       <w:r>
         <w:rPr>
@@ -931,10 +883,6 @@
     <w:p>
       <w:pPr>
         <w:pStyle w:val="TOC2"/>
-        <w:tabs>
-          <w:tab w:val="left" w:pos="1200"/>
-          <w:tab w:val="right" w:leader="dot" w:pos="9344"/>
-        </w:tabs>
         <w:rPr>
           <w:rFonts w:ascii="Aptos" w:hAnsi="Aptos"/>
           <w:noProof/>
@@ -946,7 +894,7 @@
         <w:rPr>
           <w:noProof/>
         </w:rPr>
-        <w:t>Ex 2.4</w:t>
+        <w:t>Ex 1.4</w:t>
       </w:r>
       <w:r>
         <w:rPr>
@@ -979,7 +927,7 @@
         <w:rPr>
           <w:noProof/>
         </w:rPr>
-        <w:instrText xml:space="preserve"> PAGEREF _Toc181008483 \h </w:instrText>
+        <w:instrText xml:space="preserve"> PAGEREF _Toc208400174 \h </w:instrText>
       </w:r>
       <w:r>
         <w:rPr>
@@ -1020,7 +968,7 @@
           <w:bCs/>
           <w:noProof/>
         </w:rPr>
-        <w:t>Exercise 3.</w:t>
+        <w:t>Exercise 2.</w:t>
       </w:r>
       <w:r>
         <w:rPr>
@@ -1053,7 +1001,7 @@
         <w:rPr>
           <w:noProof/>
         </w:rPr>
-        <w:instrText xml:space="preserve"> PAGEREF _Toc181008484 \h </w:instrText>
+        <w:instrText xml:space="preserve"> PAGEREF _Toc208400175 \h </w:instrText>
       </w:r>
       <w:r>
         <w:rPr>
@@ -1082,10 +1030,6 @@
     <w:p>
       <w:pPr>
         <w:pStyle w:val="TOC2"/>
-        <w:tabs>
-          <w:tab w:val="left" w:pos="1200"/>
-          <w:tab w:val="right" w:leader="dot" w:pos="9344"/>
-        </w:tabs>
         <w:rPr>
           <w:rFonts w:ascii="Aptos" w:hAnsi="Aptos"/>
           <w:noProof/>
@@ -1097,7 +1041,7 @@
         <w:rPr>
           <w:noProof/>
         </w:rPr>
-        <w:t>Ex 3.1</w:t>
+        <w:t>Ex 2.1</w:t>
       </w:r>
       <w:r>
         <w:rPr>
@@ -1130,7 +1074,7 @@
         <w:rPr>
           <w:noProof/>
         </w:rPr>
-        <w:instrText xml:space="preserve"> PAGEREF _Toc181008485 \h </w:instrText>
+        <w:instrText xml:space="preserve"> PAGEREF _Toc208400176 \h </w:instrText>
       </w:r>
       <w:r>
         <w:rPr>
@@ -1159,10 +1103,6 @@
     <w:p>
       <w:pPr>
         <w:pStyle w:val="TOC2"/>
-        <w:tabs>
-          <w:tab w:val="left" w:pos="1200"/>
-          <w:tab w:val="right" w:leader="dot" w:pos="9344"/>
-        </w:tabs>
         <w:rPr>
           <w:rFonts w:ascii="Aptos" w:hAnsi="Aptos"/>
           <w:noProof/>
@@ -1174,7 +1114,7 @@
         <w:rPr>
           <w:noProof/>
         </w:rPr>
-        <w:t>Ex 3.2</w:t>
+        <w:t>Ex 2.2</w:t>
       </w:r>
       <w:r>
         <w:rPr>
@@ -1207,7 +1147,7 @@
         <w:rPr>
           <w:noProof/>
         </w:rPr>
-        <w:instrText xml:space="preserve"> PAGEREF _Toc181008486 \h </w:instrText>
+        <w:instrText xml:space="preserve"> PAGEREF _Toc208400177 \h </w:instrText>
       </w:r>
       <w:r>
         <w:rPr>
@@ -1248,7 +1188,7 @@
           <w:bCs/>
           <w:noProof/>
         </w:rPr>
-        <w:t>Exercise 4.</w:t>
+        <w:t>Exercise 3.</w:t>
       </w:r>
       <w:r>
         <w:rPr>
@@ -1281,7 +1221,7 @@
         <w:rPr>
           <w:noProof/>
         </w:rPr>
-        <w:instrText xml:space="preserve"> PAGEREF _Toc181008487 \h </w:instrText>
+        <w:instrText xml:space="preserve"> PAGEREF _Toc208400178 \h </w:instrText>
       </w:r>
       <w:r>
         <w:rPr>
@@ -1310,10 +1250,6 @@
     <w:p>
       <w:pPr>
         <w:pStyle w:val="TOC2"/>
-        <w:tabs>
-          <w:tab w:val="left" w:pos="1200"/>
-          <w:tab w:val="right" w:leader="dot" w:pos="9344"/>
-        </w:tabs>
         <w:rPr>
           <w:rFonts w:ascii="Aptos" w:hAnsi="Aptos"/>
           <w:noProof/>
@@ -1325,7 +1261,7 @@
         <w:rPr>
           <w:noProof/>
         </w:rPr>
-        <w:t>Ex 4.1</w:t>
+        <w:t>Ex 3.1</w:t>
       </w:r>
       <w:r>
         <w:rPr>
@@ -1358,7 +1294,7 @@
         <w:rPr>
           <w:noProof/>
         </w:rPr>
-        <w:instrText xml:space="preserve"> PAGEREF _Toc181008488 \h </w:instrText>
+        <w:instrText xml:space="preserve"> PAGEREF _Toc208400179 \h </w:instrText>
       </w:r>
       <w:r>
         <w:rPr>
@@ -1387,10 +1323,6 @@
     <w:p>
       <w:pPr>
         <w:pStyle w:val="TOC2"/>
-        <w:tabs>
-          <w:tab w:val="left" w:pos="1200"/>
-          <w:tab w:val="right" w:leader="dot" w:pos="9344"/>
-        </w:tabs>
         <w:rPr>
           <w:rFonts w:ascii="Aptos" w:hAnsi="Aptos"/>
           <w:noProof/>
@@ -1402,7 +1334,7 @@
         <w:rPr>
           <w:noProof/>
         </w:rPr>
-        <w:t>Ex 4.2</w:t>
+        <w:t>Ex 3.2</w:t>
       </w:r>
       <w:r>
         <w:rPr>
@@ -1435,7 +1367,7 @@
         <w:rPr>
           <w:noProof/>
         </w:rPr>
-        <w:instrText xml:space="preserve"> PAGEREF _Toc181008489 \h </w:instrText>
+        <w:instrText xml:space="preserve"> PAGEREF _Toc208400180 \h </w:instrText>
       </w:r>
       <w:r>
         <w:rPr>
@@ -1476,7 +1408,7 @@
           <w:bCs/>
           <w:noProof/>
         </w:rPr>
-        <w:t>Exercise 5.</w:t>
+        <w:t>Exercise 4.</w:t>
       </w:r>
       <w:r>
         <w:rPr>
@@ -1509,7 +1441,7 @@
         <w:rPr>
           <w:noProof/>
         </w:rPr>
-        <w:instrText xml:space="preserve"> PAGEREF _Toc181008490 \h </w:instrText>
+        <w:instrText xml:space="preserve"> PAGEREF _Toc208400181 \h </w:instrText>
       </w:r>
       <w:r>
         <w:rPr>
@@ -1538,10 +1470,6 @@
     <w:p>
       <w:pPr>
         <w:pStyle w:val="TOC2"/>
-        <w:tabs>
-          <w:tab w:val="left" w:pos="1200"/>
-          <w:tab w:val="right" w:leader="dot" w:pos="9344"/>
-        </w:tabs>
         <w:rPr>
           <w:rFonts w:ascii="Aptos" w:hAnsi="Aptos"/>
           <w:noProof/>
@@ -1553,7 +1481,7 @@
         <w:rPr>
           <w:noProof/>
         </w:rPr>
-        <w:t>Ex 5.1</w:t>
+        <w:t>Ex 4.1</w:t>
       </w:r>
       <w:r>
         <w:rPr>
@@ -1586,7 +1514,7 @@
         <w:rPr>
           <w:noProof/>
         </w:rPr>
-        <w:instrText xml:space="preserve"> PAGEREF _Toc181008491 \h </w:instrText>
+        <w:instrText xml:space="preserve"> PAGEREF _Toc208400182 \h </w:instrText>
       </w:r>
       <w:r>
         <w:rPr>
@@ -1615,10 +1543,6 @@
     <w:p>
       <w:pPr>
         <w:pStyle w:val="TOC2"/>
-        <w:tabs>
-          <w:tab w:val="left" w:pos="1200"/>
-          <w:tab w:val="right" w:leader="dot" w:pos="9344"/>
-        </w:tabs>
         <w:rPr>
           <w:rFonts w:ascii="Aptos" w:hAnsi="Aptos"/>
           <w:noProof/>
@@ -1630,7 +1554,7 @@
         <w:rPr>
           <w:noProof/>
         </w:rPr>
-        <w:t>Ex 5.2</w:t>
+        <w:t>Ex 4.2</w:t>
       </w:r>
       <w:r>
         <w:rPr>
@@ -1663,7 +1587,7 @@
         <w:rPr>
           <w:noProof/>
         </w:rPr>
-        <w:instrText xml:space="preserve"> PAGEREF _Toc181008492 \h </w:instrText>
+        <w:instrText xml:space="preserve"> PAGEREF _Toc208400183 \h </w:instrText>
       </w:r>
       <w:r>
         <w:rPr>
@@ -1692,10 +1616,6 @@
     <w:p>
       <w:pPr>
         <w:pStyle w:val="TOC2"/>
-        <w:tabs>
-          <w:tab w:val="left" w:pos="1200"/>
-          <w:tab w:val="right" w:leader="dot" w:pos="9344"/>
-        </w:tabs>
         <w:rPr>
           <w:rFonts w:ascii="Aptos" w:hAnsi="Aptos"/>
           <w:noProof/>
@@ -1707,7 +1627,7 @@
         <w:rPr>
           <w:noProof/>
         </w:rPr>
-        <w:t>Ex 5.3</w:t>
+        <w:t>Ex 4.3</w:t>
       </w:r>
       <w:r>
         <w:rPr>
@@ -1740,7 +1660,7 @@
         <w:rPr>
           <w:noProof/>
         </w:rPr>
-        <w:instrText xml:space="preserve"> PAGEREF _Toc181008493 \h </w:instrText>
+        <w:instrText xml:space="preserve"> PAGEREF _Toc208400184 \h </w:instrText>
       </w:r>
       <w:r>
         <w:rPr>
@@ -1781,7 +1701,7 @@
           <w:bCs/>
           <w:noProof/>
         </w:rPr>
-        <w:t>Exercise 6.</w:t>
+        <w:t>Exercise 5.</w:t>
       </w:r>
       <w:r>
         <w:rPr>
@@ -1814,7 +1734,7 @@
         <w:rPr>
           <w:noProof/>
         </w:rPr>
-        <w:instrText xml:space="preserve"> PAGEREF _Toc181008494 \h </w:instrText>
+        <w:instrText xml:space="preserve"> PAGEREF _Toc208400185 \h </w:instrText>
       </w:r>
       <w:r>
         <w:rPr>
@@ -1843,10 +1763,6 @@
     <w:p>
       <w:pPr>
         <w:pStyle w:val="TOC2"/>
-        <w:tabs>
-          <w:tab w:val="left" w:pos="1200"/>
-          <w:tab w:val="right" w:leader="dot" w:pos="9344"/>
-        </w:tabs>
         <w:rPr>
           <w:rFonts w:ascii="Aptos" w:hAnsi="Aptos"/>
           <w:noProof/>
@@ -1858,7 +1774,7 @@
         <w:rPr>
           <w:noProof/>
         </w:rPr>
-        <w:t>Ex 6.1</w:t>
+        <w:t>Ex 5.1</w:t>
       </w:r>
       <w:r>
         <w:rPr>
@@ -1891,7 +1807,7 @@
         <w:rPr>
           <w:noProof/>
         </w:rPr>
-        <w:instrText xml:space="preserve"> PAGEREF _Toc181008495 \h </w:instrText>
+        <w:instrText xml:space="preserve"> PAGEREF _Toc208400186 \h </w:instrText>
       </w:r>
       <w:r>
         <w:rPr>
@@ -1920,10 +1836,6 @@
     <w:p>
       <w:pPr>
         <w:pStyle w:val="TOC2"/>
-        <w:tabs>
-          <w:tab w:val="left" w:pos="1200"/>
-          <w:tab w:val="right" w:leader="dot" w:pos="9344"/>
-        </w:tabs>
         <w:rPr>
           <w:rFonts w:ascii="Aptos" w:hAnsi="Aptos"/>
           <w:noProof/>
@@ -1935,7 +1847,7 @@
         <w:rPr>
           <w:noProof/>
         </w:rPr>
-        <w:t>Ex 6.2</w:t>
+        <w:t>Ex 5.2</w:t>
       </w:r>
       <w:r>
         <w:rPr>
@@ -1968,7 +1880,7 @@
         <w:rPr>
           <w:noProof/>
         </w:rPr>
-        <w:instrText xml:space="preserve"> PAGEREF _Toc181008496 \h </w:instrText>
+        <w:instrText xml:space="preserve"> PAGEREF _Toc208400187 \h </w:instrText>
       </w:r>
       <w:r>
         <w:rPr>
@@ -1997,10 +1909,6 @@
     <w:p>
       <w:pPr>
         <w:pStyle w:val="TOC2"/>
-        <w:tabs>
-          <w:tab w:val="left" w:pos="1200"/>
-          <w:tab w:val="right" w:leader="dot" w:pos="9344"/>
-        </w:tabs>
         <w:rPr>
           <w:rFonts w:ascii="Aptos" w:hAnsi="Aptos"/>
           <w:noProof/>
@@ -2012,7 +1920,7 @@
         <w:rPr>
           <w:noProof/>
         </w:rPr>
-        <w:t>Ex 6.3</w:t>
+        <w:t>Ex 5.3</w:t>
       </w:r>
       <w:r>
         <w:rPr>
@@ -2045,7 +1953,7 @@
         <w:rPr>
           <w:noProof/>
         </w:rPr>
-        <w:instrText xml:space="preserve"> PAGEREF _Toc181008497 \h </w:instrText>
+        <w:instrText xml:space="preserve"> PAGEREF _Toc208400188 \h </w:instrText>
       </w:r>
       <w:r>
         <w:rPr>
@@ -2074,10 +1982,6 @@
     <w:p>
       <w:pPr>
         <w:pStyle w:val="TOC2"/>
-        <w:tabs>
-          <w:tab w:val="left" w:pos="1200"/>
-          <w:tab w:val="right" w:leader="dot" w:pos="9344"/>
-        </w:tabs>
         <w:rPr>
           <w:rFonts w:ascii="Aptos" w:hAnsi="Aptos"/>
           <w:noProof/>
@@ -2089,7 +1993,7 @@
         <w:rPr>
           <w:noProof/>
         </w:rPr>
-        <w:t>Ex 6.4</w:t>
+        <w:t>Ex 5.4</w:t>
       </w:r>
       <w:r>
         <w:rPr>
@@ -2122,7 +2026,7 @@
         <w:rPr>
           <w:noProof/>
         </w:rPr>
-        <w:instrText xml:space="preserve"> PAGEREF _Toc181008498 \h </w:instrText>
+        <w:instrText xml:space="preserve"> PAGEREF _Toc208400189 \h </w:instrText>
       </w:r>
       <w:r>
         <w:rPr>
@@ -2151,10 +2055,6 @@
     <w:p>
       <w:pPr>
         <w:pStyle w:val="TOC2"/>
-        <w:tabs>
-          <w:tab w:val="left" w:pos="1200"/>
-          <w:tab w:val="right" w:leader="dot" w:pos="9344"/>
-        </w:tabs>
         <w:rPr>
           <w:rFonts w:ascii="Aptos" w:hAnsi="Aptos"/>
           <w:noProof/>
@@ -2166,7 +2066,7 @@
         <w:rPr>
           <w:noProof/>
         </w:rPr>
-        <w:t>Ex 6.5</w:t>
+        <w:t>Ex 5.5</w:t>
       </w:r>
       <w:r>
         <w:rPr>
@@ -2199,7 +2099,7 @@
         <w:rPr>
           <w:noProof/>
         </w:rPr>
-        <w:instrText xml:space="preserve"> PAGEREF _Toc181008499 \h </w:instrText>
+        <w:instrText xml:space="preserve"> PAGEREF _Toc208400190 \h </w:instrText>
       </w:r>
       <w:r>
         <w:rPr>
@@ -2240,7 +2140,7 @@
           <w:bCs/>
           <w:noProof/>
         </w:rPr>
-        <w:t>Exercise 7.</w:t>
+        <w:t>Exercise 6.</w:t>
       </w:r>
       <w:r>
         <w:rPr>
@@ -2273,7 +2173,7 @@
         <w:rPr>
           <w:noProof/>
         </w:rPr>
-        <w:instrText xml:space="preserve"> PAGEREF _Toc181008500 \h </w:instrText>
+        <w:instrText xml:space="preserve"> PAGEREF _Toc208400191 \h </w:instrText>
       </w:r>
       <w:r>
         <w:rPr>
@@ -2314,7 +2214,7 @@
           <w:bCs/>
           <w:noProof/>
         </w:rPr>
-        <w:t>Exercise 8.</w:t>
+        <w:t>Exercise 7.</w:t>
       </w:r>
       <w:r>
         <w:rPr>
@@ -2347,7 +2247,7 @@
         <w:rPr>
           <w:noProof/>
         </w:rPr>
-        <w:instrText xml:space="preserve"> PAGEREF _Toc181008501 \h </w:instrText>
+        <w:instrText xml:space="preserve"> PAGEREF _Toc208400192 \h </w:instrText>
       </w:r>
       <w:r>
         <w:rPr>
@@ -2376,10 +2276,6 @@
     <w:p>
       <w:pPr>
         <w:pStyle w:val="TOC2"/>
-        <w:tabs>
-          <w:tab w:val="left" w:pos="1200"/>
-          <w:tab w:val="right" w:leader="dot" w:pos="9344"/>
-        </w:tabs>
         <w:rPr>
           <w:rFonts w:ascii="Aptos" w:hAnsi="Aptos"/>
           <w:noProof/>
@@ -2391,7 +2287,7 @@
         <w:rPr>
           <w:noProof/>
         </w:rPr>
-        <w:t>Ex 8.1</w:t>
+        <w:t>Ex 7.1</w:t>
       </w:r>
       <w:r>
         <w:rPr>
@@ -2424,7 +2320,7 @@
         <w:rPr>
           <w:noProof/>
         </w:rPr>
-        <w:instrText xml:space="preserve"> PAGEREF _Toc181008502 \h </w:instrText>
+        <w:instrText xml:space="preserve"> PAGEREF _Toc208400193 \h </w:instrText>
       </w:r>
       <w:r>
         <w:rPr>
@@ -2453,10 +2349,6 @@
     <w:p>
       <w:pPr>
         <w:pStyle w:val="TOC2"/>
-        <w:tabs>
-          <w:tab w:val="left" w:pos="1200"/>
-          <w:tab w:val="right" w:leader="dot" w:pos="9344"/>
-        </w:tabs>
         <w:rPr>
           <w:rFonts w:ascii="Aptos" w:hAnsi="Aptos"/>
           <w:noProof/>
@@ -2468,7 +2360,8 @@
         <w:rPr>
           <w:noProof/>
         </w:rPr>
-        <w:t>Ex 8.2</w:t>
+        <w:lastRenderedPageBreak/>
+        <w:t>Ex 7.2</w:t>
       </w:r>
       <w:r>
         <w:rPr>
@@ -2501,7 +2394,7 @@
         <w:rPr>
           <w:noProof/>
         </w:rPr>
-        <w:instrText xml:space="preserve"> PAGEREF _Toc181008503 \h </w:instrText>
+        <w:instrText xml:space="preserve"> PAGEREF _Toc208400194 \h </w:instrText>
       </w:r>
       <w:r>
         <w:rPr>
@@ -2542,7 +2435,7 @@
           <w:bCs/>
           <w:noProof/>
         </w:rPr>
-        <w:t>Exercise 9.</w:t>
+        <w:t>Exercise 8.</w:t>
       </w:r>
       <w:r>
         <w:rPr>
@@ -2575,7 +2468,7 @@
         <w:rPr>
           <w:noProof/>
         </w:rPr>
-        <w:instrText xml:space="preserve"> PAGEREF _Toc181008504 \h </w:instrText>
+        <w:instrText xml:space="preserve"> PAGEREF _Toc208400195 \h </w:instrText>
       </w:r>
       <w:r>
         <w:rPr>
@@ -2604,10 +2497,6 @@
     <w:p>
       <w:pPr>
         <w:pStyle w:val="TOC2"/>
-        <w:tabs>
-          <w:tab w:val="left" w:pos="1200"/>
-          <w:tab w:val="right" w:leader="dot" w:pos="9344"/>
-        </w:tabs>
         <w:rPr>
           <w:rFonts w:ascii="Aptos" w:hAnsi="Aptos"/>
           <w:noProof/>
@@ -2619,7 +2508,7 @@
         <w:rPr>
           <w:noProof/>
         </w:rPr>
-        <w:t>Ex 9.1</w:t>
+        <w:t>Ex 8.1</w:t>
       </w:r>
       <w:r>
         <w:rPr>
@@ -2652,7 +2541,7 @@
         <w:rPr>
           <w:noProof/>
         </w:rPr>
-        <w:instrText xml:space="preserve"> PAGEREF _Toc181008505 \h </w:instrText>
+        <w:instrText xml:space="preserve"> PAGEREF _Toc208400196 \h </w:instrText>
       </w:r>
       <w:r>
         <w:rPr>
@@ -2681,10 +2570,6 @@
     <w:p>
       <w:pPr>
         <w:pStyle w:val="TOC2"/>
-        <w:tabs>
-          <w:tab w:val="left" w:pos="1200"/>
-          <w:tab w:val="right" w:leader="dot" w:pos="9344"/>
-        </w:tabs>
         <w:rPr>
           <w:rFonts w:ascii="Aptos" w:hAnsi="Aptos"/>
           <w:noProof/>
@@ -2696,7 +2581,7 @@
         <w:rPr>
           <w:noProof/>
         </w:rPr>
-        <w:t>Ex 9.2</w:t>
+        <w:t>Ex 8.2</w:t>
       </w:r>
       <w:r>
         <w:rPr>
@@ -2729,7 +2614,7 @@
         <w:rPr>
           <w:noProof/>
         </w:rPr>
-        <w:instrText xml:space="preserve"> PAGEREF _Toc181008506 \h </w:instrText>
+        <w:instrText xml:space="preserve"> PAGEREF _Toc208400197 \h </w:instrText>
       </w:r>
       <w:r>
         <w:rPr>
@@ -2770,7 +2655,7 @@
           <w:bCs/>
           <w:noProof/>
         </w:rPr>
-        <w:t>Exercise 10.</w:t>
+        <w:t>Exercise 9.</w:t>
       </w:r>
       <w:r>
         <w:rPr>
@@ -2803,7 +2688,7 @@
         <w:rPr>
           <w:noProof/>
         </w:rPr>
-        <w:instrText xml:space="preserve"> PAGEREF _Toc181008507 \h </w:instrText>
+        <w:instrText xml:space="preserve"> PAGEREF _Toc208400198 \h </w:instrText>
       </w:r>
       <w:r>
         <w:rPr>
@@ -2842,240 +2727,44 @@
       <w:r>
         <w:br w:type="page"/>
       </w:r>
-      <w:bookmarkStart w:id="0" w:name="_Toc181008472"/>
+      <w:bookmarkStart w:id="0" w:name="_Toc208400163"/>
       <w:r>
         <w:lastRenderedPageBreak/>
+        <w:t>Tutorial Learning Outcomes</w:t>
+      </w:r>
+      <w:bookmarkEnd w:id="0"/>
+    </w:p>
+    <w:p>
+      <w:r>
+        <w:t xml:space="preserve">The purpose of this tutorial is to provide a basic overview of how to use </w:t>
+      </w:r>
+      <w:r>
         <w:t>PAMGuard</w:t>
       </w:r>
       <w:r>
-        <w:t xml:space="preserve"> Overview</w:t>
-      </w:r>
-      <w:bookmarkEnd w:id="0"/>
-    </w:p>
-    <w:p>
-      <w:r>
-        <w:t>Many marine activities involve underwater sound emissions. These may be a by-product of the activity (e.g. piling or explosives), or a tool (e.g. air guns used for seismic surveys in oil and gas exploration, or military/commercial sonar). To mitigate against harm to marine mammals, observers are often employed to visually scan the sea surface for the presence of animals. In the event of a sighting, procedures such as suspension/delay of activities may be implemented to avoid harm.</w:t>
-      </w:r>
-    </w:p>
-    <w:p>
-      <w:r>
-        <w:t>Visual observations play a vital role, but marine mammals are difficult to spot on the sea surface, especially when weather and light conditions are poor. However, many marine mammals produce loud and distinctive vocalisations, which can often be detected more reliably than visual cues. For these species, passive acoustic monitoring (PAM) offers an effective means of detection. Furthermore, the creatures do not need to be on the surface to be detected.</w:t>
-      </w:r>
-    </w:p>
-    <w:p>
-      <w:r>
-        <w:t>A basic PAM syste</w:t>
-      </w:r>
-      <w:r>
-        <w:t>m consists of a number of hydrophone elements (analogous to microphones</w:t>
-      </w:r>
-      <w:r>
-        <w:t xml:space="preserve"> in air</w:t>
-      </w:r>
-      <w:r>
-        <w:t>, but used for underwater sound</w:t>
-      </w:r>
-      <w:r>
-        <w:t>) arranged to form an array, hydrophone signal conditioning/amplification, a signal acquisition</w:t>
-      </w:r>
-      <w:r>
-        <w:t xml:space="preserve"> </w:t>
-      </w:r>
-      <w:r>
-        <w:t>device (e.g. a sound card) and a computer running PAM software. Sounds in the water are converted by the hydrophones into electrical signals which are conditioned appropriately and converted into digital signals for processing by the PAM software.</w:t>
-      </w:r>
-    </w:p>
-    <w:p>
-      <w:r>
-        <w:t xml:space="preserve">The </w:t>
-      </w:r>
-      <w:r>
-        <w:t>PAMGuard</w:t>
-      </w:r>
-      <w:r>
-        <w:t xml:space="preserve"> project was set up to provide </w:t>
-      </w:r>
-      <w:r>
-        <w:t>a</w:t>
-      </w:r>
-      <w:r>
-        <w:t xml:space="preserve"> standard software infrastructure for acoustic detection, localisation and classification for mitigation against harm to marine mammals, and for research into their abundance, distribution and behaviour.</w:t>
-      </w:r>
-    </w:p>
-    <w:p>
-      <w:r>
-        <w:t>PAMGuard</w:t>
-      </w:r>
-      <w:r>
-        <w:t xml:space="preserve"> is open-source </w:t>
-      </w:r>
-      <w:r>
-        <w:t>Passive Acoustic Modelling (</w:t>
-      </w:r>
-      <w:r>
-        <w:t>PAM</w:t>
-      </w:r>
-      <w:r>
-        <w:t>)</w:t>
-      </w:r>
-      <w:r>
-        <w:t xml:space="preserve"> software based on a platform-independent (e.g. Windows or Linux), flexible, modular architecture.</w:t>
-      </w:r>
-    </w:p>
-    <w:p>
-      <w:r>
-        <w:t xml:space="preserve">This architecture makes it relatively straightforward to incorporate new modules as they are developed to include additional detection, localisation, classification and sound visualisation functionalities. The software offers a versatile software/hardware interface to enable flexibility in the configuration of in-sea equipment (number of hydrophones, sensitivities, spacing and geometry). </w:t>
-      </w:r>
-    </w:p>
-    <w:p>
-      <w:r>
-        <w:t>PAMGuard</w:t>
-      </w:r>
-      <w:r>
-        <w:t xml:space="preserve"> is a sophisticated software package that can be used by the expert user to set up industry/research PAM infrastructure. It can also be configured for operational use by MMO PAM operators. Central to the software design is a flexible core architecture which allows the integration of a range of additional plug-ins. </w:t>
-      </w:r>
-      <w:r>
-        <w:t>For mor</w:t>
-      </w:r>
-      <w:r>
-        <w:t xml:space="preserve">e information on PAM and </w:t>
-      </w:r>
-      <w:r>
-        <w:t>PAMGuard</w:t>
-      </w:r>
-      <w:r>
-        <w:t xml:space="preserve"> please visit </w:t>
-      </w:r>
-      <w:r>
-        <w:rPr>
-          <w:i/>
-        </w:rPr>
-        <w:t>www.</w:t>
-      </w:r>
-      <w:r>
-        <w:rPr>
-          <w:i/>
-        </w:rPr>
-        <w:t>PAMGuard</w:t>
-      </w:r>
-      <w:r>
-        <w:rPr>
-          <w:i/>
-        </w:rPr>
-        <w:t>.org</w:t>
-      </w:r>
-      <w:r>
-        <w:t>.</w:t>
-      </w:r>
-    </w:p>
-    <w:p>
-      <w:r>
-        <w:t xml:space="preserve">This tutorial provides an introduction to </w:t>
-      </w:r>
-      <w:r>
-        <w:t>PAMGuard</w:t>
-      </w:r>
-      <w:r>
-        <w:t xml:space="preserve"> from a user’s perspective. This involves exercises in setting up and running the software </w:t>
-      </w:r>
-      <w:r>
-        <w:t>with</w:t>
-      </w:r>
-      <w:r>
-        <w:t xml:space="preserve"> a variety of configurations of </w:t>
-      </w:r>
-      <w:r>
-        <w:t>p</w:t>
-      </w:r>
-      <w:r>
-        <w:t>lug-in modules.</w:t>
-      </w:r>
-    </w:p>
-    <w:p>
-      <w:r>
-        <w:t xml:space="preserve">The </w:t>
-      </w:r>
-      <w:r>
-        <w:t xml:space="preserve">latest </w:t>
-      </w:r>
-      <w:r>
-        <w:t>PAMGuard</w:t>
-      </w:r>
-      <w:r>
-        <w:t xml:space="preserve"> release</w:t>
-      </w:r>
-      <w:r>
-        <w:t xml:space="preserve"> contains</w:t>
-      </w:r>
-      <w:r>
-        <w:t xml:space="preserve"> over</w:t>
-      </w:r>
-      <w:r>
-        <w:t xml:space="preserve"> 38</w:t>
-      </w:r>
-      <w:r>
-        <w:t xml:space="preserve"> different plug in modules. A complete list of these is available on the </w:t>
-      </w:r>
-      <w:r>
-        <w:t>PAMGuard</w:t>
-      </w:r>
-      <w:r>
-        <w:t xml:space="preserve"> web site at </w:t>
-      </w:r>
-      <w:hyperlink r:id="rId10" w:history="1">
+        <w:t xml:space="preserve">, including adding and configuring plug-in modules. </w:t>
+      </w:r>
+    </w:p>
+    <w:p>
+      <w:r>
+        <w:t xml:space="preserve">This tutorial is aimed at novice users of PAMGuard with little or no experience of Passive Acoustic Monitoring. However, it is expected that you have a basic grasp of some concepts of sound, and </w:t>
+      </w:r>
+      <w:r>
+        <w:t>terms describing sound</w:t>
+      </w:r>
+      <w:r>
+        <w:t xml:space="preserve">. If you’re completely new to this area, you’ll find excellent introductory guides to the science of sound on the </w:t>
+      </w:r>
+      <w:hyperlink r:id="rId10" w:tgtFrame="dosits" w:history="1">
         <w:r>
           <w:rPr>
             <w:rStyle w:val="Hyperlink"/>
-            <w:rFonts w:ascii="Tahoma" w:hAnsi="Tahoma" w:cs="Tahoma"/>
           </w:rPr>
-          <w:t>http://www.</w:t>
-        </w:r>
-        <w:r>
-          <w:rPr>
-            <w:rStyle w:val="Hyperlink"/>
-            <w:rFonts w:ascii="Tahoma" w:hAnsi="Tahoma" w:cs="Tahoma"/>
-          </w:rPr>
-          <w:t>PAMGuard</w:t>
-        </w:r>
-        <w:r>
-          <w:rPr>
-            <w:rStyle w:val="Hyperlink"/>
-            <w:rFonts w:ascii="Tahoma" w:hAnsi="Tahoma" w:cs="Tahoma"/>
-          </w:rPr>
-          <w:t>.org/modules.shtml</w:t>
+          <w:t>Discovery of Sound in the Sea</w:t>
         </w:r>
       </w:hyperlink>
-    </w:p>
-    <w:p/>
-    <w:p>
-      <w:pPr>
-        <w:pStyle w:val="Heading1"/>
-      </w:pPr>
-      <w:r>
-        <w:br w:type="page"/>
-      </w:r>
-      <w:bookmarkStart w:id="1" w:name="_Toc181008473"/>
-      <w:r>
-        <w:lastRenderedPageBreak/>
-        <w:t>Tutorial Learning Outcomes</w:t>
-      </w:r>
-      <w:bookmarkEnd w:id="1"/>
-    </w:p>
-    <w:p>
-      <w:r>
-        <w:t xml:space="preserve">The purpose of this tutorial is to provide a basic overview of how to use </w:t>
-      </w:r>
-      <w:r>
-        <w:t>PAMGuard</w:t>
-      </w:r>
-      <w:r>
-        <w:t xml:space="preserve">, including adding and configuring </w:t>
-      </w:r>
-      <w:r>
-        <w:t>p</w:t>
-      </w:r>
-      <w:r>
-        <w:t xml:space="preserve">lug-in modules. </w:t>
+      <w:r>
+        <w:t xml:space="preserve"> website.</w:t>
       </w:r>
     </w:p>
     <w:p>
@@ -3130,13 +2819,10 @@
         </w:numPr>
       </w:pPr>
       <w:r>
-        <w:t xml:space="preserve">Running and configuring a </w:t>
-      </w:r>
-      <w:r>
-        <w:t>Click Detector</w:t>
-      </w:r>
-      <w:r>
-        <w:t xml:space="preserve"> module</w:t>
+        <w:t>Running and configuring a Click Detector module</w:t>
+      </w:r>
+      <w:r>
+        <w:t xml:space="preserve"> for sperm whale echolocation clicks</w:t>
       </w:r>
     </w:p>
     <w:p>
@@ -3163,6 +2849,9 @@
       <w:r>
         <w:t>Adding, configuring and running a Whistle Detector</w:t>
       </w:r>
+      <w:r>
+        <w:t xml:space="preserve"> for dolphin whistles.</w:t>
+      </w:r>
     </w:p>
     <w:p>
       <w:pPr>
@@ -3175,10 +2864,7 @@
         <w:t xml:space="preserve">Using “Ishmael” </w:t>
       </w:r>
       <w:r>
-        <w:t>modules</w:t>
-      </w:r>
-      <w:r>
-        <w:t xml:space="preserve"> for Energy Sum, Spectrogram Correlation and Matched Filter detectors.</w:t>
+        <w:t>modules for Energy Sum, Spectrogram Correlation and Matched Filter detectors.</w:t>
       </w:r>
     </w:p>
     <w:p>
@@ -3200,7 +2886,19 @@
         </w:numPr>
       </w:pPr>
       <w:r>
-        <w:t>Adding and configuring FFT Engines</w:t>
+        <w:t xml:space="preserve">Adding and configuring </w:t>
+      </w:r>
+      <w:r>
+        <w:t>Fast Fourier Transform (</w:t>
+      </w:r>
+      <w:r>
+        <w:t>FFT</w:t>
+      </w:r>
+      <w:r>
+        <w:t>)</w:t>
+      </w:r>
+      <w:r>
+        <w:t xml:space="preserve"> Engines</w:t>
       </w:r>
     </w:p>
     <w:p>
@@ -3211,7 +2909,19 @@
         </w:numPr>
       </w:pPr>
       <w:r>
-        <w:t>Using spectrogram and radar displays to view detection information</w:t>
+        <w:t xml:space="preserve">Using spectrogram and </w:t>
+      </w:r>
+      <w:r>
+        <w:t>‘</w:t>
+      </w:r>
+      <w:r>
+        <w:t>radar</w:t>
+      </w:r>
+      <w:r>
+        <w:t>’</w:t>
+      </w:r>
+      <w:r>
+        <w:t xml:space="preserve"> displays to view detection information</w:t>
       </w:r>
     </w:p>
     <w:p>
@@ -3221,7 +2931,13 @@
     </w:p>
     <w:p>
       <w:r>
-        <w:t xml:space="preserve">The exercises can be seen as a guide, so you’re encouraged to experiment with </w:t>
+        <w:t>The exercises can be seen as a guide</w:t>
+      </w:r>
+      <w:r>
+        <w:t>:</w:t>
+      </w:r>
+      <w:r>
+        <w:t xml:space="preserve"> you’re encouraged to experiment with </w:t>
       </w:r>
       <w:r>
         <w:t>PAMGuard</w:t>
@@ -3233,17 +2949,302 @@
     <w:p/>
     <w:p>
       <w:pPr>
-        <w:pStyle w:val="Style1"/>
+        <w:pStyle w:val="Heading1"/>
+      </w:pPr>
+      <w:bookmarkStart w:id="1" w:name="_Toc208400164"/>
+      <w:r>
+        <w:t>Further Help</w:t>
+      </w:r>
+      <w:bookmarkEnd w:id="1"/>
+    </w:p>
+    <w:p>
+      <w:r>
+        <w:t xml:space="preserve">PAMGuard has an extensive online help system available from the Help menu when you are running PAMGuard. A copy of this help is also available through our website at </w:t>
+      </w:r>
+      <w:hyperlink r:id="rId11" w:history="1">
+        <w:r>
+          <w:rPr>
+            <w:rStyle w:val="Hyperlink"/>
+          </w:rPr>
+          <w:t>https://www.pamguard.org/olhelp/</w:t>
+        </w:r>
+      </w:hyperlink>
+      <w:r>
+        <w:t xml:space="preserve">. This tutorial contains several links to pages within the help system if you want to read more about the different PAMGuard modules. </w:t>
+      </w:r>
+    </w:p>
+    <w:p/>
+    <w:p>
+      <w:pPr>
+        <w:pStyle w:val="Heading1"/>
       </w:pPr>
       <w:r>
         <w:br w:type="page"/>
       </w:r>
-      <w:bookmarkStart w:id="2" w:name="_Toc181008474"/>
+      <w:bookmarkStart w:id="2" w:name="_Toc208400165"/>
+      <w:r>
+        <w:lastRenderedPageBreak/>
+        <w:t>PAMGuard</w:t>
+      </w:r>
+      <w:r>
+        <w:t xml:space="preserve"> Overview</w:t>
+      </w:r>
+      <w:bookmarkEnd w:id="2"/>
+    </w:p>
+    <w:p>
+      <w:r>
+        <w:t xml:space="preserve">Many marine activities involve underwater sound emissions. These may be a by-product of the activity (e.g. piling or explosives), or a tool (e.g. air guns used for seismic surveys in oil and gas exploration, or military/commercial sonar). To mitigate against harm to marine mammals, </w:t>
+      </w:r>
+      <w:r>
+        <w:t>Marine Mammal Observers (MMOs)</w:t>
+      </w:r>
+      <w:r>
+        <w:t xml:space="preserve"> are often employed to visually scan the sea surface for the presence of animals. In the event of a sighting, procedures such as suspension/delay of activities may be implemented to avoid harm.</w:t>
+      </w:r>
+    </w:p>
+    <w:p>
+      <w:r>
+        <w:t>Visual observations play a vital role, but marine mammals are difficult to spot on the sea surface, especially when weather and light conditions are poor. However, many marine mammals produce loud and distinctive vocalisations, which can often be detected more reliably than visual cues. For these species, passive acoustic monitoring (PAM) offers an effective means of detection. Furthermore, the creatures do not need to be on the surface to be detected.</w:t>
+      </w:r>
+    </w:p>
+    <w:p>
+      <w:r>
+        <w:t>A basic PAM syste</w:t>
+      </w:r>
+      <w:r>
+        <w:t xml:space="preserve">m consists of </w:t>
+      </w:r>
+      <w:r>
+        <w:t>one or more</w:t>
+      </w:r>
+      <w:r>
+        <w:t xml:space="preserve"> hydrophone elements (analogous to microphones</w:t>
+      </w:r>
+      <w:r>
+        <w:t xml:space="preserve"> in </w:t>
+      </w:r>
+      <w:proofErr w:type="gramStart"/>
+      <w:r>
+        <w:t>air</w:t>
+      </w:r>
+      <w:r>
+        <w:t>,</w:t>
+      </w:r>
+      <w:r>
+        <w:t xml:space="preserve"> </w:t>
+      </w:r>
+      <w:r>
+        <w:t>but</w:t>
+      </w:r>
+      <w:proofErr w:type="gramEnd"/>
+      <w:r>
+        <w:t xml:space="preserve"> used for underwater sound</w:t>
+      </w:r>
+      <w:r>
+        <w:t>) arranged to form an array, hydrophone signal conditioning/amplification, a signal acquisition</w:t>
+      </w:r>
+      <w:r>
+        <w:t xml:space="preserve"> </w:t>
+      </w:r>
+      <w:r>
+        <w:t>device (e.g. a sound card) and a computer running PAM software. Sounds in the water are converted by the hydrophones into electrical signals which are conditioned appropriately and converted into digital signals for processing by the PAM software.</w:t>
+      </w:r>
+    </w:p>
+    <w:p>
+      <w:r>
+        <w:t xml:space="preserve">The </w:t>
+      </w:r>
+      <w:r>
+        <w:t>PAMGuard</w:t>
+      </w:r>
+      <w:r>
+        <w:t xml:space="preserve"> project was set up to provide </w:t>
+      </w:r>
+      <w:r>
+        <w:t>a</w:t>
+      </w:r>
+      <w:r>
+        <w:t xml:space="preserve"> standard software infrastructure for acoustic detection, localisation and classification for mitigation against harm to marine mammals, and for research into their abundance, distribution and behaviour.</w:t>
+      </w:r>
+    </w:p>
+    <w:p>
+      <w:r>
+        <w:t>PAMGuard</w:t>
+      </w:r>
+      <w:r>
+        <w:t xml:space="preserve"> is open-source </w:t>
+      </w:r>
+      <w:r>
+        <w:t xml:space="preserve">Passive Acoustic </w:t>
+      </w:r>
+      <w:r>
+        <w:t>Monitoring</w:t>
+      </w:r>
+      <w:r>
+        <w:t xml:space="preserve"> (</w:t>
+      </w:r>
+      <w:r>
+        <w:t>PAM</w:t>
+      </w:r>
+      <w:r>
+        <w:t>)</w:t>
+      </w:r>
+      <w:r>
+        <w:t xml:space="preserve"> software based on a platform-independent (e.g. Windows or Linux), flexible, modular architecture.</w:t>
+      </w:r>
+      <w:r>
+        <w:t xml:space="preserve"> </w:t>
+      </w:r>
+      <w:r>
+        <w:t xml:space="preserve">This architecture makes it relatively straightforward to incorporate new modules as they are developed to include additional detection, localisation, classification and sound visualisation functionalities. The software offers a versatile software/hardware interface to enable flexibility in the configuration of in-sea equipment (number of hydrophones, sensitivities, spacing and geometry). </w:t>
+      </w:r>
+    </w:p>
+    <w:p>
+      <w:r>
+        <w:t>PAMGuard</w:t>
+      </w:r>
+      <w:r>
+        <w:t xml:space="preserve"> is a sophisticated software package that can be used by the expert user to set up industry/research PAM infrastructure. It can also be configured for operational use by </w:t>
+      </w:r>
+      <w:r>
+        <w:t>Marine Mammal Observer (</w:t>
+      </w:r>
+      <w:r>
+        <w:t>MMO</w:t>
+      </w:r>
+      <w:r>
+        <w:t>)</w:t>
+      </w:r>
+      <w:r>
+        <w:t xml:space="preserve"> PAM operators. Central to the software design is a flexible core architecture which allows the integration of a range of additional plug-ins. </w:t>
+      </w:r>
+      <w:r>
+        <w:t>For mor</w:t>
+      </w:r>
+      <w:r>
+        <w:t xml:space="preserve">e information on PAM and </w:t>
+      </w:r>
+      <w:r>
+        <w:t>PAMGuard</w:t>
+      </w:r>
+      <w:r>
+        <w:t xml:space="preserve"> please visit </w:t>
+      </w:r>
+      <w:hyperlink r:id="rId12" w:history="1">
+        <w:r>
+          <w:rPr>
+            <w:rStyle w:val="Hyperlink"/>
+            <w:i/>
+          </w:rPr>
+          <w:t>www.pamguard.org</w:t>
+        </w:r>
+      </w:hyperlink>
+      <w:r>
+        <w:t>.</w:t>
+      </w:r>
+    </w:p>
+    <w:p>
+      <w:r>
+        <w:t xml:space="preserve">This tutorial </w:t>
+      </w:r>
+      <w:proofErr w:type="gramStart"/>
+      <w:r>
+        <w:t>provides an introduction to</w:t>
+      </w:r>
+      <w:proofErr w:type="gramEnd"/>
+      <w:r>
+        <w:t xml:space="preserve"> </w:t>
+      </w:r>
+      <w:r>
+        <w:t>PAMGuard</w:t>
+      </w:r>
+      <w:r>
+        <w:t xml:space="preserve"> from a user’s perspective. This involves exercises in setting up and running the software </w:t>
+      </w:r>
+      <w:r>
+        <w:t>with</w:t>
+      </w:r>
+      <w:r>
+        <w:t xml:space="preserve"> a variety of configurations of </w:t>
+      </w:r>
+      <w:r>
+        <w:t>p</w:t>
+      </w:r>
+      <w:r>
+        <w:t>lug-in modules.</w:t>
+      </w:r>
+    </w:p>
+    <w:p>
+      <w:r>
+        <w:lastRenderedPageBreak/>
+        <w:t xml:space="preserve">The </w:t>
+      </w:r>
+      <w:r>
+        <w:t xml:space="preserve">latest </w:t>
+      </w:r>
+      <w:r>
+        <w:t>PAMGuard</w:t>
+      </w:r>
+      <w:r>
+        <w:t xml:space="preserve"> release</w:t>
+      </w:r>
+      <w:r>
+        <w:t xml:space="preserve"> contains</w:t>
+      </w:r>
+      <w:r>
+        <w:t xml:space="preserve"> </w:t>
+      </w:r>
+      <w:r>
+        <w:t>70</w:t>
+      </w:r>
+      <w:r>
+        <w:t xml:space="preserve"> different modules. A complete list of these is available on the </w:t>
+      </w:r>
+      <w:r>
+        <w:t>PAMGuard</w:t>
+      </w:r>
+      <w:r>
+        <w:t xml:space="preserve"> web site at</w:t>
+      </w:r>
+      <w:r>
+        <w:t xml:space="preserve"> </w:t>
+      </w:r>
+      <w:hyperlink r:id="rId13" w:history="1">
+        <w:r>
+          <w:rPr>
+            <w:rStyle w:val="Hyperlink"/>
+          </w:rPr>
+          <w:t>https://www.pamguard.org/coremodules.html</w:t>
+        </w:r>
+      </w:hyperlink>
+      <w:r>
+        <w:t xml:space="preserve">. Additional plug-in modules for specialist tasks are available at </w:t>
+      </w:r>
+      <w:hyperlink r:id="rId14" w:history="1">
+        <w:r>
+          <w:rPr>
+            <w:rStyle w:val="Hyperlink"/>
+          </w:rPr>
+          <w:t>https://www.pamguard.org/pluginmodules.html</w:t>
+        </w:r>
+      </w:hyperlink>
+      <w:r>
+        <w:t xml:space="preserve"> </w:t>
+      </w:r>
+    </w:p>
+    <w:p>
+      <w:pPr>
+        <w:pStyle w:val="Heading1"/>
+      </w:pPr>
+      <w:r>
+        <w:br w:type="page"/>
+      </w:r>
+      <w:bookmarkStart w:id="3" w:name="_Toc208400166"/>
       <w:r>
         <w:lastRenderedPageBreak/>
         <w:t>Tutorial Installation</w:t>
       </w:r>
-      <w:bookmarkEnd w:id="2"/>
+      <w:bookmarkEnd w:id="3"/>
     </w:p>
     <w:p>
       <w:r>
@@ -3252,25 +3253,41 @@
     </w:p>
     <w:p>
       <w:r>
-        <w:t xml:space="preserve">In the exercises you will play back sound from a file rather than receive it in through a sound card. PAMGuard will operate in exactly the same way as it would if the sound were coming in through the sound card. If a sound playback module is included in the PAMGuard configuration, then analysis will be in real time. If a sound playback module is not included, then PAMGuard will process data as fast as possible. </w:t>
-      </w:r>
-    </w:p>
-    <w:p>
-      <w:pPr>
-        <w:pStyle w:val="Heading1"/>
-      </w:pPr>
-      <w:bookmarkStart w:id="3" w:name="_Toc181008475"/>
+        <w:t xml:space="preserve">In the exercises you will play back sound from a file rather than receive it in through a sound card. PAMGuard will operate in </w:t>
+      </w:r>
+      <w:proofErr w:type="gramStart"/>
+      <w:r>
+        <w:t>exactly the same</w:t>
+      </w:r>
+      <w:proofErr w:type="gramEnd"/>
+      <w:r>
+        <w:t xml:space="preserve"> way as it would if the sound were coming in through the sound card. If a sound playback module is included in the PAMGuard configuration, then analysis will be in real time. If a sound playback module is not included, then PAMGuard will process data as fast as possible. </w:t>
+      </w:r>
+    </w:p>
+    <w:p>
+      <w:pPr>
+        <w:pStyle w:val="Heading2"/>
+      </w:pPr>
+      <w:bookmarkStart w:id="4" w:name="_Toc208400167"/>
       <w:r>
         <w:t xml:space="preserve">St Andrews University </w:t>
       </w:r>
       <w:r>
         <w:t>Classroom PC’s</w:t>
       </w:r>
-      <w:bookmarkEnd w:id="3"/>
-    </w:p>
-    <w:p>
-      <w:r>
-        <w:t xml:space="preserve">PAMGuard is available on the Classroom PC’s through APPS Anywhere. Before starting PAMGuard you’ll need to move some folders from the read only L drive to </w:t>
+      <w:bookmarkEnd w:id="4"/>
+    </w:p>
+    <w:p>
+      <w:r>
+        <w:t xml:space="preserve">PAMGuard is available on the Classroom </w:t>
+      </w:r>
+      <w:proofErr w:type="gramStart"/>
+      <w:r>
+        <w:t>PC’s</w:t>
+      </w:r>
+      <w:proofErr w:type="gramEnd"/>
+      <w:r>
+        <w:t xml:space="preserve"> through APPS Anywhere. Before starting PAMGuard you’ll need to move some folders from the read only L drive to </w:t>
       </w:r>
       <w:r>
         <w:t xml:space="preserve">either </w:t>
@@ -3298,40 +3315,86 @@
     </w:p>
     <w:p>
       <w:r>
-        <w:t xml:space="preserve">This contains three sub folders: TutorialMaps, TutorialSoundFiles and PAMGuardTutorialHome. The Maps and sound files can remain on the L drive. However you should copy the PAMGuardTutorialHome folder to your Home (H:) </w:t>
+        <w:t xml:space="preserve">This contains three sub folders: </w:t>
+      </w:r>
+      <w:proofErr w:type="spellStart"/>
+      <w:r>
+        <w:t>TutorialMaps</w:t>
+      </w:r>
+      <w:proofErr w:type="spellEnd"/>
+      <w:r>
+        <w:t xml:space="preserve">, </w:t>
+      </w:r>
+      <w:proofErr w:type="spellStart"/>
+      <w:r>
+        <w:t>TutorialSoundFiles</w:t>
+      </w:r>
+      <w:proofErr w:type="spellEnd"/>
+      <w:r>
+        <w:t xml:space="preserve"> and </w:t>
+      </w:r>
+      <w:proofErr w:type="spellStart"/>
+      <w:r>
+        <w:t>PAMGuardTutorialHome</w:t>
+      </w:r>
+      <w:proofErr w:type="spellEnd"/>
+      <w:r>
+        <w:t xml:space="preserve">. The Maps and sound files can remain on the L drive. </w:t>
+      </w:r>
+      <w:proofErr w:type="gramStart"/>
+      <w:r>
+        <w:t>However</w:t>
+      </w:r>
+      <w:proofErr w:type="gramEnd"/>
+      <w:r>
+        <w:t xml:space="preserve"> you should copy the </w:t>
+      </w:r>
+      <w:proofErr w:type="spellStart"/>
+      <w:r>
+        <w:t>PAMGuardTutorialHome</w:t>
+      </w:r>
+      <w:proofErr w:type="spellEnd"/>
+      <w:r>
+        <w:t xml:space="preserve"> folder to your Home (H:) </w:t>
       </w:r>
       <w:r>
         <w:t xml:space="preserve">or Windows (K:) </w:t>
       </w:r>
       <w:r>
-        <w:t xml:space="preserve">drive. This is because the L drive is read only, and PAMGuard will need write access in order to modify files in the PAMGuardTutorialHome folder.  </w:t>
-      </w:r>
-    </w:p>
-    <w:p>
-      <w:pPr>
-        <w:pStyle w:val="Heading1"/>
-      </w:pPr>
-      <w:bookmarkStart w:id="4" w:name="_Toc181008476"/>
+        <w:t xml:space="preserve">drive. This is because the L drive is read only, and PAMGuard will need write access </w:t>
+      </w:r>
+      <w:proofErr w:type="gramStart"/>
+      <w:r>
+        <w:t>in order to</w:t>
+      </w:r>
+      <w:proofErr w:type="gramEnd"/>
+      <w:r>
+        <w:t xml:space="preserve"> modify files in the </w:t>
+      </w:r>
+      <w:proofErr w:type="spellStart"/>
+      <w:r>
+        <w:t>PAMGuardTutorialHome</w:t>
+      </w:r>
+      <w:proofErr w:type="spellEnd"/>
+      <w:r>
+        <w:t xml:space="preserve"> folder.  </w:t>
+      </w:r>
+    </w:p>
+    <w:p>
+      <w:pPr>
+        <w:pStyle w:val="Heading2"/>
+      </w:pPr>
+      <w:bookmarkStart w:id="5" w:name="_Toc208400168"/>
       <w:r>
         <w:t>Personal Computers</w:t>
       </w:r>
-      <w:bookmarkEnd w:id="4"/>
-    </w:p>
-    <w:p>
-      <w:pPr>
-        <w:pStyle w:val="Heading2"/>
-      </w:pPr>
-      <w:bookmarkStart w:id="5" w:name="_Toc181008477"/>
-      <w:r>
-        <w:t>Install data and configuration files</w:t>
-      </w:r>
       <w:bookmarkEnd w:id="5"/>
     </w:p>
     <w:p>
       <w:r>
         <w:t xml:space="preserve">Download the training wav files from </w:t>
       </w:r>
-      <w:hyperlink r:id="rId11" w:history="1">
+      <w:hyperlink r:id="rId15" w:history="1">
         <w:r>
           <w:rPr>
             <w:rStyle w:val="Hyperlink"/>
@@ -3342,7 +3405,21 @@
     </w:p>
     <w:p>
       <w:r>
-        <w:t xml:space="preserve">Download the configuration files from the PAMGuard web site. </w:t>
+        <w:t>Download the configuration files from the PAMGuard web site</w:t>
+      </w:r>
+      <w:r>
+        <w:t xml:space="preserve"> </w:t>
+      </w:r>
+      <w:hyperlink r:id="rId16" w:history="1">
+        <w:r>
+          <w:rPr>
+            <w:rStyle w:val="Hyperlink"/>
+          </w:rPr>
+          <w:t>tutorial page</w:t>
+        </w:r>
+      </w:hyperlink>
+      <w:r>
+        <w:t xml:space="preserve">. </w:t>
       </w:r>
     </w:p>
     <w:p>
@@ -3353,18 +3430,37 @@
         <w:t>C:\PamguardTutorial\webTutorialDataset</w:t>
       </w:r>
       <w:r>
-        <w:t xml:space="preserve">. If you put your files in the same folder, then the tutorials will work “out of the box”. Otherwise, for each exercise, you will have to go into the sound acquisition settings and re-select the correct file,  wherever you’ve stored it on your system. </w:t>
-      </w:r>
-    </w:p>
-    <w:p>
-      <w:pPr>
-        <w:pStyle w:val="Heading2"/>
-      </w:pPr>
-      <w:bookmarkStart w:id="6" w:name="_Toc181008478"/>
-      <w:r>
+        <w:t xml:space="preserve">. If you put your files in the same folder, then the tutorials will work “out of the box”. Otherwise, for each exercise, you will have to go into the sound acquisition settings and re-select the correct </w:t>
+      </w:r>
+      <w:proofErr w:type="gramStart"/>
+      <w:r>
+        <w:t>file,  wherever</w:t>
+      </w:r>
+      <w:proofErr w:type="gramEnd"/>
+      <w:r>
+        <w:t xml:space="preserve"> you’ve stored it on your system. </w:t>
+      </w:r>
+    </w:p>
+    <w:p>
+      <w:pPr>
+        <w:rPr>
+          <w:i/>
+          <w:iCs/>
+        </w:rPr>
+      </w:pPr>
+      <w:bookmarkStart w:id="6" w:name="_Toc208400169"/>
+      <w:r>
+        <w:rPr>
+          <w:i/>
+          <w:iCs/>
+        </w:rPr>
         <w:t xml:space="preserve">Install </w:t>
       </w:r>
       <w:r>
+        <w:rPr>
+          <w:i/>
+          <w:iCs/>
+        </w:rPr>
         <w:t>PAMGuard</w:t>
       </w:r>
       <w:bookmarkEnd w:id="6"/>
@@ -3377,9 +3473,6 @@
         <w:t xml:space="preserve"> examples in this tutorial will work with </w:t>
       </w:r>
       <w:r>
-        <w:t xml:space="preserve">the latest </w:t>
-      </w:r>
-      <w:r>
         <w:t>PAMGuard</w:t>
       </w:r>
       <w:r>
@@ -3395,6 +3488,9 @@
         <w:t>or higher</w:t>
       </w:r>
       <w:r>
+        <w:t>. We recommend that you always use the latest version</w:t>
+      </w:r>
+      <w:r>
         <w:t xml:space="preserve">. </w:t>
       </w:r>
     </w:p>
@@ -3402,8 +3498,9 @@
       <w:pPr>
         <w:pStyle w:val="Style1"/>
       </w:pPr>
-      <w:bookmarkStart w:id="7" w:name="_Toc181008479"/>
-      <w:r>
+      <w:bookmarkStart w:id="7" w:name="_Toc208400170"/>
+      <w:r>
+        <w:lastRenderedPageBreak/>
         <w:t>PAMGuard</w:t>
       </w:r>
       <w:r>
@@ -3415,7 +3512,7 @@
       <w:pPr>
         <w:pStyle w:val="Style2"/>
       </w:pPr>
-      <w:bookmarkStart w:id="8" w:name="_Toc181008480"/>
+      <w:bookmarkStart w:id="8" w:name="_Toc208400171"/>
       <w:r>
         <w:t xml:space="preserve">Launching </w:t>
       </w:r>
@@ -3426,7 +3523,10 @@
     </w:p>
     <w:p>
       <w:r>
-        <w:t xml:space="preserve">Launch </w:t>
+        <w:t>If you’re in a St Andrews University PC classroom, l</w:t>
+      </w:r>
+      <w:r>
+        <w:t xml:space="preserve">aunch </w:t>
       </w:r>
       <w:r>
         <w:t>PAMGuard</w:t>
@@ -3435,17 +3535,19 @@
         <w:t xml:space="preserve"> from </w:t>
       </w:r>
       <w:r>
-        <w:t xml:space="preserve">Apps Anywhere (or </w:t>
-      </w:r>
-      <w:r>
-        <w:t>your Windows Start menu</w:t>
-      </w:r>
-      <w:r>
-        <w:t xml:space="preserve"> on a personal PC)</w:t>
-      </w:r>
-      <w:r>
-        <w:t xml:space="preserve">. </w:t>
-      </w:r>
+        <w:t>Apps Anywhere</w:t>
+      </w:r>
+      <w:r>
+        <w:t>. On a personal PC, launch PAMGuard from</w:t>
+      </w:r>
+      <w:r>
+        <w:t xml:space="preserve"> </w:t>
+      </w:r>
+      <w:r>
+        <w:t xml:space="preserve">your Windows Start menu. </w:t>
+      </w:r>
+    </w:p>
+    <w:p>
       <w:r>
         <w:t xml:space="preserve">The first thing to appear will be a splash screen giving version and license information and a tip of the day. Make the tip go away and wait for the splash screen to disappear and you will be left with a dialog like the one below. </w:t>
       </w:r>
@@ -3456,10 +3558,9 @@
         <w:rPr>
           <w:noProof/>
         </w:rPr>
-        <w:lastRenderedPageBreak/>
         <w:pict w14:anchorId="0BD99562">
           <v:shape id="Picture 1" o:spid="_x0000_i1026" type="#_x0000_t75" style="width:387pt;height:132.6pt;visibility:visible">
-            <v:imagedata r:id="rId12" o:title=""/>
+            <v:imagedata r:id="rId17" o:title=""/>
           </v:shape>
         </w:pict>
       </w:r>
@@ -3549,7 +3650,15 @@
         <w:t>PAMGuard</w:t>
       </w:r>
       <w:r>
-        <w:t>, you created yourself, or were provided by someone else</w:t>
+        <w:t xml:space="preserve">, you created </w:t>
+      </w:r>
+      <w:proofErr w:type="gramStart"/>
+      <w:r>
+        <w:t>yourself, or</w:t>
+      </w:r>
+      <w:proofErr w:type="gramEnd"/>
+      <w:r>
+        <w:t xml:space="preserve"> were provided by someone else</w:t>
       </w:r>
       <w:r>
         <w:t xml:space="preserve">. </w:t>
@@ -3557,10 +3666,34 @@
     </w:p>
     <w:p>
       <w:r>
-        <w:t>Recently used configurations can be selected from the drop down list. If the file you want is not available in the list, press the browse button and find the configuration file on your computer. For this tutorial, press Browse and</w:t>
-      </w:r>
-      <w:r>
-        <w:t xml:space="preserve"> navigate to where you’ve put the PAMGuardTutorialHomeDrive folder on H:. Select PAMTutorial1. </w:t>
+        <w:t xml:space="preserve">Recently used configurations can be selected from the </w:t>
+      </w:r>
+      <w:proofErr w:type="gramStart"/>
+      <w:r>
+        <w:t>drop down</w:t>
+      </w:r>
+      <w:proofErr w:type="gramEnd"/>
+      <w:r>
+        <w:t xml:space="preserve"> list. If the file you want is not available in the list, press the browse button and find the configuration file on your computer. For this tutorial, press Browse and</w:t>
+      </w:r>
+      <w:r>
+        <w:t xml:space="preserve"> navigate to where you’ve put the </w:t>
+      </w:r>
+      <w:proofErr w:type="spellStart"/>
+      <w:r>
+        <w:t>PAMGuardTutorialHomeDrive</w:t>
+      </w:r>
+      <w:proofErr w:type="spellEnd"/>
+      <w:r>
+        <w:t xml:space="preserve"> folder on </w:t>
+      </w:r>
+      <w:proofErr w:type="gramStart"/>
+      <w:r>
+        <w:t>H:.</w:t>
+      </w:r>
+      <w:proofErr w:type="gramEnd"/>
+      <w:r>
+        <w:t xml:space="preserve"> Select PAMTutorial1. </w:t>
       </w:r>
     </w:p>
     <w:p>
@@ -3625,9 +3758,10 @@
         <w:rPr>
           <w:noProof/>
         </w:rPr>
+        <w:lastRenderedPageBreak/>
         <w:pict w14:anchorId="3544808F">
-          <v:shape id="_x0000_i1027" type="#_x0000_t75" style="width:154.8pt;height:140.4pt;visibility:visible">
-            <v:imagedata r:id="rId13" o:title=""/>
+          <v:shape id="_x0000_i1027" type="#_x0000_t75" style="width:154.2pt;height:139.8pt;visibility:visible">
+            <v:imagedata r:id="rId18" o:title=""/>
           </v:shape>
         </w:pict>
       </w:r>
@@ -3719,7 +3853,7 @@
       <w:pPr>
         <w:pStyle w:val="Style2"/>
       </w:pPr>
-      <w:bookmarkStart w:id="10" w:name="_Toc181008481"/>
+      <w:bookmarkStart w:id="10" w:name="_Toc208400172"/>
       <w:r>
         <w:t>PAMGuard</w:t>
       </w:r>
@@ -3738,21 +3872,38 @@
       <w:r>
         <w:t xml:space="preserve">Once launched, the </w:t>
       </w:r>
-      <w:r>
-        <w:t>PAMGuard</w:t>
-      </w:r>
-      <w:r>
-        <w:t xml:space="preserve"> </w:t>
-      </w:r>
-      <w:r>
-        <w:t>Graphical User Interface (</w:t>
-      </w:r>
-      <w:r>
-        <w:t>GUI</w:t>
-      </w:r>
-      <w:r>
-        <w:t>)</w:t>
-      </w:r>
+      <w:hyperlink r:id="rId19" w:history="1">
+        <w:r>
+          <w:rPr>
+            <w:rStyle w:val="Hyperlink"/>
+          </w:rPr>
+          <w:t>PAMGuard</w:t>
+        </w:r>
+        <w:r>
+          <w:rPr>
+            <w:rStyle w:val="Hyperlink"/>
+          </w:rPr>
+          <w:t xml:space="preserve"> </w:t>
+        </w:r>
+        <w:r>
+          <w:rPr>
+            <w:rStyle w:val="Hyperlink"/>
+          </w:rPr>
+          <w:t>Graphical User Interface (</w:t>
+        </w:r>
+        <w:r>
+          <w:rPr>
+            <w:rStyle w:val="Hyperlink"/>
+          </w:rPr>
+          <w:t>GUI</w:t>
+        </w:r>
+        <w:r>
+          <w:rPr>
+            <w:rStyle w:val="Hyperlink"/>
+          </w:rPr>
+          <w:t>)</w:t>
+        </w:r>
+      </w:hyperlink>
       <w:r>
         <w:t xml:space="preserve"> will look like</w:t>
       </w:r>
@@ -3793,7 +3944,7 @@
         <w:lastRenderedPageBreak/>
         <w:pict w14:anchorId="2004AB05">
           <v:shape id="_x0000_i1028" type="#_x0000_t75" style="width:467.4pt;height:277.8pt;visibility:visible">
-            <v:imagedata r:id="rId14" o:title=""/>
+            <v:imagedata r:id="rId20" o:title=""/>
           </v:shape>
         </w:pict>
       </w:r>
@@ -4013,7 +4164,15 @@
           </w:tcPr>
           <w:p>
             <w:r>
-              <w:t xml:space="preserve">This bar provides information on the current status of </w:t>
+              <w:t xml:space="preserve">This bar provides information on the </w:t>
+            </w:r>
+            <w:proofErr w:type="gramStart"/>
+            <w:r>
+              <w:t>current status</w:t>
+            </w:r>
+            <w:proofErr w:type="gramEnd"/>
+            <w:r>
+              <w:t xml:space="preserve"> of </w:t>
             </w:r>
             <w:r>
               <w:t>PAMGuard</w:t>
@@ -4028,6 +4187,7 @@
     <w:p/>
     <w:p>
       <w:r>
+        <w:lastRenderedPageBreak/>
         <w:t>Spend some time investigating the user interface.</w:t>
       </w:r>
     </w:p>
@@ -4036,11 +4196,19 @@
       <w:pPr>
         <w:pStyle w:val="Style2"/>
       </w:pPr>
-      <w:bookmarkStart w:id="12" w:name="_Toc181008482"/>
-      <w:r>
-        <w:t>Using the map</w:t>
-      </w:r>
-      <w:bookmarkEnd w:id="12"/>
+      <w:bookmarkStart w:id="12" w:name="_Toc208400173"/>
+      <w:r>
+        <w:t xml:space="preserve">Using </w:t>
+      </w:r>
+      <w:hyperlink r:id="rId21" w:history="1">
+        <w:r>
+          <w:rPr>
+            <w:rStyle w:val="Hyperlink"/>
+          </w:rPr>
+          <w:t>the map</w:t>
+        </w:r>
+        <w:bookmarkEnd w:id="12"/>
+      </w:hyperlink>
     </w:p>
     <w:p>
       <w:r>
@@ -4065,11 +4233,7 @@
         <w:t xml:space="preserve">The configuration file name is always shown in the title bar of the PAMGuard display. </w:t>
       </w:r>
       <w:r>
-        <w:t xml:space="preserve">If </w:t>
-      </w:r>
-      <w:r>
-        <w:lastRenderedPageBreak/>
-        <w:t>this is not “</w:t>
+        <w:t>If this is not “</w:t>
       </w:r>
       <w:r>
         <w:t>PamTutorial1</w:t>
@@ -4098,10 +4262,24 @@
         <w:t>s</w:t>
       </w:r>
       <w:r>
-        <w:t xml:space="preserve">, the GPS </w:t>
-      </w:r>
-      <w:r>
-        <w:t>data are</w:t>
+        <w:t xml:space="preserve">, the </w:t>
+      </w:r>
+      <w:hyperlink r:id="rId22" w:history="1">
+        <w:r>
+          <w:rPr>
+            <w:rStyle w:val="Hyperlink"/>
+          </w:rPr>
+          <w:t xml:space="preserve">GPS </w:t>
+        </w:r>
+        <w:r>
+          <w:rPr>
+            <w:rStyle w:val="Hyperlink"/>
+          </w:rPr>
+          <w:t>data</w:t>
+        </w:r>
+      </w:hyperlink>
+      <w:r>
+        <w:t xml:space="preserve"> are</w:t>
       </w:r>
       <w:r>
         <w:t xml:space="preserve"> simulated and the “vessel” icon will appear on </w:t>
@@ -4145,7 +4323,7 @@
             <w:r>
               <w:pict w14:anchorId="6E2193B7">
                 <v:shape id="_x0000_i1029" type="#_x0000_t75" style="width:30pt;height:30pt">
-                  <v:imagedata r:id="rId15" o:title="PamPanZoomCentreOnShip"/>
+                  <v:imagedata r:id="rId23" o:title="PamPanZoomCentreOnShip"/>
                 </v:shape>
               </w:pict>
             </w:r>
@@ -4173,11 +4351,16 @@
             <w:r>
               <w:t xml:space="preserve">This control pans the map such that the vessel which supplies </w:t>
             </w:r>
+            <w:proofErr w:type="spellStart"/>
             <w:r>
               <w:t>PAMGuard</w:t>
             </w:r>
             <w:r>
-              <w:t xml:space="preserve">’s GPS feed is </w:t>
+              <w:t>’s</w:t>
+            </w:r>
+            <w:proofErr w:type="spellEnd"/>
+            <w:r>
+              <w:t xml:space="preserve"> GPS feed is </w:t>
             </w:r>
             <w:r>
               <w:t xml:space="preserve">represented </w:t>
@@ -4217,7 +4400,7 @@
             <w:r>
               <w:pict w14:anchorId="192CB677">
                 <v:shape id="_x0000_i1030" type="#_x0000_t75" style="width:30pt;height:30pt">
-                  <v:imagedata r:id="rId16" o:title="PamPanZoomZoomOut"/>
+                  <v:imagedata r:id="rId24" o:title="PamPanZoomZoomOut"/>
                 </v:shape>
               </w:pict>
             </w:r>
@@ -4227,7 +4410,7 @@
             <w:r>
               <w:pict w14:anchorId="6360A4C2">
                 <v:shape id="_x0000_i1031" type="#_x0000_t75" style="width:30pt;height:30pt">
-                  <v:imagedata r:id="rId17" o:title="PamPanZoomZoomIn"/>
+                  <v:imagedata r:id="rId25" o:title="PamPanZoomZoomIn"/>
                 </v:shape>
               </w:pict>
             </w:r>
@@ -4269,7 +4452,7 @@
             <w:r>
               <w:pict w14:anchorId="0D9D82CB">
                 <v:shape id="_x0000_i1032" type="#_x0000_t75" style="width:30pt;height:30pt">
-                  <v:imagedata r:id="rId18" o:title="MeasureWithMouse"/>
+                  <v:imagedata r:id="rId26" o:title="MeasureWithMouse"/>
                 </v:shape>
               </w:pict>
             </w:r>
@@ -4278,7 +4461,7 @@
             <w:r>
               <w:pict w14:anchorId="6EAF50D4">
                 <v:shape id="_x0000_i1033" type="#_x0000_t75" style="width:30pt;height:30pt">
-                  <v:imagedata r:id="rId19" o:title="PanWithMouse"/>
+                  <v:imagedata r:id="rId27" o:title="PanWithMouse"/>
                 </v:shape>
               </w:pict>
             </w:r>
@@ -4329,7 +4512,7 @@
             <w:r>
               <w:pict w14:anchorId="56BCBFDD">
                 <v:shape id="_x0000_i1034" type="#_x0000_t75" style="width:30pt;height:29.4pt">
-                  <v:imagedata r:id="rId20" o:title="PamPanZoomHeadUp"/>
+                  <v:imagedata r:id="rId28" o:title="PamPanZoomHeadUp"/>
                 </v:shape>
               </w:pict>
             </w:r>
@@ -4339,7 +4522,7 @@
             <w:r>
               <w:pict w14:anchorId="22195C07">
                 <v:shape id="_x0000_i1035" type="#_x0000_t75" style="width:30pt;height:30pt">
-                  <v:imagedata r:id="rId21" o:title="PamPanZoomNorthUp"/>
+                  <v:imagedata r:id="rId29" o:title="PamPanZoomNorthUp"/>
                 </v:shape>
               </w:pict>
             </w:r>
@@ -4381,7 +4564,7 @@
             <w:r>
               <w:pict w14:anchorId="41EC2ABF">
                 <v:shape id="_x0000_i1036" type="#_x0000_t75" style="width:30pt;height:30pt">
-                  <v:imagedata r:id="rId22" o:title="PamPanZoomRotateAnticlockwise"/>
+                  <v:imagedata r:id="rId30" o:title="PamPanZoomRotateAnticlockwise"/>
                 </v:shape>
               </w:pict>
             </w:r>
@@ -4391,7 +4574,7 @@
             <w:r>
               <w:pict w14:anchorId="1C30AFB0">
                 <v:shape id="_x0000_i1037" type="#_x0000_t75" style="width:30pt;height:30pt">
-                  <v:imagedata r:id="rId23" o:title="PamPanZoomRotateClockwise"/>
+                  <v:imagedata r:id="rId31" o:title="PamPanZoomRotateClockwise"/>
                 </v:shape>
               </w:pict>
             </w:r>
@@ -4429,12 +4612,13 @@
         <w:rPr>
           <w:noProof/>
         </w:rPr>
+        <w:lastRenderedPageBreak/>
         <w:pict w14:anchorId="02E0FCED">
           <v:shapetype id="_x0000_t202" coordsize="21600,21600" o:spt="202" path="m,l,21600r21600,l21600,xe">
             <v:stroke joinstyle="miter"/>
             <v:path gradientshapeok="t" o:connecttype="rect"/>
           </v:shapetype>
-          <v:shape id="_x0000_s2053" type="#_x0000_t202" style="position:absolute;margin-left:0;margin-top:0;width:468.45pt;height:52.35pt;z-index:3;mso-wrap-style:none" fillcolor="#eaeaea">
+          <v:shape id="_x0000_s2053" type="#_x0000_t202" style="position:absolute;margin-left:0;margin-top:0;width:468.45pt;height:52.35pt;z-index:2;mso-wrap-style:none" fillcolor="#eaeaea">
             <v:textbox style="mso-next-textbox:#_x0000_s2053;mso-fit-shape-to-text:t">
               <w:txbxContent>
                 <w:p>
@@ -4463,7 +4647,7 @@
         <w:pStyle w:val="Style2"/>
       </w:pPr>
       <w:bookmarkStart w:id="13" w:name="_Ref216020489"/>
-      <w:bookmarkStart w:id="14" w:name="_Toc181008483"/>
+      <w:bookmarkStart w:id="14" w:name="_Toc208400174"/>
       <w:r>
         <w:t xml:space="preserve">Setting up </w:t>
       </w:r>
@@ -4474,8 +4658,13 @@
       <w:bookmarkEnd w:id="14"/>
     </w:p>
     <w:p>
-      <w:r>
-        <w:t xml:space="preserve">First of all you will need a </w:t>
+      <w:proofErr w:type="gramStart"/>
+      <w:r>
+        <w:t>First of all</w:t>
+      </w:r>
+      <w:proofErr w:type="gramEnd"/>
+      <w:r>
+        <w:t xml:space="preserve"> you will need a </w:t>
       </w:r>
       <w:r>
         <w:t>source of sound</w:t>
@@ -4493,7 +4682,15 @@
         <w:t xml:space="preserve"> </w:t>
       </w:r>
       <w:r>
-        <w:t>modules can acquire sound data in a number of ways, e.g. sound can be acquired directly from the system sound card</w:t>
+        <w:t xml:space="preserve">modules can acquire sound data in </w:t>
+      </w:r>
+      <w:proofErr w:type="gramStart"/>
+      <w:r>
+        <w:t>a number of</w:t>
+      </w:r>
+      <w:proofErr w:type="gramEnd"/>
+      <w:r>
+        <w:t xml:space="preserve"> ways, e.g. sound can be acquired directly from the system sound card</w:t>
       </w:r>
       <w:r>
         <w:t xml:space="preserve">, from some other digital acquisition device </w:t>
@@ -4508,9 +4705,8 @@
           <w:noProof/>
           <w:lang w:eastAsia="en-GB"/>
         </w:rPr>
-        <w:lastRenderedPageBreak/>
         <w:pict w14:anchorId="0C53CE4B">
-          <v:shape id="_x0000_s2056" type="#_x0000_t202" style="position:absolute;margin-left:0;margin-top:13.4pt;width:468.45pt;height:79.95pt;z-index:5;mso-wrap-style:none" fillcolor="#eaeaea">
+          <v:shape id="_x0000_s2056" type="#_x0000_t202" style="position:absolute;margin-left:0;margin-top:13.4pt;width:468.45pt;height:79.95pt;z-index:4;mso-wrap-style:none" fillcolor="#eaeaea">
             <v:textbox style="mso-next-textbox:#_x0000_s2056;mso-fit-shape-to-text:t">
               <w:txbxContent>
                 <w:p>
@@ -4542,7 +4738,18 @@
     </w:p>
     <w:p>
       <w:r>
-        <w:t>To load a sound file, your configuration must contain a ‘Sound Acquisition’ module. Go to the settings dialog for the sound acquisition module</w:t>
+        <w:t xml:space="preserve">To load a sound file, your configuration must contain a </w:t>
+      </w:r>
+      <w:hyperlink r:id="rId32" w:history="1">
+        <w:r>
+          <w:rPr>
+            <w:rStyle w:val="Hyperlink"/>
+          </w:rPr>
+          <w:t>Sound Acquisition module</w:t>
+        </w:r>
+      </w:hyperlink>
+      <w:r>
+        <w:t>. Go to the settings dialog for the sound acquisition module</w:t>
       </w:r>
       <w:r>
         <w:t xml:space="preserve"> (</w:t>
@@ -4575,7 +4782,15 @@
         <w:t>. You will find this in the Detection-&gt;Sound Acquisition menu.</w:t>
       </w:r>
       <w:r>
-        <w:t xml:space="preserve"> In ‘Data Source Type’ select ‘Audio File’. Select the file of choice (AIF or WAV format) either using the ‘Select File’ button or selecting a recent file from the drop down list. The sample rate and number of channels will be read automatically from the file. If you have calibration information you can also enter it here, but this is not required for any of the exercises in this tutorial.  </w:t>
+        <w:t xml:space="preserve"> In ‘Data Source Type’ select ‘Audio File’. Select the file of choice (AIF or WAV format) either using the ‘Select File’ button or selecting a recent file from the </w:t>
+      </w:r>
+      <w:proofErr w:type="gramStart"/>
+      <w:r>
+        <w:t>drop down</w:t>
+      </w:r>
+      <w:proofErr w:type="gramEnd"/>
+      <w:r>
+        <w:t xml:space="preserve"> list. The sample rate and number of channels will be read automatically from the file. If you have calibration information you can also enter it here, but this is not required for any of the exercises in this tutorial.  </w:t>
       </w:r>
     </w:p>
     <w:p/>
@@ -4584,9 +4799,10 @@
         <w:rPr>
           <w:noProof/>
         </w:rPr>
+        <w:lastRenderedPageBreak/>
         <w:pict w14:anchorId="12D0C5A9">
           <v:shape id="_x0000_i1038" type="#_x0000_t75" style="width:261.6pt;height:301.2pt;visibility:visible">
-            <v:imagedata r:id="rId24" o:title=""/>
+            <v:imagedata r:id="rId33" o:title=""/>
           </v:shape>
         </w:pict>
       </w:r>
@@ -4635,7 +4851,7 @@
           <w:bCs/>
         </w:rPr>
       </w:pPr>
-      <w:bookmarkStart w:id="16" w:name="_Toc181008484"/>
+      <w:bookmarkStart w:id="16" w:name="_Toc208400175"/>
       <w:r>
         <w:t xml:space="preserve">Running the </w:t>
       </w:r>
@@ -4660,11 +4876,28 @@
       <w:r>
         <w:t xml:space="preserve">has a </w:t>
       </w:r>
-      <w:r>
-        <w:t>Click Detector</w:t>
-      </w:r>
-      <w:r>
-        <w:t xml:space="preserve"> plug-in added. </w:t>
+      <w:hyperlink r:id="rId34" w:history="1">
+        <w:r>
+          <w:rPr>
+            <w:rStyle w:val="Hyperlink"/>
+          </w:rPr>
+          <w:t>Click Detector</w:t>
+        </w:r>
+        <w:r>
+          <w:rPr>
+            <w:rStyle w:val="Hyperlink"/>
+          </w:rPr>
+          <w:t xml:space="preserve"> </w:t>
+        </w:r>
+        <w:r>
+          <w:rPr>
+            <w:rStyle w:val="Hyperlink"/>
+          </w:rPr>
+          <w:t>module</w:t>
+        </w:r>
+      </w:hyperlink>
+      <w:r>
+        <w:t xml:space="preserve"> added. </w:t>
       </w:r>
       <w:r>
         <w:t xml:space="preserve">Clicking on the </w:t>
@@ -4735,7 +4968,7 @@
         </w:rPr>
         <w:pict w14:anchorId="6E3BAC40">
           <v:shape id="_x0000_i1039" type="#_x0000_t75" style="width:467.4pt;height:261pt;visibility:visible">
-            <v:imagedata r:id="rId25" o:title=""/>
+            <v:imagedata r:id="rId35" o:title=""/>
           </v:shape>
         </w:pict>
       </w:r>
@@ -4904,6 +5137,7 @@
           </w:tcPr>
           <w:p>
             <w:r>
+              <w:lastRenderedPageBreak/>
               <w:t>Trigger display</w:t>
             </w:r>
           </w:p>
@@ -4915,7 +5149,15 @@
           </w:tcPr>
           <w:p>
             <w:r>
-              <w:t xml:space="preserve">The trigger window shows the amplitude of the signal on each channel as a decaying histogram. The vertical red line represents the trigger threshold set in the detection parameters dialog (cross reference). Level meters for each channel are also shown on the right hand side of the trigger window. </w:t>
+              <w:t xml:space="preserve">The trigger window shows the amplitude of the signal on each channel as a decaying histogram. The vertical red line represents the trigger threshold set in the detection parameters dialog (cross reference). Level meters for each channel are also shown on the </w:t>
+            </w:r>
+            <w:proofErr w:type="gramStart"/>
+            <w:r>
+              <w:t>right hand</w:t>
+            </w:r>
+            <w:proofErr w:type="gramEnd"/>
+            <w:r>
+              <w:t xml:space="preserve"> side of the trigger window. </w:t>
             </w:r>
           </w:p>
         </w:tc>
@@ -4924,7 +5166,6 @@
     <w:p/>
     <w:p>
       <w:r>
-        <w:lastRenderedPageBreak/>
         <w:t xml:space="preserve">You can change the duration of the bearing/time display using the arrows in the bottom right corner of the displays scroll bar. </w:t>
       </w:r>
     </w:p>
@@ -4971,7 +5212,7 @@
       <w:pPr>
         <w:pStyle w:val="Style2"/>
       </w:pPr>
-      <w:bookmarkStart w:id="18" w:name="_Toc181008485"/>
+      <w:bookmarkStart w:id="18" w:name="_Toc208400176"/>
       <w:r>
         <w:t>Tracking clicks manually</w:t>
       </w:r>
@@ -5062,8 +5303,8 @@
                 <w:noProof/>
               </w:rPr>
               <w:pict w14:anchorId="024BF483">
-                <v:shape id="_x0000_i1040" type="#_x0000_t75" style="width:126pt;height:92.4pt;visibility:visible">
-                  <v:imagedata r:id="rId26" o:title=""/>
+                <v:shape id="_x0000_i1040" type="#_x0000_t75" style="width:126pt;height:93pt;visibility:visible">
+                  <v:imagedata r:id="rId36" o:title=""/>
                 </v:shape>
               </w:pict>
             </w:r>
@@ -5124,8 +5365,8 @@
           <w:p>
             <w:r>
               <w:pict w14:anchorId="36EFF060">
-                <v:shape id="_x0000_i1041" type="#_x0000_t75" style="width:99pt;height:151.2pt">
-                  <v:imagedata r:id="rId27" o:title="MapMenu"/>
+                <v:shape id="_x0000_i1041" type="#_x0000_t75" style="width:99pt;height:151.8pt">
+                  <v:imagedata r:id="rId37" o:title="MapMenu"/>
                 </v:shape>
               </w:pict>
             </w:r>
@@ -5207,7 +5448,11 @@
         <w:t xml:space="preserve">  </w:t>
       </w:r>
       <w:r>
-        <w:t>to confirm its status as being tracked. Next, click on the map panel tab to bring forward the map display. Using the right mouse button (or for Macs, hold the ctrl key and click) click on the map display to bring up the map detection drawing options. This provides a selectable list of items which are suitable for drawing on the map. An example is shown here:</w:t>
+        <w:t xml:space="preserve">to confirm its status as being tracked. Next, click on the map panel tab to bring forward the map display. Using the right mouse button (or for Macs, </w:t>
+      </w:r>
+      <w:r>
+        <w:lastRenderedPageBreak/>
+        <w:t>hold the ctrl key and click) click on the map display to bring up the map detection drawing options. This provides a selectable list of items which are suitable for drawing on the map. An example is shown here:</w:t>
       </w:r>
     </w:p>
     <w:p>
@@ -5248,10 +5493,9 @@
     <w:p/>
     <w:p>
       <w:r>
-        <w:lastRenderedPageBreak/>
         <w:pict w14:anchorId="2DE561DA">
           <v:shape id="_x0000_i1042" type="#_x0000_t75" style="width:228pt;height:217.2pt">
-            <v:imagedata r:id="rId28" o:title=""/>
+            <v:imagedata r:id="rId38" o:title=""/>
           </v:shape>
         </w:pict>
       </w:r>
@@ -5298,7 +5542,7 @@
       <w:pPr>
         <w:pStyle w:val="Style2"/>
       </w:pPr>
-      <w:bookmarkStart w:id="21" w:name="_Toc181008486"/>
+      <w:bookmarkStart w:id="21" w:name="_Toc208400177"/>
       <w:r>
         <w:t>Tracking clicks automatically</w:t>
       </w:r>
@@ -5368,9 +5612,10 @@
         <w:rPr>
           <w:noProof/>
         </w:rPr>
+        <w:lastRenderedPageBreak/>
         <w:pict w14:anchorId="53E7C3E8">
-          <v:shape id="_x0000_i1043" type="#_x0000_t75" style="width:233.4pt;height:236.4pt;visibility:visible">
-            <v:imagedata r:id="rId29" o:title=""/>
+          <v:shape id="_x0000_i1043" type="#_x0000_t75" style="width:234pt;height:236.4pt;visibility:visible">
+            <v:imagedata r:id="rId39" o:title=""/>
           </v:shape>
         </w:pict>
       </w:r>
@@ -5423,7 +5668,6 @@
     <w:p/>
     <w:p>
       <w:r>
-        <w:lastRenderedPageBreak/>
         <w:t xml:space="preserve">Click on the </w:t>
       </w:r>
       <w:r>
@@ -5451,7 +5695,7 @@
           <w:noProof/>
         </w:rPr>
         <w:pict w14:anchorId="061DBD96">
-          <v:shape id="_x0000_s2052" type="#_x0000_t202" style="position:absolute;margin-left:0;margin-top:18.15pt;width:467.15pt;height:91.55pt;z-index:2">
+          <v:shape id="_x0000_s2052" type="#_x0000_t202" style="position:absolute;margin-left:0;margin-top:18.15pt;width:467.15pt;height:91.55pt;z-index:1">
             <v:textbox style="mso-next-textbox:#_x0000_s2052">
               <w:txbxContent>
                 <w:p>
@@ -5569,9 +5813,10 @@
         <w:rPr>
           <w:noProof/>
         </w:rPr>
+        <w:lastRenderedPageBreak/>
         <w:pict w14:anchorId="7D5381B4">
-          <v:shape id="_x0000_i1044" type="#_x0000_t75" style="width:467.4pt;height:157.2pt;visibility:visible">
-            <v:imagedata r:id="rId30" o:title="" cropbottom="26115f"/>
+          <v:shape id="_x0000_i1044" type="#_x0000_t75" style="width:467.4pt;height:156.6pt;visibility:visible">
+            <v:imagedata r:id="rId40" o:title="" cropbottom="26115f"/>
           </v:shape>
         </w:pict>
       </w:r>
@@ -5692,7 +5937,7 @@
         <w:lastRenderedPageBreak/>
         <w:pict w14:anchorId="07A3E236">
           <v:shape id="_x0000_i1045" type="#_x0000_t75" style="width:468pt;height:288.6pt;visibility:visible">
-            <v:imagedata r:id="rId31" o:title=""/>
+            <v:imagedata r:id="rId41" o:title=""/>
           </v:shape>
         </w:pict>
       </w:r>
@@ -5753,7 +5998,15 @@
         <w:t>the file “SpermSurvey.wav”, a recording</w:t>
       </w:r>
       <w:r>
-        <w:t xml:space="preserve"> made in the course of </w:t>
+        <w:t xml:space="preserve"> made </w:t>
+      </w:r>
+      <w:proofErr w:type="gramStart"/>
+      <w:r>
+        <w:t>in the course of</w:t>
+      </w:r>
+      <w:proofErr w:type="gramEnd"/>
+      <w:r>
+        <w:t xml:space="preserve"> </w:t>
       </w:r>
       <w:r>
         <w:t xml:space="preserve">a </w:t>
@@ -5764,8 +6017,8 @@
       <w:r>
         <w:t xml:space="preserve">survey from a survey vessel of </w:t>
       </w:r>
-      <w:smartTag w:uri="urn:schemas-microsoft-com:office:smarttags" w:element="country-region">
-        <w:smartTag w:uri="urn:schemas-microsoft-com:office:smarttags" w:element="place">
+      <w:smartTag w:uri="urn:schemas-microsoft-com:office:smarttags" w:element="place">
+        <w:smartTag w:uri="urn:schemas-microsoft-com:office:smarttags" w:element="country-region">
           <w:r>
             <w:t>Australia</w:t>
           </w:r>
@@ -5782,7 +6035,7 @@
           <w:lang w:eastAsia="en-GB"/>
         </w:rPr>
         <w:pict w14:anchorId="3DFEDFA7">
-          <v:shape id="_x0000_s2057" type="#_x0000_t202" style="position:absolute;margin-left:-2.25pt;margin-top:23.75pt;width:468.45pt;height:45.7pt;z-index:6;mso-wrap-style:none">
+          <v:shape id="_x0000_s2057" type="#_x0000_t202" style="position:absolute;margin-left:-2.25pt;margin-top:23.75pt;width:468.45pt;height:45.7pt;z-index:5;mso-wrap-style:none">
             <v:textbox style="mso-next-textbox:#_x0000_s2057">
               <w:txbxContent>
                 <w:p>
@@ -5858,8 +6111,9 @@
       </w:pPr>
       <w:bookmarkStart w:id="24" w:name="_Ref351369342"/>
       <w:bookmarkStart w:id="25" w:name="_Ref351369358"/>
-      <w:bookmarkStart w:id="26" w:name="_Toc181008487"/>
-      <w:r>
+      <w:bookmarkStart w:id="26" w:name="_Toc208400178"/>
+      <w:r>
+        <w:lastRenderedPageBreak/>
         <w:t>Adding a Spectrogram Display</w:t>
       </w:r>
       <w:bookmarkEnd w:id="24"/>
@@ -5874,19 +6128,60 @@
         <w:t>D</w:t>
       </w:r>
       <w:r>
-        <w:t xml:space="preserve">etections can be viewed in a number of </w:t>
+        <w:t xml:space="preserve">etections can be viewed in </w:t>
+      </w:r>
+      <w:proofErr w:type="gramStart"/>
+      <w:r>
+        <w:t>a number of</w:t>
+      </w:r>
+      <w:proofErr w:type="gramEnd"/>
+      <w:r>
+        <w:t xml:space="preserve"> </w:t>
       </w:r>
       <w:r>
         <w:t>PAMGuard</w:t>
       </w:r>
       <w:r>
-        <w:t xml:space="preserve"> graphics modules. For this exercise you will firstly use a Spectrogram Display. Spectrogram Displays are placed on a generic User Display panel, so first of all you have to add a User Display panel to </w:t>
+        <w:t xml:space="preserve"> graphics modules. For this exercise you will firstly use a </w:t>
+      </w:r>
+      <w:hyperlink r:id="rId42" w:history="1">
+        <w:r>
+          <w:rPr>
+            <w:rStyle w:val="Hyperlink"/>
+          </w:rPr>
+          <w:t>Spectrogram Display</w:t>
+        </w:r>
+      </w:hyperlink>
+      <w:r>
+        <w:t xml:space="preserve">. Spectrogram Displays are placed on a generic </w:t>
+      </w:r>
+      <w:hyperlink r:id="rId43" w:history="1">
+        <w:r>
+          <w:rPr>
+            <w:rStyle w:val="Hyperlink"/>
+          </w:rPr>
+          <w:t>User Display panel</w:t>
+        </w:r>
+      </w:hyperlink>
+      <w:r>
+        <w:t xml:space="preserve">, so first you have to add a User Display panel to </w:t>
       </w:r>
       <w:r>
         <w:t>PAMGuard</w:t>
       </w:r>
       <w:r>
-        <w:t xml:space="preserve">. To add the new User Display panel, you will now use the Data Model display. Select </w:t>
+        <w:t xml:space="preserve">. To add the new User Display panel, you will now use the </w:t>
+      </w:r>
+      <w:hyperlink r:id="rId44" w:history="1">
+        <w:r>
+          <w:rPr>
+            <w:rStyle w:val="Hyperlink"/>
+          </w:rPr>
+          <w:t>Data Model display</w:t>
+        </w:r>
+      </w:hyperlink>
+      <w:r>
+        <w:t xml:space="preserve">. Select </w:t>
       </w:r>
       <w:r>
         <w:rPr>
@@ -5934,10 +6229,9 @@
         <w:rPr>
           <w:noProof/>
         </w:rPr>
-        <w:lastRenderedPageBreak/>
         <w:pict w14:anchorId="3529E2FF">
           <v:shape id="_x0000_i1046" type="#_x0000_t75" style="width:467.4pt;height:333pt;visibility:visible">
-            <v:imagedata r:id="rId32" o:title=""/>
+            <v:imagedata r:id="rId45" o:title=""/>
           </v:shape>
         </w:pict>
       </w:r>
@@ -6038,7 +6332,19 @@
         <w:t>dialog</w:t>
       </w:r>
       <w:r>
-        <w:t xml:space="preserve"> and click OK. Note that the User Display module does not appear as part of the data model. This is because the user display cannot receive or produce data, and acts merely as a canvas for other displays. Click </w:t>
+        <w:t xml:space="preserve"> and click OK. Note that the User Display module does not appear as part </w:t>
+      </w:r>
+      <w:r>
+        <w:lastRenderedPageBreak/>
+        <w:t xml:space="preserve">of the data model. This is because the user display cannot receive or produce </w:t>
+      </w:r>
+      <w:proofErr w:type="gramStart"/>
+      <w:r>
+        <w:t>data, and</w:t>
+      </w:r>
+      <w:proofErr w:type="gramEnd"/>
+      <w:r>
+        <w:t xml:space="preserve"> acts merely as a canvas for other displays. Click </w:t>
       </w:r>
       <w:r>
         <w:rPr>
@@ -6052,7 +6358,18 @@
     </w:p>
     <w:p>
       <w:r>
-        <w:t xml:space="preserve">Before adding the spectrogram display, you need to add a module to calculate FFT’s, which are the data to be displayed on the spectrogram. Go to the </w:t>
+        <w:t xml:space="preserve">Before adding the spectrogram display, you need to add a module to </w:t>
+      </w:r>
+      <w:hyperlink r:id="rId46" w:history="1">
+        <w:r>
+          <w:rPr>
+            <w:rStyle w:val="Hyperlink"/>
+          </w:rPr>
+          <w:t>calculate FFT’s</w:t>
+        </w:r>
+      </w:hyperlink>
+      <w:r>
+        <w:t xml:space="preserve">, which are the data to be displayed on the spectrogram. Go to the </w:t>
       </w:r>
       <w:r>
         <w:t xml:space="preserve">menu </w:t>
@@ -6124,8 +6441,8 @@
           <w:noProof/>
         </w:rPr>
         <w:pict w14:anchorId="22F61F04">
-          <v:shape id="_x0000_i1047" type="#_x0000_t75" style="width:198.6pt;height:118.8pt;visibility:visible">
-            <v:imagedata r:id="rId33" o:title=""/>
+          <v:shape id="_x0000_i1047" type="#_x0000_t75" style="width:198pt;height:119.4pt;visibility:visible">
+            <v:imagedata r:id="rId47" o:title=""/>
           </v:shape>
         </w:pict>
       </w:r>
@@ -6140,36 +6457,36 @@
         <w:rPr>
           <w:noProof/>
         </w:rPr>
+        <w:t xml:space="preserve">Once you’ve done this, go to the Settings </w:t>
+      </w:r>
+      <w:r>
+        <w:rPr>
+          <w:b/>
+          <w:i/>
+        </w:rPr>
+        <w:sym w:font="Symbol" w:char="F0DE"/>
+      </w:r>
+      <w:r>
+        <w:rPr>
+          <w:noProof/>
+        </w:rPr>
+        <w:t xml:space="preserve"> FFT (Spectrogram) engine settings … to open the FFT dialog. </w:t>
+      </w:r>
+    </w:p>
+    <w:p>
+      <w:pPr>
+        <w:rPr>
+          <w:noProof/>
+        </w:rPr>
+      </w:pPr>
+      <w:r>
+        <w:rPr>
+          <w:noProof/>
+        </w:rPr>
         <w:lastRenderedPageBreak/>
-        <w:t xml:space="preserve">Once you’ve done this, go to the Settings </w:t>
-      </w:r>
-      <w:r>
-        <w:rPr>
-          <w:b/>
-          <w:i/>
-        </w:rPr>
-        <w:sym w:font="Symbol" w:char="F0DE"/>
-      </w:r>
-      <w:r>
-        <w:rPr>
-          <w:noProof/>
-        </w:rPr>
-        <w:t xml:space="preserve"> FFT (Spectrogram) engine settings … to open the FFT dialog. </w:t>
-      </w:r>
-    </w:p>
-    <w:p>
-      <w:pPr>
-        <w:rPr>
-          <w:noProof/>
-        </w:rPr>
-      </w:pPr>
-      <w:r>
-        <w:rPr>
-          <w:noProof/>
-        </w:rPr>
         <w:pict w14:anchorId="57108FC7">
-          <v:shape id="_x0000_i1048" type="#_x0000_t75" style="width:238.2pt;height:323.4pt;visibility:visible">
-            <v:imagedata r:id="rId34" o:title=""/>
+          <v:shape id="_x0000_i1048" type="#_x0000_t75" style="width:238.8pt;height:323.4pt;visibility:visible">
+            <v:imagedata r:id="rId48" o:title=""/>
           </v:shape>
         </w:pict>
       </w:r>
@@ -6235,7 +6552,15 @@
     <w:p/>
     <w:p>
       <w:r>
-        <w:t xml:space="preserve">Click Ok to create the FFT module and Ok again to set the module name (or enter a different one). </w:t>
+        <w:t xml:space="preserve">Click Ok to create the FFT module and </w:t>
+      </w:r>
+      <w:proofErr w:type="gramStart"/>
+      <w:r>
+        <w:t>Ok</w:t>
+      </w:r>
+      <w:proofErr w:type="gramEnd"/>
+      <w:r>
+        <w:t xml:space="preserve"> again to set the module name (or enter a different one). </w:t>
       </w:r>
     </w:p>
     <w:p>
@@ -6251,7 +6576,7 @@
         <w:lastRenderedPageBreak/>
         <w:pict w14:anchorId="3168AF65">
           <v:shape id="_x0000_i1049" type="#_x0000_t75" style="width:358.8pt;height:338.4pt;visibility:visible">
-            <v:imagedata r:id="rId35" o:title=""/>
+            <v:imagedata r:id="rId49" o:title=""/>
           </v:shape>
         </w:pict>
       </w:r>
@@ -6310,7 +6635,15 @@
         <w:t>1</w:t>
       </w:r>
       <w:r>
-        <w:t xml:space="preserve"> from the two channel selection drop-down lists. Click </w:t>
+        <w:t xml:space="preserve"> from the </w:t>
+      </w:r>
+      <w:proofErr w:type="gramStart"/>
+      <w:r>
+        <w:t>two channel</w:t>
+      </w:r>
+      <w:proofErr w:type="gramEnd"/>
+      <w:r>
+        <w:t xml:space="preserve"> selection drop-down lists. Click </w:t>
       </w:r>
       <w:r>
         <w:rPr>
@@ -6407,8 +6740,9 @@
       <w:pPr>
         <w:pStyle w:val="Style2"/>
       </w:pPr>
-      <w:bookmarkStart w:id="29" w:name="_Toc181008488"/>
-      <w:r>
+      <w:bookmarkStart w:id="29" w:name="_Toc208400179"/>
+      <w:r>
+        <w:lastRenderedPageBreak/>
         <w:t>Changing the scales</w:t>
       </w:r>
       <w:bookmarkEnd w:id="29"/>
@@ -6419,24 +6753,28 @@
       </w:r>
     </w:p>
     <w:p>
-      <w:pPr>
-        <w:jc w:val="center"/>
-      </w:pPr>
-      <w:r>
-        <w:rPr>
-          <w:noProof/>
-        </w:rPr>
-        <w:lastRenderedPageBreak/>
+      <w:r>
+        <w:rPr>
+          <w:noProof/>
+        </w:rPr>
         <w:pict w14:anchorId="181D70F6">
-          <v:shape id="_x0000_i1050" type="#_x0000_t75" style="width:312.6pt;height:295.2pt;visibility:visible">
-            <v:imagedata r:id="rId36" o:title=""/>
+          <v:shape id="_x0000_i1050" type="#_x0000_t75" style="width:312pt;height:295.8pt;visibility:visible">
+            <v:imagedata r:id="rId50" o:title=""/>
           </v:shape>
         </w:pict>
       </w:r>
     </w:p>
     <w:p>
       <w:r>
-        <w:t xml:space="preserve">By default, the displayed frequency range will be from 0Hz to half the sample rate (refer back to the lectures and remember that we can only process sound data at frequencies up to half the sample rate of the data, so if the sample rate is 48kHz, we can process sounds up to 24 kHz). </w:t>
+        <w:t>By default, the displayed frequency range will be from 0Hz to half the sample rate (</w:t>
+      </w:r>
+      <w:proofErr w:type="gramStart"/>
+      <w:r>
+        <w:t>refer back</w:t>
+      </w:r>
+      <w:proofErr w:type="gramEnd"/>
+      <w:r>
+        <w:t xml:space="preserve"> to the lectures and remember that we can only process sound data at frequencies up to half the sample rate of the data, so if the sample rate is 48kHz, we can process sounds up to 24 kHz). </w:t>
       </w:r>
     </w:p>
     <w:p>
@@ -6455,7 +6793,19 @@
     </w:p>
     <w:p>
       <w:r>
-        <w:t xml:space="preserve">By default, it’s best to use a single pixel of the display for each FFT slice in time. For a 512 point FFT and a 48kHz sample rate, this generally means less than 10s of data per screen. Increasing the time range beyond this will force the software to compress the spectrogram image and short transient sounds may no longer be visible. </w:t>
+        <w:t xml:space="preserve">By default, it’s best to use a single pixel of the display for each FFT slice in time. For a </w:t>
+      </w:r>
+      <w:proofErr w:type="gramStart"/>
+      <w:r>
+        <w:t>512 point</w:t>
+      </w:r>
+      <w:proofErr w:type="gramEnd"/>
+      <w:r>
+        <w:t xml:space="preserve"> FFT and a 48kHz sample rate, this generally means less than 10s of data per </w:t>
+      </w:r>
+      <w:r>
+        <w:lastRenderedPageBreak/>
+        <w:t xml:space="preserve">screen. Increasing the time range beyond this will force the software to compress the spectrogram image and short transient sounds may no longer be visible. </w:t>
       </w:r>
     </w:p>
     <w:p>
@@ -6463,14 +6813,22 @@
         <w:t>Y</w:t>
       </w:r>
       <w:r>
-        <w:t xml:space="preserve">ou can chose to scroll or wrap the spectrogram. Scrolling looks better, but if you’re using a module which requires you to mark or select parts of the spectrogram with the mouse, then it’s almost impossible to mark the right bit when it’s scrolling, so the wrapping option is easier to use. </w:t>
+        <w:t xml:space="preserve">ou can </w:t>
+      </w:r>
+      <w:proofErr w:type="gramStart"/>
+      <w:r>
+        <w:t>chose</w:t>
+      </w:r>
+      <w:proofErr w:type="gramEnd"/>
+      <w:r>
+        <w:t xml:space="preserve"> to scroll or wrap the spectrogram. Scrolling looks better, but if you’re using a module which requires you to mark or select parts of the spectrogram with the mouse, then it’s almost impossible to mark the right bit when it’s scrolling, so the wrapping option is easier to use. </w:t>
       </w:r>
     </w:p>
     <w:p>
       <w:pPr>
         <w:pStyle w:val="Style2"/>
       </w:pPr>
-      <w:bookmarkStart w:id="30" w:name="_Toc181008489"/>
+      <w:bookmarkStart w:id="30" w:name="_Toc208400180"/>
       <w:r>
         <w:t>Add plug in displays to the spectrogram</w:t>
       </w:r>
@@ -6514,11 +6872,23 @@
         <w:fldChar w:fldCharType="end"/>
       </w:r>
       <w:r>
-        <w:t xml:space="preserve">) and select one or two of the available plug in displays. Start detection and you will see additional display units at the </w:t>
-      </w:r>
-      <w:r>
-        <w:lastRenderedPageBreak/>
-        <w:t xml:space="preserve">bottom of the spectrogram display. Some plug ins have additional options which can be accessed by right clicking on specific plug in panels. </w:t>
+        <w:t xml:space="preserve">) and select one or two of the available </w:t>
+      </w:r>
+      <w:proofErr w:type="gramStart"/>
+      <w:r>
+        <w:t>plug</w:t>
+      </w:r>
+      <w:proofErr w:type="gramEnd"/>
+      <w:r>
+        <w:t xml:space="preserve"> in displays. Start detection and you will see additional display units at the bottom of the spectrogram display. Some plug ins have additional options which can be accessed by right clicking on specific </w:t>
+      </w:r>
+      <w:proofErr w:type="gramStart"/>
+      <w:r>
+        <w:t>plug in</w:t>
+      </w:r>
+      <w:proofErr w:type="gramEnd"/>
+      <w:r>
+        <w:t xml:space="preserve"> panels. </w:t>
       </w:r>
     </w:p>
     <w:p>
@@ -6528,7 +6898,7 @@
         </w:rPr>
         <w:pict w14:anchorId="3C835AD8">
           <v:shape id="_x0000_i1051" type="#_x0000_t75" style="width:334.2pt;height:315pt;visibility:visible">
-            <v:imagedata r:id="rId37" o:title=""/>
+            <v:imagedata r:id="rId51" o:title=""/>
           </v:shape>
         </w:pict>
       </w:r>
@@ -6568,20 +6938,40 @@
       <w:pPr>
         <w:pStyle w:val="Style1"/>
       </w:pPr>
-      <w:bookmarkStart w:id="32" w:name="_Toc181008490"/>
-      <w:r>
+      <w:bookmarkStart w:id="32" w:name="_Toc208400181"/>
+      <w:r>
+        <w:lastRenderedPageBreak/>
         <w:t>Detecting Whistles</w:t>
       </w:r>
       <w:bookmarkEnd w:id="32"/>
     </w:p>
     <w:p>
       <w:r>
-        <w:t xml:space="preserve">PAMGuard contains two different detectors that can be used to detect Whistles – tonal calls from a variety of Odontocete species. The first is called simply the “Whistle Detector” and the second the “Whistle and Moan Detector”. The Whistle and Moan detector is a lot better than the older Whistle detector at detecting calls, so you should always use that one. We’ve left the older module in though, just in case anyone has it set up perfectly for a particular purpose and doesn’t want to change it. </w:t>
-      </w:r>
-    </w:p>
-    <w:p>
-      <w:r>
-        <w:t xml:space="preserve">As its name implies, the Whistle and Moan detector can be used to detect both odontocete whistles, which are generally at frequencies of between a couple of kHz and the low 10’s of kHz and also low frequency moans from baleen whales. </w:t>
+        <w:t>PAMGuard contains two different detectors that can be used to detect Whistles – tonal calls from a variety of Odontocete species. The first is called simply the “Whistle Detector” and the second the “</w:t>
+      </w:r>
+      <w:hyperlink r:id="rId52" w:history="1">
+        <w:r>
+          <w:rPr>
+            <w:rStyle w:val="Hyperlink"/>
+          </w:rPr>
+          <w:t>Whistle and Moan Detector</w:t>
+        </w:r>
+      </w:hyperlink>
+      <w:r>
+        <w:t xml:space="preserve">”. The Whistle and Moan detector is a lot better than the older Whistle detector at detecting calls, so you should always use that one. We’ve left the older module in though, just in case anyone has it set up perfectly for a particular purpose and doesn’t want to change it. </w:t>
+      </w:r>
+    </w:p>
+    <w:p>
+      <w:r>
+        <w:t xml:space="preserve">As its name implies, the Whistle and Moan detector can be used to detect both odontocete whistles, which are generally at frequencies of between a couple of kHz and the low 10’s of kHz </w:t>
+      </w:r>
+      <w:proofErr w:type="gramStart"/>
+      <w:r>
+        <w:t>and also</w:t>
+      </w:r>
+      <w:proofErr w:type="gramEnd"/>
+      <w:r>
+        <w:t xml:space="preserve"> low frequency moans from baleen whales. </w:t>
       </w:r>
     </w:p>
     <w:p/>
@@ -6589,7 +6979,7 @@
       <w:pPr>
         <w:pStyle w:val="Style2"/>
       </w:pPr>
-      <w:bookmarkStart w:id="33" w:name="_Toc181008491"/>
+      <w:bookmarkStart w:id="33" w:name="_Toc208400182"/>
       <w:r>
         <w:t>Configure PAMGuard</w:t>
       </w:r>
@@ -6597,7 +6987,15 @@
     </w:p>
     <w:p>
       <w:r>
-        <w:t>Start from the settings file used for click detection ‘PamTutorial1</w:t>
+        <w:t xml:space="preserve">Start from the settings file used for </w:t>
+      </w:r>
+      <w:proofErr w:type="gramStart"/>
+      <w:r>
+        <w:t>click</w:t>
+      </w:r>
+      <w:proofErr w:type="gramEnd"/>
+      <w:r>
+        <w:t xml:space="preserve"> detection ‘PamTutorial1</w:t>
       </w:r>
       <w:r>
         <w:t>.psfx</w:t>
@@ -6652,7 +7050,11 @@
         <w:t>L</w:t>
       </w:r>
       <w:r>
-        <w:t>oad the sound file “whistles.wav</w:t>
+        <w:t>oad the sound file “</w:t>
+      </w:r>
+      <w:proofErr w:type="gramStart"/>
+      <w:r>
+        <w:t>whistles.wav</w:t>
       </w:r>
       <w:r>
         <w:rPr>
@@ -6664,17 +7066,20 @@
         <w:t xml:space="preserve"> </w:t>
       </w:r>
       <w:r>
-        <w:t xml:space="preserve">(See exercise 1.4). </w:t>
-      </w:r>
-    </w:p>
-    <w:p>
-      <w:pPr>
-        <w:rPr>
-          <w:b/>
-        </w:rPr>
-      </w:pPr>
-      <w:r>
-        <w:lastRenderedPageBreak/>
+        <w:t>(</w:t>
+      </w:r>
+      <w:proofErr w:type="gramEnd"/>
+      <w:r>
+        <w:t xml:space="preserve">See exercise 1.4). </w:t>
+      </w:r>
+    </w:p>
+    <w:p>
+      <w:pPr>
+        <w:rPr>
+          <w:b/>
+        </w:rPr>
+      </w:pPr>
+      <w:r>
         <w:t xml:space="preserve">Next, we will add a Whistle </w:t>
       </w:r>
       <w:r>
@@ -6731,6 +7136,7 @@
         </w:rPr>
         <w:t xml:space="preserve">and Moan </w:t>
       </w:r>
+      <w:proofErr w:type="gramStart"/>
       <w:r>
         <w:rPr>
           <w:b/>
@@ -6739,7 +7145,11 @@
         <w:t>Detector</w:t>
       </w:r>
       <w:r>
-        <w:t xml:space="preserve">  from the main menu. The following </w:t>
+        <w:t xml:space="preserve">  from</w:t>
+      </w:r>
+      <w:proofErr w:type="gramEnd"/>
+      <w:r>
+        <w:t xml:space="preserve"> the main menu. The following </w:t>
       </w:r>
       <w:r>
         <w:t>dialog</w:t>
@@ -6766,8 +7176,8 @@
           <w:noProof/>
         </w:rPr>
         <w:pict w14:anchorId="1640E344">
-          <v:shape id="_x0000_i1052" type="#_x0000_t75" style="width:312.6pt;height:118.8pt;visibility:visible">
-            <v:imagedata r:id="rId38" o:title=""/>
+          <v:shape id="_x0000_i1052" type="#_x0000_t75" style="width:313.2pt;height:119.4pt;visibility:visible">
+            <v:imagedata r:id="rId53" o:title=""/>
           </v:shape>
         </w:pict>
       </w:r>
@@ -6821,7 +7231,7 @@
       <w:pPr>
         <w:pStyle w:val="Style2"/>
       </w:pPr>
-      <w:bookmarkStart w:id="34" w:name="_Toc181008492"/>
+      <w:bookmarkStart w:id="34" w:name="_Toc208400183"/>
       <w:r>
         <w:t>Configure the FFT</w:t>
       </w:r>
@@ -6835,7 +7245,11 @@
         <w:t>PAMGuard</w:t>
       </w:r>
       <w:r>
-        <w:t xml:space="preserve"> knows at this point that no FFT data producing modules are present. </w:t>
+        <w:t xml:space="preserve"> knows at this point that no FFT data producing </w:t>
+      </w:r>
+      <w:r>
+        <w:lastRenderedPageBreak/>
+        <w:t xml:space="preserve">modules are present. </w:t>
       </w:r>
       <w:r>
         <w:t>PAMGuard</w:t>
@@ -6867,8 +7281,8 @@
           <w:noProof/>
         </w:rPr>
         <w:pict w14:anchorId="525B7687">
-          <v:shape id="_x0000_i1053" type="#_x0000_t75" style="width:191.4pt;height:105.6pt;visibility:visible">
-            <v:imagedata r:id="rId39" o:title=""/>
+          <v:shape id="_x0000_i1053" type="#_x0000_t75" style="width:192pt;height:106.2pt;visibility:visible">
+            <v:imagedata r:id="rId54" o:title=""/>
           </v:shape>
         </w:pict>
       </w:r>
@@ -6950,8 +7364,8 @@
           <w:noProof/>
         </w:rPr>
         <w:pict w14:anchorId="19DEF62E">
-          <v:shape id="_x0000_i1054" type="#_x0000_t75" style="width:195pt;height:105.6pt;visibility:visible">
-            <v:imagedata r:id="rId40" o:title=""/>
+          <v:shape id="_x0000_i1054" type="#_x0000_t75" style="width:194.4pt;height:106.2pt;visibility:visible">
+            <v:imagedata r:id="rId55" o:title=""/>
           </v:shape>
         </w:pict>
       </w:r>
@@ -6982,81 +7396,78 @@
     <w:p>
       <w:pPr>
         <w:rPr>
-          <w:i/>
           <w:noProof/>
           <w:lang w:eastAsia="en-GB"/>
         </w:rPr>
       </w:pPr>
       <w:r>
         <w:rPr>
-          <w:i/>
           <w:noProof/>
           <w:lang w:eastAsia="en-GB"/>
         </w:rPr>
+        <w:t>Configure the FFT module</w:t>
+      </w:r>
+    </w:p>
+    <w:p>
+      <w:pPr>
+        <w:rPr>
+          <w:noProof/>
+          <w:lang w:eastAsia="en-GB"/>
+        </w:rPr>
+      </w:pPr>
+      <w:r>
+        <w:rPr>
+          <w:noProof/>
+          <w:lang w:eastAsia="en-GB"/>
+        </w:rPr>
+        <w:t>Next you need to configure the FFT module so that it’s providing exactly the right type of data to the Whistle and Moan Detector. It need to be set up quite carefully for the Whislte and Moan detector to operate correctly.</w:t>
+      </w:r>
+    </w:p>
+    <w:p>
+      <w:pPr>
+        <w:rPr>
+          <w:noProof/>
+          <w:lang w:eastAsia="en-GB"/>
+        </w:rPr>
+      </w:pPr>
+      <w:r>
+        <w:rPr>
+          <w:noProof/>
+          <w:lang w:eastAsia="en-GB"/>
+        </w:rPr>
+        <w:t xml:space="preserve">From the Detection menu, select </w:t>
+      </w:r>
+      <w:r>
+        <w:rPr>
+          <w:b/>
+          <w:noProof/>
+          <w:lang w:eastAsia="en-GB"/>
+        </w:rPr>
+        <w:t>FFT1 Settings</w:t>
+      </w:r>
+      <w:r>
+        <w:rPr>
+          <w:noProof/>
+          <w:lang w:eastAsia="en-GB"/>
+        </w:rPr>
+        <w:t xml:space="preserve"> and the following dialog will appear:</w:t>
+      </w:r>
+    </w:p>
+    <w:p>
+      <w:pPr>
+        <w:rPr>
+          <w:noProof/>
+          <w:lang w:eastAsia="en-GB"/>
+        </w:rPr>
+      </w:pPr>
+      <w:r>
+        <w:rPr>
+          <w:noProof/>
+        </w:rPr>
         <w:lastRenderedPageBreak/>
-        <w:t>Configure the FFT module</w:t>
-      </w:r>
-    </w:p>
-    <w:p>
-      <w:pPr>
-        <w:rPr>
-          <w:noProof/>
-          <w:lang w:eastAsia="en-GB"/>
-        </w:rPr>
-      </w:pPr>
-      <w:r>
-        <w:rPr>
-          <w:noProof/>
-          <w:lang w:eastAsia="en-GB"/>
-        </w:rPr>
-        <w:t>Next you need to configure the FFT module so that it’s providing exactly the right type of data to the Whistle and Moan Detector. It need to be set up quite carefully for the Whislte and Moan detector to operate correctly.</w:t>
-      </w:r>
-    </w:p>
-    <w:p>
-      <w:pPr>
-        <w:rPr>
-          <w:noProof/>
-          <w:lang w:eastAsia="en-GB"/>
-        </w:rPr>
-      </w:pPr>
-      <w:r>
-        <w:rPr>
-          <w:noProof/>
-          <w:lang w:eastAsia="en-GB"/>
-        </w:rPr>
-        <w:t xml:space="preserve">From the Detection menu, select </w:t>
-      </w:r>
-      <w:r>
-        <w:rPr>
-          <w:b/>
-          <w:noProof/>
-          <w:lang w:eastAsia="en-GB"/>
-        </w:rPr>
-        <w:t>FFT1 Settings</w:t>
-      </w:r>
-      <w:r>
-        <w:rPr>
-          <w:noProof/>
-          <w:lang w:eastAsia="en-GB"/>
-        </w:rPr>
-        <w:t xml:space="preserve"> and the following dialog will appear:</w:t>
-      </w:r>
-    </w:p>
-    <w:p>
-      <w:pPr>
-        <w:jc w:val="center"/>
-        <w:rPr>
-          <w:noProof/>
-          <w:lang w:eastAsia="en-GB"/>
-        </w:rPr>
-      </w:pPr>
-      <w:r>
-        <w:rPr>
-          <w:noProof/>
-        </w:rPr>
         <w:pict w14:anchorId="19971416">
-          <v:shape id="_x0000_i1055" type="#_x0000_t75" style="width:190.2pt;height:244.2pt;visibility:visible">
-            <v:imagedata r:id="rId41" o:title=""/>
+          <v:shape id="_x0000_i1055" type="#_x0000_t75" style="width:190.8pt;height:244.2pt;visibility:visible">
+            <v:imagedata r:id="rId56" o:title=""/>
           </v:shape>
         </w:pict>
       </w:r>
@@ -7093,7 +7504,6 @@
     </w:p>
     <w:p>
       <w:pPr>
-        <w:jc w:val="center"/>
         <w:rPr>
           <w:noProof/>
           <w:lang w:eastAsia="en-GB"/>
@@ -7105,8 +7515,8 @@
         </w:rPr>
         <w:lastRenderedPageBreak/>
         <w:pict w14:anchorId="53EA4D82">
-          <v:shape id="_x0000_i1056" type="#_x0000_t75" style="width:198pt;height:255pt;visibility:visible">
-            <v:imagedata r:id="rId42" o:title=""/>
+          <v:shape id="_x0000_i1056" type="#_x0000_t75" style="width:197.4pt;height:254.4pt;visibility:visible">
+            <v:imagedata r:id="rId57" o:title=""/>
           </v:shape>
         </w:pict>
       </w:r>
@@ -7115,8 +7525,8 @@
           <w:noProof/>
         </w:rPr>
         <w:pict w14:anchorId="5EAC52EF">
-          <v:shape id="_x0000_i1057" type="#_x0000_t75" style="width:197.4pt;height:253.8pt;visibility:visible">
-            <v:imagedata r:id="rId43" o:title=""/>
+          <v:shape id="_x0000_i1057" type="#_x0000_t75" style="width:197.4pt;height:253.2pt;visibility:visible">
+            <v:imagedata r:id="rId58" o:title=""/>
           </v:shape>
         </w:pict>
       </w:r>
@@ -7130,6 +7540,22 @@
       </w:pPr>
     </w:p>
     <w:p>
+      <w:r>
+        <w:t>Once you’ve done this, you can close this FFT dialog and proceed to setting up the Whistle Moan detector itself.</w:t>
+      </w:r>
+    </w:p>
+    <w:p>
+      <w:r>
+        <w:t xml:space="preserve">From the Detection menu, select </w:t>
+      </w:r>
+      <w:r>
+        <w:t>Detection &gt; Whistle and Moan Detector</w:t>
+      </w:r>
+      <w:r>
+        <w:t xml:space="preserve">. </w:t>
+      </w:r>
+    </w:p>
+    <w:p>
       <w:pPr>
         <w:rPr>
           <w:rFonts w:ascii="Tahoma" w:hAnsi="Tahoma" w:cs="Tahoma"/>
@@ -7137,295 +7563,231 @@
       </w:pPr>
       <w:r>
         <w:rPr>
-          <w:rFonts w:ascii="Tahoma" w:hAnsi="Tahoma" w:cs="Tahoma"/>
-        </w:rPr>
-        <w:t>Once you’ve done this, you can close this FFT dialog and proceed to setting up the Whistle Moan detector itself.</w:t>
-      </w:r>
-    </w:p>
-    <w:p>
-      <w:pPr>
-        <w:rPr>
-          <w:rFonts w:ascii="Tahoma" w:hAnsi="Tahoma" w:cs="Tahoma"/>
-        </w:rPr>
-      </w:pPr>
-      <w:r>
-        <w:rPr>
-          <w:rFonts w:ascii="Tahoma" w:hAnsi="Tahoma" w:cs="Tahoma"/>
-        </w:rPr>
-        <w:t xml:space="preserve">From the Detection menu, select </w:t>
-      </w:r>
-      <w:r>
-        <w:rPr>
-          <w:rFonts w:ascii="Tahoma" w:hAnsi="Tahoma" w:cs="Tahoma"/>
-          <w:b/>
-        </w:rPr>
-        <w:t>Detection &gt; Whistle and Moan Detector</w:t>
-      </w:r>
-      <w:r>
-        <w:rPr>
-          <w:rFonts w:ascii="Tahoma" w:hAnsi="Tahoma" w:cs="Tahoma"/>
-        </w:rPr>
-        <w:t xml:space="preserve">. </w:t>
-      </w:r>
-    </w:p>
-    <w:p>
-      <w:pPr>
-        <w:jc w:val="center"/>
-        <w:rPr>
-          <w:rFonts w:ascii="Tahoma" w:hAnsi="Tahoma" w:cs="Tahoma"/>
-        </w:rPr>
-      </w:pPr>
-      <w:r>
-        <w:rPr>
-          <w:noProof/>
-        </w:rPr>
+          <w:noProof/>
+        </w:rPr>
+        <w:lastRenderedPageBreak/>
         <w:pict w14:anchorId="13F68B72">
-          <v:shape id="_x0000_i1058" type="#_x0000_t75" style="width:222.6pt;height:318pt;visibility:visible">
-            <v:imagedata r:id="rId44" o:title=""/>
+          <v:shape id="_x0000_i1058" type="#_x0000_t75" style="width:223.2pt;height:318pt;visibility:visible">
+            <v:imagedata r:id="rId59" o:title=""/>
           </v:shape>
         </w:pict>
       </w:r>
     </w:p>
     <w:p>
-      <w:pPr>
-        <w:rPr>
-          <w:rFonts w:ascii="Tahoma" w:hAnsi="Tahoma" w:cs="Tahoma"/>
-        </w:rPr>
-      </w:pPr>
-      <w:r>
-        <w:rPr>
-          <w:rFonts w:ascii="Tahoma" w:hAnsi="Tahoma" w:cs="Tahoma"/>
+      <w:r>
+        <w:t xml:space="preserve">There are several things you’ll need to change on this dialog. </w:t>
+      </w:r>
+    </w:p>
+    <w:p>
+      <w:r>
+        <w:t>First set the source of FFT data to be “FFT1 Noise free FFT data.</w:t>
+      </w:r>
+    </w:p>
+    <w:p>
+      <w:r>
+        <w:t xml:space="preserve">Select one channel </w:t>
+      </w:r>
+      <w:proofErr w:type="gramStart"/>
+      <w:r>
+        <w:t>group, and</w:t>
+      </w:r>
+      <w:proofErr w:type="gramEnd"/>
+      <w:r>
+        <w:t xml:space="preserve"> include both channels in that group (for more on channel grouping and how channel groups are used to measure bearings to detected sounds, see the help file). </w:t>
+      </w:r>
+    </w:p>
+    <w:p>
+      <w:r>
+        <w:t xml:space="preserve">Set the Max frequency to 24000Hz (24kHz). </w:t>
+      </w:r>
+    </w:p>
+    <w:p>
+      <w:r>
+        <w:t xml:space="preserve">And click Ok to save the configuration. </w:t>
+      </w:r>
+    </w:p>
+    <w:p/>
+    <w:p>
+      <w:r>
+        <w:t xml:space="preserve">Now that you have changed the </w:t>
+      </w:r>
+      <w:r>
+        <w:t>PAMGuard</w:t>
+      </w:r>
+      <w:r>
+        <w:t xml:space="preserve"> model configuration, click </w:t>
+      </w:r>
+    </w:p>
+    <w:p>
+      <w:r>
+        <w:rPr>
+          <w:b/>
+          <w:i/>
+        </w:rPr>
+        <w:t xml:space="preserve">File </w:t>
+      </w:r>
+      <w:r>
+        <w:rPr>
+          <w:b/>
+          <w:i/>
+        </w:rPr>
+        <w:sym w:font="Symbol" w:char="F0DE"/>
+      </w:r>
+      <w:r>
+        <w:rPr>
+          <w:b/>
+          <w:i/>
+        </w:rPr>
+        <w:t xml:space="preserve"> Save configuration as</w:t>
+      </w:r>
+      <w:r>
+        <w:rPr>
+          <w:i/>
+        </w:rPr>
+        <w:t>…</w:t>
+      </w:r>
+      <w:r>
+        <w:t xml:space="preserve">  and save the configuration as “</w:t>
+      </w:r>
+      <w:proofErr w:type="spellStart"/>
+      <w:r>
+        <w:t>clickAndWhistleDetectors.psf</w:t>
+      </w:r>
+      <w:r>
+        <w:t>x</w:t>
+      </w:r>
+      <w:proofErr w:type="spellEnd"/>
+      <w:r>
+        <w:t>”</w:t>
+      </w:r>
+      <w:r>
+        <w:rPr>
+          <w:b/>
+        </w:rPr>
+        <w:t>.</w:t>
+      </w:r>
+      <w:r>
+        <w:t xml:space="preserve"> </w:t>
+      </w:r>
+      <w:r>
+        <w:t xml:space="preserve"> C</w:t>
+      </w:r>
+      <w:r>
+        <w:t xml:space="preserve">lose down </w:t>
+      </w:r>
+      <w:r>
+        <w:t>PAMGuard</w:t>
+      </w:r>
+      <w:r>
+        <w:t xml:space="preserve"> </w:t>
+      </w:r>
+      <w:r>
+        <w:rPr>
+          <w:b/>
+        </w:rPr>
+        <w:t>(</w:t>
+      </w:r>
+      <w:r>
+        <w:rPr>
+          <w:b/>
+          <w:i/>
+        </w:rPr>
+        <w:t xml:space="preserve">File </w:t>
+      </w:r>
+      <w:r>
+        <w:rPr>
+          <w:b/>
+          <w:i/>
+        </w:rPr>
+        <w:sym w:font="Symbol" w:char="F0DE"/>
+      </w:r>
+      <w:r>
+        <w:rPr>
+          <w:b/>
+          <w:i/>
+        </w:rPr>
+        <w:t xml:space="preserve"> Exit</w:t>
+      </w:r>
+      <w:r>
+        <w:rPr>
+          <w:b/>
+        </w:rPr>
+        <w:t>)</w:t>
+      </w:r>
+      <w:r>
+        <w:t xml:space="preserve"> and re-launch the application. Choose “</w:t>
+      </w:r>
+      <w:proofErr w:type="spellStart"/>
+      <w:r>
+        <w:rPr>
+          <w:b/>
+        </w:rPr>
+        <w:t>clickAndWhistleDetectors.psf</w:t>
+      </w:r>
+      <w:r>
+        <w:rPr>
+          <w:b/>
+        </w:rPr>
+        <w:t>x</w:t>
+      </w:r>
+      <w:proofErr w:type="spellEnd"/>
+      <w:r>
+        <w:t xml:space="preserve">” from the </w:t>
+      </w:r>
+      <w:r>
+        <w:rPr>
+          <w:b/>
+          <w:i/>
+        </w:rPr>
+        <w:t xml:space="preserve">Load </w:t>
+      </w:r>
+      <w:r>
+        <w:rPr>
+          <w:b/>
+          <w:i/>
+        </w:rPr>
+        <w:t>PAMGuard</w:t>
+      </w:r>
+      <w:r>
+        <w:rPr>
+          <w:b/>
+          <w:i/>
+        </w:rPr>
+        <w:t xml:space="preserve"> configuration from</w:t>
+      </w:r>
+      <w:r>
+        <w:rPr>
+          <w:i/>
+        </w:rPr>
+        <w:t>…</w:t>
+      </w:r>
+      <w:r>
+        <w:t xml:space="preserve"> </w:t>
+      </w:r>
+      <w:r>
+        <w:t>dialog</w:t>
+      </w:r>
+      <w:r>
+        <w:t xml:space="preserve"> and click </w:t>
+      </w:r>
+      <w:r>
+        <w:rPr>
+          <w:i/>
+        </w:rPr>
+        <w:t>OK</w:t>
+      </w:r>
+      <w:r>
+        <w:t xml:space="preserve">. </w:t>
+      </w:r>
+    </w:p>
+    <w:p>
+      <w:r>
+        <w:rPr>
+          <w:noProof/>
         </w:rPr>
         <w:lastRenderedPageBreak/>
-        <w:t xml:space="preserve">There are several things you’ll need to change on this dialog. </w:t>
-      </w:r>
-    </w:p>
-    <w:p>
-      <w:pPr>
-        <w:rPr>
-          <w:rFonts w:ascii="Tahoma" w:hAnsi="Tahoma" w:cs="Tahoma"/>
-        </w:rPr>
-      </w:pPr>
-      <w:r>
-        <w:rPr>
-          <w:rFonts w:ascii="Tahoma" w:hAnsi="Tahoma" w:cs="Tahoma"/>
-        </w:rPr>
-        <w:t>First set the source of FFT data to be “FFT1 Noise free FFT data.</w:t>
-      </w:r>
-    </w:p>
-    <w:p>
-      <w:pPr>
-        <w:rPr>
-          <w:rFonts w:ascii="Tahoma" w:hAnsi="Tahoma" w:cs="Tahoma"/>
-        </w:rPr>
-      </w:pPr>
-      <w:r>
-        <w:rPr>
-          <w:rFonts w:ascii="Tahoma" w:hAnsi="Tahoma" w:cs="Tahoma"/>
-        </w:rPr>
-        <w:t xml:space="preserve">Select one channel group, and include both channels in that group (for more on channel grouping and how channel groups are used to measure bearings to detected sounds, see the help file). </w:t>
-      </w:r>
-    </w:p>
-    <w:p>
-      <w:pPr>
-        <w:rPr>
-          <w:rFonts w:ascii="Tahoma" w:hAnsi="Tahoma" w:cs="Tahoma"/>
-        </w:rPr>
-      </w:pPr>
-      <w:r>
-        <w:rPr>
-          <w:rFonts w:ascii="Tahoma" w:hAnsi="Tahoma" w:cs="Tahoma"/>
-        </w:rPr>
-        <w:t xml:space="preserve">Set the Max frequency to 24000Hz (24kHz). </w:t>
-      </w:r>
-    </w:p>
-    <w:p>
-      <w:pPr>
-        <w:rPr>
-          <w:rFonts w:ascii="Tahoma" w:hAnsi="Tahoma" w:cs="Tahoma"/>
-        </w:rPr>
-      </w:pPr>
-      <w:r>
-        <w:rPr>
-          <w:rFonts w:ascii="Tahoma" w:hAnsi="Tahoma" w:cs="Tahoma"/>
-        </w:rPr>
-        <w:t xml:space="preserve">And click Ok to save the configuration. </w:t>
-      </w:r>
-    </w:p>
-    <w:p/>
-    <w:p>
-      <w:r>
-        <w:t xml:space="preserve">Now that you have changed the </w:t>
-      </w:r>
-      <w:r>
-        <w:t>PAMGuard</w:t>
-      </w:r>
-      <w:r>
-        <w:t xml:space="preserve"> model configuration, click </w:t>
-      </w:r>
-    </w:p>
-    <w:p>
-      <w:r>
-        <w:rPr>
-          <w:b/>
-          <w:i/>
-        </w:rPr>
-        <w:t xml:space="preserve">File </w:t>
-      </w:r>
-      <w:r>
-        <w:rPr>
-          <w:b/>
-          <w:i/>
-        </w:rPr>
-        <w:sym w:font="Symbol" w:char="F0DE"/>
-      </w:r>
-      <w:r>
-        <w:rPr>
-          <w:b/>
-          <w:i/>
-        </w:rPr>
-        <w:t xml:space="preserve"> Save configuration as</w:t>
-      </w:r>
-      <w:r>
-        <w:rPr>
-          <w:i/>
-        </w:rPr>
-        <w:t>…</w:t>
-      </w:r>
-      <w:r>
-        <w:t xml:space="preserve">  and save the configuration as “clickAndWhistleDetectors.psf</w:t>
-      </w:r>
-      <w:r>
-        <w:t>x</w:t>
-      </w:r>
-      <w:r>
-        <w:t>”</w:t>
-      </w:r>
-      <w:r>
-        <w:rPr>
-          <w:b/>
-        </w:rPr>
-        <w:t>.</w:t>
-      </w:r>
-      <w:r>
-        <w:t xml:space="preserve"> </w:t>
-      </w:r>
-      <w:r>
-        <w:t xml:space="preserve"> C</w:t>
-      </w:r>
-      <w:r>
-        <w:t xml:space="preserve">lose down </w:t>
-      </w:r>
-      <w:r>
-        <w:t>PAMGuard</w:t>
-      </w:r>
-      <w:r>
-        <w:t xml:space="preserve"> </w:t>
-      </w:r>
-      <w:r>
-        <w:rPr>
-          <w:b/>
-        </w:rPr>
-        <w:t>(</w:t>
-      </w:r>
-      <w:r>
-        <w:rPr>
-          <w:b/>
-          <w:i/>
-        </w:rPr>
-        <w:t xml:space="preserve">File </w:t>
-      </w:r>
-      <w:r>
-        <w:rPr>
-          <w:b/>
-          <w:i/>
-        </w:rPr>
-        <w:sym w:font="Symbol" w:char="F0DE"/>
-      </w:r>
-      <w:r>
-        <w:rPr>
-          <w:b/>
-          <w:i/>
-        </w:rPr>
-        <w:t xml:space="preserve"> Exit</w:t>
-      </w:r>
-      <w:r>
-        <w:rPr>
-          <w:b/>
-        </w:rPr>
-        <w:t>)</w:t>
-      </w:r>
-      <w:r>
-        <w:t xml:space="preserve"> and re-launch the application. Choose “</w:t>
-      </w:r>
-      <w:r>
-        <w:rPr>
-          <w:b/>
-        </w:rPr>
-        <w:t>clickAndWhistleDetectors.psf</w:t>
-      </w:r>
-      <w:r>
-        <w:rPr>
-          <w:b/>
-        </w:rPr>
-        <w:t>x</w:t>
-      </w:r>
-      <w:r>
-        <w:t xml:space="preserve">” from the </w:t>
-      </w:r>
-      <w:r>
-        <w:rPr>
-          <w:b/>
-          <w:i/>
-        </w:rPr>
-        <w:t xml:space="preserve">Load </w:t>
-      </w:r>
-      <w:r>
-        <w:rPr>
-          <w:b/>
-          <w:i/>
-        </w:rPr>
-        <w:t>PAMGuard</w:t>
-      </w:r>
-      <w:r>
-        <w:rPr>
-          <w:b/>
-          <w:i/>
-        </w:rPr>
-        <w:t xml:space="preserve"> configuration from</w:t>
-      </w:r>
-      <w:r>
-        <w:rPr>
-          <w:i/>
-        </w:rPr>
-        <w:t>…</w:t>
-      </w:r>
-      <w:r>
-        <w:t xml:space="preserve"> </w:t>
-      </w:r>
-      <w:r>
-        <w:t>dialog</w:t>
-      </w:r>
-      <w:r>
-        <w:t xml:space="preserve"> and click </w:t>
-      </w:r>
-      <w:r>
-        <w:rPr>
-          <w:i/>
-        </w:rPr>
-        <w:t>OK</w:t>
-      </w:r>
-      <w:r>
-        <w:t xml:space="preserve">. </w:t>
-      </w:r>
-    </w:p>
-    <w:p>
-      <w:r>
-        <w:rPr>
-          <w:noProof/>
-        </w:rPr>
         <w:pict w14:anchorId="75D6CEC7">
-          <v:shape id="_x0000_s2055" type="#_x0000_t202" style="position:absolute;margin-left:0;margin-top:16.35pt;width:468.45pt;height:38.55pt;z-index:4;mso-wrap-style:none" fillcolor="#eaeaea">
+          <v:shape id="_x0000_s2055" type="#_x0000_t202" style="position:absolute;margin-left:0;margin-top:16.35pt;width:468.45pt;height:38.55pt;z-index:3;mso-wrap-style:none" fillcolor="#eaeaea">
             <v:textbox style="mso-next-textbox:#_x0000_s2055;mso-fit-shape-to-text:t">
               <w:txbxContent>
                 <w:p>
@@ -7444,7 +7806,7 @@
       <w:pPr>
         <w:pStyle w:val="Style2"/>
       </w:pPr>
-      <w:bookmarkStart w:id="35" w:name="_Toc181008493"/>
+      <w:bookmarkStart w:id="35" w:name="_Toc208400184"/>
       <w:r>
         <w:t>Viewing whistle detections</w:t>
       </w:r>
@@ -7453,7 +7815,18 @@
     <w:p/>
     <w:p>
       <w:r>
-        <w:t xml:space="preserve">You’ve probably already got a Spectrogram display from </w:t>
+        <w:t xml:space="preserve">You’ve probably already got a </w:t>
+      </w:r>
+      <w:hyperlink r:id="rId60" w:history="1">
+        <w:r>
+          <w:rPr>
+            <w:rStyle w:val="Hyperlink"/>
+          </w:rPr>
+          <w:t>Spectrogram display</w:t>
+        </w:r>
+      </w:hyperlink>
+      <w:r>
+        <w:t xml:space="preserve"> from </w:t>
       </w:r>
       <w:r>
         <w:fldChar w:fldCharType="begin"/>
@@ -7496,12 +7869,21 @@
       <w:r>
         <w:t xml:space="preserve">Start detection </w:t>
       </w:r>
-      <w:r>
-        <w:rPr>
-          <w:b/>
-          <w:i/>
-        </w:rPr>
-        <w:t xml:space="preserve">Detection </w:t>
+      <w:proofErr w:type="spellStart"/>
+      <w:r>
+        <w:rPr>
+          <w:b/>
+          <w:i/>
+        </w:rPr>
+        <w:t>Detection</w:t>
+      </w:r>
+      <w:proofErr w:type="spellEnd"/>
+      <w:r>
+        <w:rPr>
+          <w:b/>
+          <w:i/>
+        </w:rPr>
+        <w:t xml:space="preserve"> </w:t>
       </w:r>
       <w:r>
         <w:rPr>
@@ -7515,10 +7897,22 @@
           <w:b/>
           <w:i/>
         </w:rPr>
-        <w:t xml:space="preserve"> Start</w:t>
-      </w:r>
-      <w:r>
-        <w:t xml:space="preserve">  and the two spectrogram panels will show the spectrogram data in real time.</w:t>
+        <w:t xml:space="preserve"> </w:t>
+      </w:r>
+      <w:proofErr w:type="gramStart"/>
+      <w:r>
+        <w:rPr>
+          <w:b/>
+          <w:i/>
+        </w:rPr>
+        <w:t>Start</w:t>
+      </w:r>
+      <w:r>
+        <w:t xml:space="preserve">  and</w:t>
+      </w:r>
+      <w:proofErr w:type="gramEnd"/>
+      <w:r>
+        <w:t xml:space="preserve"> the two spectrogram panels will show the spectrogram data in real time.</w:t>
       </w:r>
     </w:p>
     <w:p/>
@@ -7527,10 +7921,9 @@
         <w:rPr>
           <w:noProof/>
         </w:rPr>
-        <w:lastRenderedPageBreak/>
         <w:pict w14:anchorId="7450481D">
           <v:shape id="_x0000_i1059" type="#_x0000_t75" style="width:467.4pt;height:262.8pt;visibility:visible">
-            <v:imagedata r:id="rId45" o:title=""/>
+            <v:imagedata r:id="rId61" o:title=""/>
           </v:shape>
         </w:pict>
       </w:r>
@@ -7567,9 +7960,10 @@
         <w:rPr>
           <w:noProof/>
         </w:rPr>
+        <w:lastRenderedPageBreak/>
         <w:pict w14:anchorId="46EB671D">
           <v:shape id="_x0000_i1060" type="#_x0000_t75" style="width:467.4pt;height:277.8pt;visibility:visible">
-            <v:imagedata r:id="rId46" o:title=""/>
+            <v:imagedata r:id="rId62" o:title=""/>
           </v:shape>
         </w:pict>
       </w:r>
@@ -7578,10 +7972,14 @@
       <w:pPr>
         <w:pStyle w:val="Style1"/>
       </w:pPr>
-      <w:bookmarkStart w:id="36" w:name="_Toc181008494"/>
-      <w:r>
-        <w:lastRenderedPageBreak/>
-        <w:t>Mysticete Detection</w:t>
+      <w:bookmarkStart w:id="36" w:name="_Toc208400185"/>
+      <w:proofErr w:type="spellStart"/>
+      <w:r>
+        <w:t>Mysticete</w:t>
+      </w:r>
+      <w:proofErr w:type="spellEnd"/>
+      <w:r>
+        <w:t xml:space="preserve"> Detection</w:t>
       </w:r>
       <w:bookmarkEnd w:id="36"/>
     </w:p>
@@ -7600,11 +7998,19 @@
       </w:r>
       <w:smartTag w:uri="urn:schemas-microsoft-com:office:smarttags" w:element="PersonName">
         <w:r>
-          <w:t>Dave Mellinger</w:t>
+          <w:t xml:space="preserve">Dave </w:t>
+        </w:r>
+        <w:proofErr w:type="spellStart"/>
+        <w:r>
+          <w:t>Mellinger</w:t>
         </w:r>
       </w:smartTag>
       <w:r>
-        <w:t>s Ishmael software.</w:t>
+        <w:t>s</w:t>
+      </w:r>
+      <w:proofErr w:type="spellEnd"/>
+      <w:r>
+        <w:t xml:space="preserve"> Ishmael software.</w:t>
       </w:r>
     </w:p>
     <w:p>
@@ -7642,7 +8048,31 @@
     </w:p>
     <w:p>
       <w:r>
-        <w:t xml:space="preserve">The energy sum detector takes a spectrogram and sums the energy in a given frequency band. It’s sensitive to any sounds in that frequency band and would not, for example, be able to tell the difference between an upsweep and a downsweep. Energy sum detectors are extremely simple, but are good for making a first pass through a data set, highlighting areas that deserve closer scrutiny. </w:t>
+        <w:t xml:space="preserve">The energy sum detector takes a spectrogram and sums the energy </w:t>
+      </w:r>
+      <w:proofErr w:type="gramStart"/>
+      <w:r>
+        <w:t>in a given</w:t>
+      </w:r>
+      <w:proofErr w:type="gramEnd"/>
+      <w:r>
+        <w:t xml:space="preserve"> frequency band. It’s sensitive to any sounds in that frequency band and would not, for example, be able to tell the difference between an upsweep and a </w:t>
+      </w:r>
+      <w:proofErr w:type="spellStart"/>
+      <w:r>
+        <w:t>downsweep</w:t>
+      </w:r>
+      <w:proofErr w:type="spellEnd"/>
+      <w:r>
+        <w:t xml:space="preserve">. Energy sum detectors are extremely </w:t>
+      </w:r>
+      <w:proofErr w:type="gramStart"/>
+      <w:r>
+        <w:t>simple, but</w:t>
+      </w:r>
+      <w:proofErr w:type="gramEnd"/>
+      <w:r>
+        <w:t xml:space="preserve"> are good for making a first pass through a data set, highlighting areas that deserve closer scrutiny. </w:t>
       </w:r>
       <w:r>
         <w:t>(</w:t>
@@ -7656,7 +8086,23 @@
     </w:p>
     <w:p>
       <w:r>
-        <w:t xml:space="preserve">Spectrogram correlation also uses the output of a spectrogram, but rather than simply adding the energy in a given frequency band, the spectrogram ‘image’ is convolved with (multiplied by) a spectrogram image of a sample sound. The closer the match of the image to the sample sound, the higher the detector output. Spectrogram correlation detectors should be able to tell the difference between an upsweep and a downsweep. </w:t>
+        <w:t xml:space="preserve">Spectrogram correlation also uses the output of a spectrogram, but rather than simply adding the energy </w:t>
+      </w:r>
+      <w:proofErr w:type="gramStart"/>
+      <w:r>
+        <w:t>in a given</w:t>
+      </w:r>
+      <w:proofErr w:type="gramEnd"/>
+      <w:r>
+        <w:t xml:space="preserve"> frequency band, the spectrogram ‘image’ is convolved with (multiplied by) a spectrogram image of a sample sound. The closer the match of the image to the sample sound, the higher the detector output. Spectrogram correlation detectors should be able to tell the difference between an upsweep and a </w:t>
+      </w:r>
+      <w:proofErr w:type="spellStart"/>
+      <w:r>
+        <w:t>downsweep</w:t>
+      </w:r>
+      <w:proofErr w:type="spellEnd"/>
+      <w:r>
+        <w:t xml:space="preserve">. </w:t>
       </w:r>
       <w:r>
         <w:t>(</w:t>
@@ -7670,6 +8116,7 @@
     </w:p>
     <w:p>
       <w:r>
+        <w:lastRenderedPageBreak/>
         <w:t xml:space="preserve">A matched filter uses the raw data, which is convolved by a template of a sample sound. The better the match of the sample sound, the higher the detector output. Matched filters are in fact the optimal solution for the detection of a known signal in random (Gaussian noise). However, if the template is not </w:t>
       </w:r>
       <w:r>
@@ -7730,11 +8177,16 @@
       <w:r>
         <w:t xml:space="preserve"> file. This should be </w:t>
       </w:r>
+      <w:proofErr w:type="spellStart"/>
       <w:r>
         <w:t>repos</w:t>
       </w:r>
       <w:r>
-        <w:t xml:space="preserve">automatically loaded when you start the </w:t>
+        <w:t>automatically</w:t>
+      </w:r>
+      <w:proofErr w:type="spellEnd"/>
+      <w:r>
+        <w:t xml:space="preserve"> loaded when you start the </w:t>
       </w:r>
       <w:r>
         <w:t>PamTutorial2</w:t>
@@ -7749,7 +8201,15 @@
         <w:t>PAMGuard</w:t>
       </w:r>
       <w:r>
-        <w:t xml:space="preserve"> can analyse this low frequency sample file extremely quickly. To slow it down, so that you can see what’s going on on the screen, a playback module has been included in the configuration which plays the sounds at </w:t>
+        <w:t xml:space="preserve"> can analyse this low frequency sample file extremely quickly. To slow it down, so that you can see what’s going on </w:t>
+      </w:r>
+      <w:proofErr w:type="spellStart"/>
+      <w:r>
+        <w:t>on</w:t>
+      </w:r>
+      <w:proofErr w:type="spellEnd"/>
+      <w:r>
+        <w:t xml:space="preserve"> the screen, a playback module has been included in the configuration which plays the sounds at </w:t>
       </w:r>
       <w:r>
         <w:t>several</w:t>
@@ -7762,7 +8222,7 @@
       <w:pPr>
         <w:pStyle w:val="Style2"/>
       </w:pPr>
-      <w:bookmarkStart w:id="37" w:name="_Toc181008495"/>
+      <w:bookmarkStart w:id="37" w:name="_Toc208400186"/>
       <w:r>
         <w:t>Energy Sum Detector</w:t>
       </w:r>
@@ -7828,8 +8288,8 @@
         </w:rPr>
         <w:lastRenderedPageBreak/>
         <w:pict w14:anchorId="4FDF90A3">
-          <v:shape id="_x0000_i1061" type="#_x0000_t75" style="width:241.8pt;height:418.8pt;visibility:visible">
-            <v:imagedata r:id="rId47" o:title=""/>
+          <v:shape id="_x0000_i1061" type="#_x0000_t75" style="width:241.2pt;height:418.8pt;visibility:visible">
+            <v:imagedata r:id="rId63" o:title=""/>
           </v:shape>
         </w:pict>
       </w:r>
@@ -7916,8 +8376,8 @@
         </w:rPr>
         <w:lastRenderedPageBreak/>
         <w:pict w14:anchorId="4EBC9388">
-          <v:shape id="_x0000_i1062" type="#_x0000_t75" style="width:468pt;height:262.2pt;visibility:visible">
-            <v:imagedata r:id="rId48" o:title=""/>
+          <v:shape id="_x0000_i1062" type="#_x0000_t75" style="width:468pt;height:262.8pt;visibility:visible">
+            <v:imagedata r:id="rId64" o:title=""/>
           </v:shape>
         </w:pict>
       </w:r>
@@ -7958,7 +8418,7 @@
       <w:pPr>
         <w:pStyle w:val="Style2"/>
       </w:pPr>
-      <w:bookmarkStart w:id="40" w:name="_Toc181008496"/>
+      <w:bookmarkStart w:id="40" w:name="_Toc208400187"/>
       <w:r>
         <w:t>Spectrogram Correlation Detector</w:t>
       </w:r>
@@ -7998,9 +8458,10 @@
         <w:rPr>
           <w:noProof/>
         </w:rPr>
+        <w:lastRenderedPageBreak/>
         <w:pict w14:anchorId="3374ABD6">
-          <v:shape id="_x0000_i1063" type="#_x0000_t75" style="width:291pt;height:279pt;visibility:visible">
-            <v:imagedata r:id="rId49" o:title=""/>
+          <v:shape id="_x0000_i1063" type="#_x0000_t75" style="width:291pt;height:278.4pt;visibility:visible">
+            <v:imagedata r:id="rId65" o:title=""/>
           </v:shape>
         </w:pict>
       </w:r>
@@ -8038,42 +8499,42 @@
     </w:p>
     <w:p>
       <w:r>
+        <w:t>Select the appropriate plug in for the spectrogram display and run the detector again (</w:t>
+      </w:r>
+      <w:r>
+        <w:fldChar w:fldCharType="begin"/>
+      </w:r>
+      <w:r>
+        <w:instrText xml:space="preserve"> REF _Ref216018334 \h </w:instrText>
+      </w:r>
+      <w:r>
+        <w:fldChar w:fldCharType="separate"/>
+      </w:r>
+      <w:r>
+        <w:t xml:space="preserve">Figure </w:t>
+      </w:r>
+      <w:r>
+        <w:rPr>
+          <w:noProof/>
+        </w:rPr>
+        <w:t>20</w:t>
+      </w:r>
+      <w:r>
+        <w:fldChar w:fldCharType="end"/>
+      </w:r>
+      <w:r>
+        <w:t xml:space="preserve">). </w:t>
+      </w:r>
+    </w:p>
+    <w:p>
+      <w:r>
+        <w:rPr>
+          <w:noProof/>
+        </w:rPr>
         <w:lastRenderedPageBreak/>
-        <w:t>Select the appropriate plug in for the spectrogram display and run the detector again (</w:t>
-      </w:r>
-      <w:r>
-        <w:fldChar w:fldCharType="begin"/>
-      </w:r>
-      <w:r>
-        <w:instrText xml:space="preserve"> REF _Ref216018334 \h </w:instrText>
-      </w:r>
-      <w:r>
-        <w:fldChar w:fldCharType="separate"/>
-      </w:r>
-      <w:r>
-        <w:t xml:space="preserve">Figure </w:t>
-      </w:r>
-      <w:r>
-        <w:rPr>
-          <w:noProof/>
-        </w:rPr>
-        <w:t>20</w:t>
-      </w:r>
-      <w:r>
-        <w:fldChar w:fldCharType="end"/>
-      </w:r>
-      <w:r>
-        <w:t xml:space="preserve">). </w:t>
-      </w:r>
-    </w:p>
-    <w:p>
-      <w:r>
-        <w:rPr>
-          <w:noProof/>
-        </w:rPr>
         <w:pict w14:anchorId="1DF10C02">
           <v:shape id="_x0000_i1064" type="#_x0000_t75" style="width:420pt;height:251.4pt;visibility:visible">
-            <v:imagedata r:id="rId50" o:title=""/>
+            <v:imagedata r:id="rId66" o:title=""/>
           </v:shape>
         </w:pict>
       </w:r>
@@ -8114,7 +8575,7 @@
       <w:pPr>
         <w:pStyle w:val="Style2"/>
       </w:pPr>
-      <w:bookmarkStart w:id="43" w:name="_Toc181008497"/>
+      <w:bookmarkStart w:id="43" w:name="_Toc208400188"/>
       <w:r>
         <w:t>Ishmael Matched Filter detector.</w:t>
       </w:r>
@@ -8163,9 +8624,10 @@
         <w:rPr>
           <w:noProof/>
         </w:rPr>
+        <w:lastRenderedPageBreak/>
         <w:pict w14:anchorId="43666558">
-          <v:shape id="_x0000_i1065" type="#_x0000_t75" style="width:354pt;height:253.2pt;visibility:visible">
-            <v:imagedata r:id="rId51" o:title=""/>
+          <v:shape id="_x0000_i1065" type="#_x0000_t75" style="width:353.4pt;height:252.6pt;visibility:visible">
+            <v:imagedata r:id="rId67" o:title=""/>
           </v:shape>
         </w:pict>
       </w:r>
@@ -8176,70 +8638,83 @@
       </w:pPr>
       <w:bookmarkStart w:id="44" w:name="_Ref216018515"/>
       <w:r>
+        <w:t xml:space="preserve">Figure </w:t>
+      </w:r>
+      <w:r>
+        <w:fldChar w:fldCharType="begin"/>
+      </w:r>
+      <w:r>
+        <w:instrText xml:space="preserve"> SEQ Figure \* ARABIC </w:instrText>
+      </w:r>
+      <w:r>
+        <w:fldChar w:fldCharType="separate"/>
+      </w:r>
+      <w:r>
+        <w:rPr>
+          <w:noProof/>
+        </w:rPr>
+        <w:t>21</w:t>
+      </w:r>
+      <w:r>
+        <w:fldChar w:fldCharType="end"/>
+      </w:r>
+      <w:bookmarkEnd w:id="44"/>
+      <w:r>
+        <w:t>. Matched Filter configuration dialog.</w:t>
+      </w:r>
+    </w:p>
+    <w:p>
+      <w:r>
+        <w:t>Select the appropriate plug in for the spectrogram display and run the detector again (</w:t>
+      </w:r>
+      <w:r>
+        <w:fldChar w:fldCharType="begin"/>
+      </w:r>
+      <w:r>
+        <w:instrText xml:space="preserve"> REF _Ref216018609 \h </w:instrText>
+      </w:r>
+      <w:r>
+        <w:fldChar w:fldCharType="separate"/>
+      </w:r>
+      <w:r>
+        <w:t xml:space="preserve">Figure </w:t>
+      </w:r>
+      <w:r>
+        <w:rPr>
+          <w:noProof/>
+        </w:rPr>
+        <w:t>22</w:t>
+      </w:r>
+      <w:r>
+        <w:fldChar w:fldCharType="end"/>
+      </w:r>
+      <w:r>
+        <w:t xml:space="preserve">). The output of the detector is a number varying between 0 and 1. Note that the peak detector output corresponding to the second call reaches this value. This is because the template for the matched filter was taken </w:t>
+      </w:r>
+      <w:proofErr w:type="gramStart"/>
+      <w:r>
+        <w:t>from this second call,</w:t>
+      </w:r>
+      <w:proofErr w:type="gramEnd"/>
+      <w:r>
+        <w:t xml:space="preserve"> to the match is </w:t>
+      </w:r>
+      <w:proofErr w:type="gramStart"/>
+      <w:r>
+        <w:t>perfect !</w:t>
+      </w:r>
+      <w:proofErr w:type="gramEnd"/>
+    </w:p>
+    <w:p/>
+    <w:p>
+      <w:r>
+        <w:rPr>
+          <w:noProof/>
+        </w:rPr>
         <w:lastRenderedPageBreak/>
-        <w:t xml:space="preserve">Figure </w:t>
-      </w:r>
-      <w:r>
-        <w:fldChar w:fldCharType="begin"/>
-      </w:r>
-      <w:r>
-        <w:instrText xml:space="preserve"> SEQ Figure \* ARABIC </w:instrText>
-      </w:r>
-      <w:r>
-        <w:fldChar w:fldCharType="separate"/>
-      </w:r>
-      <w:r>
-        <w:rPr>
-          <w:noProof/>
-        </w:rPr>
-        <w:t>21</w:t>
-      </w:r>
-      <w:r>
-        <w:fldChar w:fldCharType="end"/>
-      </w:r>
-      <w:bookmarkEnd w:id="44"/>
-      <w:r>
-        <w:t>. Matched Filter configuration dialog.</w:t>
-      </w:r>
-    </w:p>
-    <w:p>
-      <w:r>
-        <w:t>Select the appropriate plug in for the spectrogram display and run the detector again (</w:t>
-      </w:r>
-      <w:r>
-        <w:fldChar w:fldCharType="begin"/>
-      </w:r>
-      <w:r>
-        <w:instrText xml:space="preserve"> REF _Ref216018609 \h </w:instrText>
-      </w:r>
-      <w:r>
-        <w:fldChar w:fldCharType="separate"/>
-      </w:r>
-      <w:r>
-        <w:t xml:space="preserve">Figure </w:t>
-      </w:r>
-      <w:r>
-        <w:rPr>
-          <w:noProof/>
-        </w:rPr>
-        <w:t>22</w:t>
-      </w:r>
-      <w:r>
-        <w:fldChar w:fldCharType="end"/>
-      </w:r>
-      <w:r>
-        <w:t>). The output of the detector is a number varying between 0 and 1. Note that the peak detector output corresponding to the second call reaches this value. This is because the template for the matched filter was taken from this second call, to the match is perfect !</w:t>
-      </w:r>
-    </w:p>
-    <w:p/>
-    <w:p>
-      <w:r>
-        <w:rPr>
-          <w:noProof/>
-        </w:rPr>
         <w:pict w14:anchorId="4A4AB8C9">
           <v:shape id="_x0000_i1066" type="#_x0000_t75" style="width:468pt;height:279.6pt;visibility:visible">
-            <v:imagedata r:id="rId52" o:title=""/>
+            <v:imagedata r:id="rId68" o:title=""/>
           </v:shape>
         </w:pict>
       </w:r>
@@ -8286,7 +8761,7 @@
       <w:pPr>
         <w:pStyle w:val="Style2"/>
       </w:pPr>
-      <w:bookmarkStart w:id="46" w:name="_Toc181008498"/>
+      <w:bookmarkStart w:id="46" w:name="_Toc208400189"/>
       <w:r>
         <w:t>Compare the three detectors</w:t>
       </w:r>
@@ -8294,14 +8769,22 @@
     </w:p>
     <w:p>
       <w:r>
-        <w:t xml:space="preserve">You should easily be able to run all three detectors simultaneously and display the plug ins for each at the bottom of the spectrogram. Which detector is best ? The answer is that it’s impossible to say unless you test them with multiple sound files containing both blue whale calls and a variety of noise sources, count the number of false detections and the number of missed detections for varying detection thresholds and create ROC curves for the three detectors. </w:t>
+        <w:t xml:space="preserve">You should easily be able to run all three detectors simultaneously and display the plug ins for each at the bottom of the spectrogram. Which detector is </w:t>
+      </w:r>
+      <w:proofErr w:type="gramStart"/>
+      <w:r>
+        <w:t>best ?</w:t>
+      </w:r>
+      <w:proofErr w:type="gramEnd"/>
+      <w:r>
+        <w:t xml:space="preserve"> The answer is that it’s impossible to say unless you test them with multiple sound files containing both blue whale calls and a variety of noise sources, count the number of false detections and the number of missed detections for varying detection thresholds and create ROC curves for the three detectors. </w:t>
       </w:r>
     </w:p>
     <w:p>
       <w:pPr>
         <w:pStyle w:val="Style2"/>
       </w:pPr>
-      <w:bookmarkStart w:id="47" w:name="_Toc181008499"/>
+      <w:bookmarkStart w:id="47" w:name="_Toc208400190"/>
       <w:r>
         <w:t>Set up the detectors for different species</w:t>
       </w:r>
@@ -8309,7 +8792,15 @@
     </w:p>
     <w:p>
       <w:r>
-        <w:t xml:space="preserve">Try the detectors with some of the other blue whale and humpback sound files. Try to reconfigure the energy sum and spectrogram correlation detectors for some of the other sounds files. You will be able to test the matched filter on other sound files, but will not be able to reconfigure it since the creation of a suitable template file is beyond the scope of this tutorial. </w:t>
+        <w:t xml:space="preserve">Try the detectors with some of the other blue whale and humpback sound files. Try to reconfigure the energy sum and spectrogram correlation detectors for some of the other sounds files. You will be able to test the matched filter on other sound </w:t>
+      </w:r>
+      <w:proofErr w:type="gramStart"/>
+      <w:r>
+        <w:t>files, but</w:t>
+      </w:r>
+      <w:proofErr w:type="gramEnd"/>
+      <w:r>
+        <w:t xml:space="preserve"> will not be able to reconfigure it since the creation of a suitable template file is beyond the scope of this tutorial. </w:t>
       </w:r>
     </w:p>
     <w:p>
@@ -8327,7 +8818,7 @@
         <w:pStyle w:val="Style1"/>
       </w:pPr>
       <w:bookmarkStart w:id="48" w:name="_Ref253572679"/>
-      <w:bookmarkStart w:id="49" w:name="_Toc181008500"/>
+      <w:bookmarkStart w:id="49" w:name="_Toc208400191"/>
       <w:r>
         <w:t>Use the</w:t>
       </w:r>
@@ -8346,26 +8837,11 @@
     <w:p>
       <w:pPr>
         <w:pStyle w:val="Caption"/>
-        <w:rPr>
-          <w:b w:val="0"/>
-          <w:sz w:val="24"/>
-          <w:szCs w:val="24"/>
-        </w:rPr>
-      </w:pPr>
-      <w:r>
-        <w:rPr>
-          <w:b w:val="0"/>
-          <w:sz w:val="24"/>
-          <w:szCs w:val="24"/>
-        </w:rPr>
+      </w:pPr>
+      <w:r>
         <w:t>Go back to one of the con</w:t>
       </w:r>
       <w:r>
-        <w:rPr>
-          <w:b w:val="0"/>
-          <w:sz w:val="24"/>
-          <w:szCs w:val="24"/>
-        </w:rPr>
         <w:t xml:space="preserve">figurations you were using to detect Baleen whale sounds with the Ishmael detectors and try to set up the Whistle and Moan detector to find these sounds as well. </w:t>
       </w:r>
     </w:p>
@@ -8373,7 +8849,7 @@
       <w:pPr>
         <w:pStyle w:val="Style1"/>
       </w:pPr>
-      <w:bookmarkStart w:id="50" w:name="_Toc181008501"/>
+      <w:bookmarkStart w:id="50" w:name="_Toc208400192"/>
       <w:r>
         <w:t>Advanced display features</w:t>
       </w:r>
@@ -8409,7 +8885,7 @@
       <w:pPr>
         <w:pStyle w:val="Style2"/>
       </w:pPr>
-      <w:bookmarkStart w:id="51" w:name="_Toc181008502"/>
+      <w:bookmarkStart w:id="51" w:name="_Toc208400193"/>
       <w:r>
         <w:t xml:space="preserve">Adding </w:t>
       </w:r>
@@ -8557,9 +9033,10 @@
         <w:rPr>
           <w:noProof/>
         </w:rPr>
+        <w:lastRenderedPageBreak/>
         <w:pict w14:anchorId="2F9FCC5D">
           <v:shape id="_x0000_i1067" type="#_x0000_t75" style="width:467.4pt;height:260.4pt;visibility:visible">
-            <v:imagedata r:id="rId53" o:title=""/>
+            <v:imagedata r:id="rId69" o:title=""/>
           </v:shape>
         </w:pict>
       </w:r>
@@ -8588,7 +9065,15 @@
     <w:p/>
     <w:p>
       <w:r>
-        <w:t xml:space="preserve">As illustrated in the figure above, the raw sound waveforms are plotted and also a compact version of the </w:t>
+        <w:t xml:space="preserve">As illustrated in the figure above, the raw sound waveforms are plotted </w:t>
+      </w:r>
+      <w:proofErr w:type="gramStart"/>
+      <w:r>
+        <w:t>and also</w:t>
+      </w:r>
+      <w:proofErr w:type="gramEnd"/>
+      <w:r>
+        <w:t xml:space="preserve"> a compact version of the </w:t>
       </w:r>
       <w:r>
         <w:t>Click Detector</w:t>
@@ -8601,7 +9086,7 @@
       <w:pPr>
         <w:pStyle w:val="Style2"/>
       </w:pPr>
-      <w:bookmarkStart w:id="52" w:name="_Toc181008503"/>
+      <w:bookmarkStart w:id="52" w:name="_Toc208400194"/>
       <w:r>
         <w:t>Adding a Radar Display to the User Display panel</w:t>
       </w:r>
@@ -8609,7 +9094,18 @@
     </w:p>
     <w:p>
       <w:r>
-        <w:t>We will now add a “Radar” type display to the User Display</w:t>
+        <w:t xml:space="preserve">We will now add a </w:t>
+      </w:r>
+      <w:hyperlink r:id="rId70" w:history="1">
+        <w:r>
+          <w:rPr>
+            <w:rStyle w:val="Hyperlink"/>
+          </w:rPr>
+          <w:t>“Radar” type display</w:t>
+        </w:r>
+      </w:hyperlink>
+      <w:r>
+        <w:t xml:space="preserve"> to the User Display</w:t>
       </w:r>
       <w:r>
         <w:t xml:space="preserve">. </w:t>
@@ -8711,7 +9207,13 @@
     </w:p>
     <w:p>
       <w:r>
-        <w:t xml:space="preserve">Since many detectors, particularly those using simple linear hydrophones, produce ambiguous bearing information, it is possible to display either the full display or only one half of the display. </w:t>
+        <w:t>Since many detectors, particularly those using simple linear hydrophone</w:t>
+      </w:r>
+      <w:r>
+        <w:t xml:space="preserve"> array</w:t>
+      </w:r>
+      <w:r>
+        <w:t xml:space="preserve">s, produce ambiguous bearing information, it is possible to display either the full display or only one half of the display. </w:t>
       </w:r>
       <w:r>
         <w:t xml:space="preserve">  </w:t>
@@ -8816,6 +9318,7 @@
         </w:rPr>
         <w:t xml:space="preserve"> </w:t>
       </w:r>
+      <w:proofErr w:type="gramStart"/>
       <w:r>
         <w:rPr>
           <w:b/>
@@ -8836,7 +9339,11 @@
         <w:t xml:space="preserve"> </w:t>
       </w:r>
       <w:r>
-        <w:t>from the mai</w:t>
+        <w:t>from</w:t>
+      </w:r>
+      <w:proofErr w:type="gramEnd"/>
+      <w:r>
+        <w:t xml:space="preserve"> the mai</w:t>
       </w:r>
       <w:r>
         <w:t>n</w:t>
@@ -8857,9 +9364,10 @@
         <w:rPr>
           <w:noProof/>
         </w:rPr>
+        <w:lastRenderedPageBreak/>
         <w:pict w14:anchorId="206FE15B">
           <v:shape id="_x0000_i1068" type="#_x0000_t75" style="width:467.4pt;height:260.4pt;visibility:visible">
-            <v:imagedata r:id="rId54" o:title=""/>
+            <v:imagedata r:id="rId71" o:title=""/>
           </v:shape>
         </w:pict>
       </w:r>
@@ -8926,10 +9434,7 @@
         <w:fldChar w:fldCharType="begin"/>
       </w:r>
       <w:r>
-        <w:instrText xml:space="preserve"> REF _Ref175648259 \h </w:instrText>
-      </w:r>
-      <w:r>
-        <w:instrText xml:space="preserve"> \* MERGEFORMAT </w:instrText>
+        <w:instrText xml:space="preserve"> REF _Ref175648259 \h  \* MERGEFORMAT </w:instrText>
       </w:r>
       <w:r>
         <w:fldChar w:fldCharType="separate"/>
@@ -8950,10 +9455,9 @@
         <w:rPr>
           <w:noProof/>
         </w:rPr>
-        <w:lastRenderedPageBreak/>
         <w:pict w14:anchorId="7F25242A">
-          <v:shape id="_x0000_i1069" type="#_x0000_t75" style="width:191.4pt;height:178.2pt;visibility:visible">
-            <v:imagedata r:id="rId55" o:title=""/>
+          <v:shape id="_x0000_i1069" type="#_x0000_t75" style="width:192pt;height:178.8pt;visibility:visible">
+            <v:imagedata r:id="rId72" o:title=""/>
           </v:shape>
         </w:pict>
       </w:r>
@@ -8998,7 +9502,11 @@
         <w:t>.</w:t>
       </w:r>
       <w:r>
-        <w:t xml:space="preserve"> This will set the radar plot to display Clicks, Tracked Clicks and Whistle detections for 1, 20 and 1 seconds respectively. Experiment with the plot settings and, when you have finished, </w:t>
+        <w:t xml:space="preserve"> This will set the radar plot to display Clicks, Tracked Clicks and Whistle detections for 1, 20 and 1 seconds respectively. Experiment with the plot settings and, </w:t>
+      </w:r>
+      <w:r>
+        <w:lastRenderedPageBreak/>
+        <w:t xml:space="preserve">when you have finished, </w:t>
       </w:r>
       <w:r>
         <w:t>s</w:t>
@@ -9049,7 +9557,7 @@
       <w:pPr>
         <w:pStyle w:val="Style1"/>
       </w:pPr>
-      <w:bookmarkStart w:id="55" w:name="_Toc181008504"/>
+      <w:bookmarkStart w:id="55" w:name="_Toc208400195"/>
       <w:r>
         <w:t xml:space="preserve">Detection </w:t>
       </w:r>
@@ -9068,7 +9576,7 @@
       <w:pPr>
         <w:pStyle w:val="Style2"/>
       </w:pPr>
-      <w:bookmarkStart w:id="56" w:name="_Toc181008505"/>
+      <w:bookmarkStart w:id="56" w:name="_Toc208400196"/>
       <w:r>
         <w:t>Loading the sound file</w:t>
       </w:r>
@@ -9123,8 +9631,13 @@
       <w:r>
         <w:t xml:space="preserve"> settings </w:t>
       </w:r>
-      <w:r>
-        <w:t xml:space="preserve">in an effort to reduce the adverse effects of </w:t>
+      <w:proofErr w:type="gramStart"/>
+      <w:r>
+        <w:t>in an effort to</w:t>
+      </w:r>
+      <w:proofErr w:type="gramEnd"/>
+      <w:r>
+        <w:t xml:space="preserve"> reduce the adverse effects of </w:t>
       </w:r>
       <w:r>
         <w:t>the</w:t>
@@ -9266,10 +9779,9 @@
         <w:rPr>
           <w:noProof/>
         </w:rPr>
-        <w:lastRenderedPageBreak/>
         <w:pict w14:anchorId="4EE963BB">
           <v:shape id="_x0000_i1070" type="#_x0000_t75" style="width:423pt;height:232.8pt;visibility:visible">
-            <v:imagedata r:id="rId56" o:title=""/>
+            <v:imagedata r:id="rId73" o:title=""/>
           </v:shape>
         </w:pict>
       </w:r>
@@ -9309,6 +9821,7 @@
     <w:p/>
     <w:p>
       <w:r>
+        <w:lastRenderedPageBreak/>
         <w:t>Notice the rapid click detections associated with the electrical noise on the 90</w:t>
       </w:r>
       <w:r>
@@ -9325,7 +9838,7 @@
       <w:pPr>
         <w:pStyle w:val="Style2"/>
       </w:pPr>
-      <w:bookmarkStart w:id="57" w:name="_Toc181008506"/>
+      <w:bookmarkStart w:id="57" w:name="_Toc208400197"/>
       <w:r>
         <w:t>Adjusting click detection parameters</w:t>
       </w:r>
@@ -9358,7 +9871,15 @@
         <w:t>nd select ‘Amplitude/Time’</w:t>
       </w:r>
       <w:r>
-        <w:t xml:space="preserve"> This changes the Y-axis of the plot to represent the amplitude of detected clicks. Notice that the rapid clicks consistently appear at lower amplitude to the majority of the rest of the click detections </w:t>
+        <w:t xml:space="preserve"> This changes the Y-axis of the plot to represent the amplitude of detected clicks. Notice that the rapid clicks consistently appear at lower amplitude to </w:t>
+      </w:r>
+      <w:proofErr w:type="gramStart"/>
+      <w:r>
+        <w:t>the majority of</w:t>
+      </w:r>
+      <w:proofErr w:type="gramEnd"/>
+      <w:r>
+        <w:t xml:space="preserve"> the rest of the click detections </w:t>
       </w:r>
       <w:r>
         <w:t>(</w:t>
@@ -9388,7 +9909,15 @@
         <w:t xml:space="preserve">). </w:t>
       </w:r>
       <w:r>
-        <w:t xml:space="preserve">If all of the clicks appear at the top of the display, you may need to adjust your computer’s mixer settings to reduce the amplitude of the captured sound. You can also </w:t>
+        <w:t xml:space="preserve">If </w:t>
+      </w:r>
+      <w:proofErr w:type="gramStart"/>
+      <w:r>
+        <w:t>all of</w:t>
+      </w:r>
+      <w:proofErr w:type="gramEnd"/>
+      <w:r>
+        <w:t xml:space="preserve"> the clicks appear at the top of the display, you may need to adjust your computer’s mixer settings to reduce the amplitude of the captured sound. You can also </w:t>
       </w:r>
       <w:r>
         <w:t xml:space="preserve">adjust the amplitude scaling </w:t>
@@ -9410,7 +9939,7 @@
         </w:rPr>
         <w:pict w14:anchorId="6AA3DC2A">
           <v:shape id="_x0000_i1071" type="#_x0000_t75" style="width:468pt;height:154.2pt;visibility:visible">
-            <v:imagedata r:id="rId57" o:title=""/>
+            <v:imagedata r:id="rId74" o:title=""/>
           </v:shape>
         </w:pict>
       </w:r>
@@ -9463,7 +9992,7 @@
         <w:lastRenderedPageBreak/>
         <w:pict w14:anchorId="2B42324B">
           <v:shape id="_x0000_i1072" type="#_x0000_t75" style="width:245.4pt;height:240pt;visibility:visible">
-            <v:imagedata r:id="rId58" o:title=""/>
+            <v:imagedata r:id="rId75" o:title=""/>
           </v:shape>
         </w:pict>
       </w:r>
@@ -9509,7 +10038,15 @@
         <w:t>Click Detector</w:t>
       </w:r>
       <w:r>
-        <w:t xml:space="preserve"> will not trigger for these lower amplitude clicks. Again select</w:t>
+        <w:t xml:space="preserve"> will not trigger for these lower amplitude clicks. </w:t>
+      </w:r>
+      <w:proofErr w:type="gramStart"/>
+      <w:r>
+        <w:t>Again</w:t>
+      </w:r>
+      <w:proofErr w:type="gramEnd"/>
+      <w:r>
+        <w:t xml:space="preserve"> select</w:t>
       </w:r>
       <w:r>
         <w:t xml:space="preserve"> </w:t>
@@ -9601,7 +10138,15 @@
         <w:t>Threshold</w:t>
       </w:r>
       <w:r>
-        <w:t xml:space="preserve"> setting above the default setting of 10.0 dB.  </w:t>
+        <w:t xml:space="preserve"> setting above the default setting of 10.0 </w:t>
+      </w:r>
+      <w:proofErr w:type="spellStart"/>
+      <w:r>
+        <w:t>dB.</w:t>
+      </w:r>
+      <w:proofErr w:type="spellEnd"/>
+      <w:r>
+        <w:t xml:space="preserve">  </w:t>
       </w:r>
       <w:r>
         <w:t xml:space="preserve">This will increase the level above the measured background which must be exceeded by clicks to become detection candidates. </w:t>
@@ -9648,7 +10193,15 @@
     </w:p>
     <w:p>
       <w:r>
-        <w:t>If your setting is too high, then genuine clicks may not be exceeding the threshold and the click display will look rather sparse. If the setting is too low, you will still be seeing the interference clicks. Experiment with this setting until you are happy with the results.</w:t>
+        <w:t xml:space="preserve">If your setting is too high, then genuine clicks may not be exceeding the </w:t>
+      </w:r>
+      <w:proofErr w:type="gramStart"/>
+      <w:r>
+        <w:t>threshold</w:t>
+      </w:r>
+      <w:proofErr w:type="gramEnd"/>
+      <w:r>
+        <w:t xml:space="preserve"> and the click display will look rather sparse. If the setting is too low, you will still be seeing the interference clicks. Experiment with this setting until you are happy with the results.</w:t>
       </w:r>
     </w:p>
     <w:p/>
@@ -9660,7 +10213,7 @@
         <w:lastRenderedPageBreak/>
         <w:pict w14:anchorId="25902477">
           <v:shape id="_x0000_i1073" type="#_x0000_t75" style="width:467.4pt;height:256.8pt;visibility:visible">
-            <v:imagedata r:id="rId59" o:title=""/>
+            <v:imagedata r:id="rId76" o:title=""/>
           </v:shape>
         </w:pict>
       </w:r>
@@ -9691,7 +10244,7 @@
       <w:pPr>
         <w:pStyle w:val="Style1"/>
       </w:pPr>
-      <w:bookmarkStart w:id="59" w:name="_Toc181008507"/>
+      <w:bookmarkStart w:id="59" w:name="_Toc208400198"/>
       <w:r>
         <w:t>Don’t stop now</w:t>
       </w:r>
@@ -9782,7 +10335,7 @@
       <w:r>
         <w:t xml:space="preserve"> </w:t>
       </w:r>
-      <w:hyperlink r:id="rId60" w:history="1">
+      <w:hyperlink r:id="rId77" w:history="1">
         <w:r>
           <w:rPr>
             <w:rStyle w:val="Hyperlink"/>
@@ -9812,6 +10365,24 @@
     <w:p/>
     <w:p>
       <w:r>
+        <w:t xml:space="preserve">There are more tutorials to follow at </w:t>
+      </w:r>
+      <w:hyperlink r:id="rId78" w:history="1">
+        <w:r>
+          <w:rPr>
+            <w:rStyle w:val="Hyperlink"/>
+          </w:rPr>
+          <w:t>https://www.pamguard.org/tutorials.html</w:t>
+        </w:r>
+      </w:hyperlink>
+      <w:r>
+        <w:t xml:space="preserve"> </w:t>
+      </w:r>
+    </w:p>
+    <w:p/>
+    <w:p>
+      <w:r>
+        <w:lastRenderedPageBreak/>
         <w:t xml:space="preserve">Thanks for taking the time to do this tutorial. Hopefully you’ve enjoyed this and learned some more about </w:t>
       </w:r>
       <w:r>
@@ -9841,27 +10412,13 @@
       <w:r>
         <w:t xml:space="preserve"> </w:t>
       </w:r>
-      <w:hyperlink r:id="rId61" w:history="1">
+      <w:hyperlink r:id="rId79" w:history="1">
         <w:r>
           <w:rPr>
             <w:rStyle w:val="Hyperlink"/>
             <w:rFonts w:ascii="Tahoma" w:hAnsi="Tahoma" w:cs="Tahoma"/>
           </w:rPr>
-          <w:t>www.</w:t>
-        </w:r>
-        <w:r>
-          <w:rPr>
-            <w:rStyle w:val="Hyperlink"/>
-            <w:rFonts w:ascii="Tahoma" w:hAnsi="Tahoma" w:cs="Tahoma"/>
-          </w:rPr>
-          <w:t>PAMGuard</w:t>
-        </w:r>
-        <w:r>
-          <w:rPr>
-            <w:rStyle w:val="Hyperlink"/>
-            <w:rFonts w:ascii="Tahoma" w:hAnsi="Tahoma" w:cs="Tahoma"/>
-          </w:rPr>
-          <w:t>.org</w:t>
+          <w:t>www.pamguard.org</w:t>
         </w:r>
       </w:hyperlink>
       <w:r>
@@ -9869,8 +10426,8 @@
       </w:r>
     </w:p>
     <w:sectPr>
-      <w:headerReference w:type="default" r:id="rId62"/>
-      <w:footerReference w:type="default" r:id="rId63"/>
+      <w:headerReference w:type="default" r:id="rId80"/>
+      <w:footerReference w:type="default" r:id="rId81"/>
       <w:pgSz w:w="11907" w:h="16839" w:code="9"/>
       <w:pgMar w:top="851" w:right="851" w:bottom="851" w:left="851" w:header="709" w:footer="709" w:gutter="851"/>
       <w:cols w:space="708"/>
@@ -9882,13 +10439,16 @@
 </file>
 
 <file path=word/endnotes.xml><?xml version="1.0" encoding="utf-8"?>
-<w:endnotes xmlns:wpc="http://schemas.microsoft.com/office/word/2010/wordprocessingCanvas" xmlns:cx="http://schemas.microsoft.com/office/drawing/2014/chartex" xmlns:cx1="http://schemas.microsoft.com/office/drawing/2015/9/8/chartex" xmlns:cx2="http://schemas.microsoft.com/office/drawing/2015/10/21/chartex" xmlns:cx3="http://schemas.microsoft.com/office/drawing/2016/5/9/chartex" xmlns:cx4="http://schemas.microsoft.com/office/drawing/2016/5/10/chartex" xmlns:cx5="http://schemas.microsoft.com/office/drawing/2016/5/11/chartex" xmlns:cx6="http://schemas.microsoft.com/office/drawing/2016/5/12/chartex" xmlns:cx7="http://schemas.microsoft.com/office/drawing/2016/5/13/chartex" xmlns:cx8="http://schemas.microsoft.com/office/drawing/2016/5/14/chartex" xmlns:mc="http://schemas.openxmlformats.org/markup-compatibility/2006" xmlns:aink="http://schemas.microsoft.com/office/drawing/2016/ink" xmlns:am3d="http://schemas.microsoft.com/office/drawing/2017/model3d" xmlns:o="urn:schemas-microsoft-com:office:office" xmlns:oel="http://schemas.microsoft.com/office/2019/extlst" xmlns:r="http://schemas.openxmlformats.org/officeDocument/2006/relationships" xmlns:m="http://schemas.openxmlformats.org/officeDocument/2006/math" xmlns:v="urn:schemas-microsoft-com:vml" xmlns:wp14="http://schemas.microsoft.com/office/word/2010/wordprocessingDrawing" xmlns:wp="http://schemas.openxmlformats.org/drawingml/2006/wordprocessingDrawing" xmlns:w10="urn:schemas-microsoft-com:office:word" xmlns:w="http://schemas.openxmlformats.org/wordprocessingml/2006/main" xmlns:w14="http://schemas.microsoft.com/office/word/2010/wordml" xmlns:w15="http://schemas.microsoft.com/office/word/2012/wordml" xmlns:w16cex="http://schemas.microsoft.com/office/word/2018/wordml/cex" xmlns:w16cid="http://schemas.microsoft.com/office/word/2016/wordml/cid" xmlns:w16="http://schemas.microsoft.com/office/word/2018/wordml" xmlns:w16du="http://schemas.microsoft.com/office/word/2023/wordml/word16du" xmlns:w16sdtdh="http://schemas.microsoft.com/office/word/2020/wordml/sdtdatahash" xmlns:w16se="http://schemas.microsoft.com/office/word/2015/wordml/symex" xmlns:wpg="http://schemas.microsoft.com/office/word/2010/wordprocessingGroup" xmlns:wpi="http://schemas.microsoft.com/office/word/2010/wordprocessingInk" xmlns:wne="http://schemas.microsoft.com/office/word/2006/wordml" xmlns:wps="http://schemas.microsoft.com/office/word/2010/wordprocessingShape" mc:Ignorable="w14 w15 w16se w16cid w16 w16cex w16sdtdh w16du wp14">
+<w:endnotes xmlns:wpc="http://schemas.microsoft.com/office/word/2010/wordprocessingCanvas" xmlns:cx="http://schemas.microsoft.com/office/drawing/2014/chartex" xmlns:cx1="http://schemas.microsoft.com/office/drawing/2015/9/8/chartex" xmlns:cx2="http://schemas.microsoft.com/office/drawing/2015/10/21/chartex" xmlns:cx3="http://schemas.microsoft.com/office/drawing/2016/5/9/chartex" xmlns:cx4="http://schemas.microsoft.com/office/drawing/2016/5/10/chartex" xmlns:cx5="http://schemas.microsoft.com/office/drawing/2016/5/11/chartex" xmlns:cx6="http://schemas.microsoft.com/office/drawing/2016/5/12/chartex" xmlns:cx7="http://schemas.microsoft.com/office/drawing/2016/5/13/chartex" xmlns:cx8="http://schemas.microsoft.com/office/drawing/2016/5/14/chartex" xmlns:mc="http://schemas.openxmlformats.org/markup-compatibility/2006" xmlns:aink="http://schemas.microsoft.com/office/drawing/2016/ink" xmlns:am3d="http://schemas.microsoft.com/office/drawing/2017/model3d" xmlns:o="urn:schemas-microsoft-com:office:office" xmlns:oel="http://schemas.microsoft.com/office/2019/extlst" xmlns:r="http://schemas.openxmlformats.org/officeDocument/2006/relationships" xmlns:m="http://schemas.openxmlformats.org/officeDocument/2006/math" xmlns:v="urn:schemas-microsoft-com:vml" xmlns:wp14="http://schemas.microsoft.com/office/word/2010/wordprocessingDrawing" xmlns:wp="http://schemas.openxmlformats.org/drawingml/2006/wordprocessingDrawing" xmlns:w10="urn:schemas-microsoft-com:office:word" xmlns:w="http://schemas.openxmlformats.org/wordprocessingml/2006/main" xmlns:w14="http://schemas.microsoft.com/office/word/2010/wordml" xmlns:w15="http://schemas.microsoft.com/office/word/2012/wordml" xmlns:w16cex="http://schemas.microsoft.com/office/word/2018/wordml/cex" xmlns:w16cid="http://schemas.microsoft.com/office/word/2016/wordml/cid" xmlns:w16="http://schemas.microsoft.com/office/word/2018/wordml" xmlns:w16du="http://schemas.microsoft.com/office/word/2023/wordml/word16du" xmlns:w16sdtdh="http://schemas.microsoft.com/office/word/2020/wordml/sdtdatahash" xmlns:w16sdtfl="http://schemas.microsoft.com/office/word/2024/wordml/sdtformatlock" xmlns:w16se="http://schemas.microsoft.com/office/word/2015/wordml/symex" xmlns:wpg="http://schemas.microsoft.com/office/word/2010/wordprocessingGroup" xmlns:wpi="http://schemas.microsoft.com/office/word/2010/wordprocessingInk" xmlns:wne="http://schemas.microsoft.com/office/word/2006/wordml" xmlns:wps="http://schemas.microsoft.com/office/word/2010/wordprocessingShape" mc:Ignorable="w14 w15 w16se w16cid w16 w16cex w16sdtdh w16sdtfl w16du wp14">
   <w:endnote w:type="separator" w:id="-1">
     <w:p>
       <w:r>
         <w:separator/>
       </w:r>
     </w:p>
+    <w:p/>
+    <w:p/>
+    <w:p/>
     <w:p/>
     <w:p/>
     <w:p/>
@@ -9899,6 +10459,9 @@
         <w:continuationSeparator/>
       </w:r>
     </w:p>
+    <w:p/>
+    <w:p/>
+    <w:p/>
     <w:p/>
     <w:p/>
     <w:p/>
@@ -9907,7 +10470,7 @@
 </file>
 
 <file path=word/footer1.xml><?xml version="1.0" encoding="utf-8"?>
-<w:ftr xmlns:wpc="http://schemas.microsoft.com/office/word/2010/wordprocessingCanvas" xmlns:cx="http://schemas.microsoft.com/office/drawing/2014/chartex" xmlns:cx1="http://schemas.microsoft.com/office/drawing/2015/9/8/chartex" xmlns:cx2="http://schemas.microsoft.com/office/drawing/2015/10/21/chartex" xmlns:cx3="http://schemas.microsoft.com/office/drawing/2016/5/9/chartex" xmlns:cx4="http://schemas.microsoft.com/office/drawing/2016/5/10/chartex" xmlns:cx5="http://schemas.microsoft.com/office/drawing/2016/5/11/chartex" xmlns:cx6="http://schemas.microsoft.com/office/drawing/2016/5/12/chartex" xmlns:cx7="http://schemas.microsoft.com/office/drawing/2016/5/13/chartex" xmlns:cx8="http://schemas.microsoft.com/office/drawing/2016/5/14/chartex" xmlns:mc="http://schemas.openxmlformats.org/markup-compatibility/2006" xmlns:aink="http://schemas.microsoft.com/office/drawing/2016/ink" xmlns:am3d="http://schemas.microsoft.com/office/drawing/2017/model3d" xmlns:o="urn:schemas-microsoft-com:office:office" xmlns:oel="http://schemas.microsoft.com/office/2019/extlst" xmlns:r="http://schemas.openxmlformats.org/officeDocument/2006/relationships" xmlns:m="http://schemas.openxmlformats.org/officeDocument/2006/math" xmlns:v="urn:schemas-microsoft-com:vml" xmlns:wp14="http://schemas.microsoft.com/office/word/2010/wordprocessingDrawing" xmlns:wp="http://schemas.openxmlformats.org/drawingml/2006/wordprocessingDrawing" xmlns:w10="urn:schemas-microsoft-com:office:word" xmlns:w="http://schemas.openxmlformats.org/wordprocessingml/2006/main" xmlns:w14="http://schemas.microsoft.com/office/word/2010/wordml" xmlns:w15="http://schemas.microsoft.com/office/word/2012/wordml" xmlns:w16cex="http://schemas.microsoft.com/office/word/2018/wordml/cex" xmlns:w16cid="http://schemas.microsoft.com/office/word/2016/wordml/cid" xmlns:w16="http://schemas.microsoft.com/office/word/2018/wordml" xmlns:w16du="http://schemas.microsoft.com/office/word/2023/wordml/word16du" xmlns:w16sdtdh="http://schemas.microsoft.com/office/word/2020/wordml/sdtdatahash" xmlns:w16se="http://schemas.microsoft.com/office/word/2015/wordml/symex" xmlns:wpg="http://schemas.microsoft.com/office/word/2010/wordprocessingGroup" xmlns:wpi="http://schemas.microsoft.com/office/word/2010/wordprocessingInk" xmlns:wne="http://schemas.microsoft.com/office/word/2006/wordml" xmlns:wps="http://schemas.microsoft.com/office/word/2010/wordprocessingShape" mc:Ignorable="w14 w15 w16se w16cid w16 w16cex w16sdtdh w16du wp14">
+<w:ftr xmlns:wpc="http://schemas.microsoft.com/office/word/2010/wordprocessingCanvas" xmlns:cx="http://schemas.microsoft.com/office/drawing/2014/chartex" xmlns:cx1="http://schemas.microsoft.com/office/drawing/2015/9/8/chartex" xmlns:cx2="http://schemas.microsoft.com/office/drawing/2015/10/21/chartex" xmlns:cx3="http://schemas.microsoft.com/office/drawing/2016/5/9/chartex" xmlns:cx4="http://schemas.microsoft.com/office/drawing/2016/5/10/chartex" xmlns:cx5="http://schemas.microsoft.com/office/drawing/2016/5/11/chartex" xmlns:cx6="http://schemas.microsoft.com/office/drawing/2016/5/12/chartex" xmlns:cx7="http://schemas.microsoft.com/office/drawing/2016/5/13/chartex" xmlns:cx8="http://schemas.microsoft.com/office/drawing/2016/5/14/chartex" xmlns:mc="http://schemas.openxmlformats.org/markup-compatibility/2006" xmlns:aink="http://schemas.microsoft.com/office/drawing/2016/ink" xmlns:am3d="http://schemas.microsoft.com/office/drawing/2017/model3d" xmlns:o="urn:schemas-microsoft-com:office:office" xmlns:oel="http://schemas.microsoft.com/office/2019/extlst" xmlns:r="http://schemas.openxmlformats.org/officeDocument/2006/relationships" xmlns:m="http://schemas.openxmlformats.org/officeDocument/2006/math" xmlns:v="urn:schemas-microsoft-com:vml" xmlns:wp14="http://schemas.microsoft.com/office/word/2010/wordprocessingDrawing" xmlns:wp="http://schemas.openxmlformats.org/drawingml/2006/wordprocessingDrawing" xmlns:w10="urn:schemas-microsoft-com:office:word" xmlns:w="http://schemas.openxmlformats.org/wordprocessingml/2006/main" xmlns:w14="http://schemas.microsoft.com/office/word/2010/wordml" xmlns:w15="http://schemas.microsoft.com/office/word/2012/wordml" xmlns:w16cex="http://schemas.microsoft.com/office/word/2018/wordml/cex" xmlns:w16cid="http://schemas.microsoft.com/office/word/2016/wordml/cid" xmlns:w16="http://schemas.microsoft.com/office/word/2018/wordml" xmlns:w16du="http://schemas.microsoft.com/office/word/2023/wordml/word16du" xmlns:w16sdtdh="http://schemas.microsoft.com/office/word/2020/wordml/sdtdatahash" xmlns:w16sdtfl="http://schemas.microsoft.com/office/word/2024/wordml/sdtformatlock" xmlns:w16se="http://schemas.microsoft.com/office/word/2015/wordml/symex" xmlns:wpg="http://schemas.microsoft.com/office/word/2010/wordprocessingGroup" xmlns:wpi="http://schemas.microsoft.com/office/word/2010/wordprocessingInk" xmlns:wne="http://schemas.microsoft.com/office/word/2006/wordml" xmlns:wps="http://schemas.microsoft.com/office/word/2010/wordprocessingShape" mc:Ignorable="w14 w15 w16se w16cid w16 w16cex w16sdtdh w16sdtfl w16du wp14">
   <w:p>
     <w:pPr>
       <w:pStyle w:val="Footer"/>
@@ -9941,17 +10504,23 @@
   <w:p/>
   <w:p/>
   <w:p/>
+  <w:p/>
+  <w:p/>
+  <w:p/>
 </w:ftr>
 </file>
 
 <file path=word/footnotes.xml><?xml version="1.0" encoding="utf-8"?>
-<w:footnotes xmlns:wpc="http://schemas.microsoft.com/office/word/2010/wordprocessingCanvas" xmlns:cx="http://schemas.microsoft.com/office/drawing/2014/chartex" xmlns:cx1="http://schemas.microsoft.com/office/drawing/2015/9/8/chartex" xmlns:cx2="http://schemas.microsoft.com/office/drawing/2015/10/21/chartex" xmlns:cx3="http://schemas.microsoft.com/office/drawing/2016/5/9/chartex" xmlns:cx4="http://schemas.microsoft.com/office/drawing/2016/5/10/chartex" xmlns:cx5="http://schemas.microsoft.com/office/drawing/2016/5/11/chartex" xmlns:cx6="http://schemas.microsoft.com/office/drawing/2016/5/12/chartex" xmlns:cx7="http://schemas.microsoft.com/office/drawing/2016/5/13/chartex" xmlns:cx8="http://schemas.microsoft.com/office/drawing/2016/5/14/chartex" xmlns:mc="http://schemas.openxmlformats.org/markup-compatibility/2006" xmlns:aink="http://schemas.microsoft.com/office/drawing/2016/ink" xmlns:am3d="http://schemas.microsoft.com/office/drawing/2017/model3d" xmlns:o="urn:schemas-microsoft-com:office:office" xmlns:oel="http://schemas.microsoft.com/office/2019/extlst" xmlns:r="http://schemas.openxmlformats.org/officeDocument/2006/relationships" xmlns:m="http://schemas.openxmlformats.org/officeDocument/2006/math" xmlns:v="urn:schemas-microsoft-com:vml" xmlns:wp14="http://schemas.microsoft.com/office/word/2010/wordprocessingDrawing" xmlns:wp="http://schemas.openxmlformats.org/drawingml/2006/wordprocessingDrawing" xmlns:w10="urn:schemas-microsoft-com:office:word" xmlns:w="http://schemas.openxmlformats.org/wordprocessingml/2006/main" xmlns:w14="http://schemas.microsoft.com/office/word/2010/wordml" xmlns:w15="http://schemas.microsoft.com/office/word/2012/wordml" xmlns:w16cex="http://schemas.microsoft.com/office/word/2018/wordml/cex" xmlns:w16cid="http://schemas.microsoft.com/office/word/2016/wordml/cid" xmlns:w16="http://schemas.microsoft.com/office/word/2018/wordml" xmlns:w16du="http://schemas.microsoft.com/office/word/2023/wordml/word16du" xmlns:w16sdtdh="http://schemas.microsoft.com/office/word/2020/wordml/sdtdatahash" xmlns:w16se="http://schemas.microsoft.com/office/word/2015/wordml/symex" xmlns:wpg="http://schemas.microsoft.com/office/word/2010/wordprocessingGroup" xmlns:wpi="http://schemas.microsoft.com/office/word/2010/wordprocessingInk" xmlns:wne="http://schemas.microsoft.com/office/word/2006/wordml" xmlns:wps="http://schemas.microsoft.com/office/word/2010/wordprocessingShape" mc:Ignorable="w14 w15 w16se w16cid w16 w16cex w16sdtdh w16du wp14">
+<w:footnotes xmlns:wpc="http://schemas.microsoft.com/office/word/2010/wordprocessingCanvas" xmlns:cx="http://schemas.microsoft.com/office/drawing/2014/chartex" xmlns:cx1="http://schemas.microsoft.com/office/drawing/2015/9/8/chartex" xmlns:cx2="http://schemas.microsoft.com/office/drawing/2015/10/21/chartex" xmlns:cx3="http://schemas.microsoft.com/office/drawing/2016/5/9/chartex" xmlns:cx4="http://schemas.microsoft.com/office/drawing/2016/5/10/chartex" xmlns:cx5="http://schemas.microsoft.com/office/drawing/2016/5/11/chartex" xmlns:cx6="http://schemas.microsoft.com/office/drawing/2016/5/12/chartex" xmlns:cx7="http://schemas.microsoft.com/office/drawing/2016/5/13/chartex" xmlns:cx8="http://schemas.microsoft.com/office/drawing/2016/5/14/chartex" xmlns:mc="http://schemas.openxmlformats.org/markup-compatibility/2006" xmlns:aink="http://schemas.microsoft.com/office/drawing/2016/ink" xmlns:am3d="http://schemas.microsoft.com/office/drawing/2017/model3d" xmlns:o="urn:schemas-microsoft-com:office:office" xmlns:oel="http://schemas.microsoft.com/office/2019/extlst" xmlns:r="http://schemas.openxmlformats.org/officeDocument/2006/relationships" xmlns:m="http://schemas.openxmlformats.org/officeDocument/2006/math" xmlns:v="urn:schemas-microsoft-com:vml" xmlns:wp14="http://schemas.microsoft.com/office/word/2010/wordprocessingDrawing" xmlns:wp="http://schemas.openxmlformats.org/drawingml/2006/wordprocessingDrawing" xmlns:w10="urn:schemas-microsoft-com:office:word" xmlns:w="http://schemas.openxmlformats.org/wordprocessingml/2006/main" xmlns:w14="http://schemas.microsoft.com/office/word/2010/wordml" xmlns:w15="http://schemas.microsoft.com/office/word/2012/wordml" xmlns:w16cex="http://schemas.microsoft.com/office/word/2018/wordml/cex" xmlns:w16cid="http://schemas.microsoft.com/office/word/2016/wordml/cid" xmlns:w16="http://schemas.microsoft.com/office/word/2018/wordml" xmlns:w16du="http://schemas.microsoft.com/office/word/2023/wordml/word16du" xmlns:w16sdtdh="http://schemas.microsoft.com/office/word/2020/wordml/sdtdatahash" xmlns:w16sdtfl="http://schemas.microsoft.com/office/word/2024/wordml/sdtformatlock" xmlns:w16se="http://schemas.microsoft.com/office/word/2015/wordml/symex" xmlns:wpg="http://schemas.microsoft.com/office/word/2010/wordprocessingGroup" xmlns:wpi="http://schemas.microsoft.com/office/word/2010/wordprocessingInk" xmlns:wne="http://schemas.microsoft.com/office/word/2006/wordml" xmlns:wps="http://schemas.microsoft.com/office/word/2010/wordprocessingShape" mc:Ignorable="w14 w15 w16se w16cid w16 w16cex w16sdtdh w16sdtfl w16du wp14">
   <w:footnote w:type="separator" w:id="-1">
     <w:p>
       <w:r>
         <w:separator/>
       </w:r>
     </w:p>
+    <w:p/>
+    <w:p/>
+    <w:p/>
     <w:p/>
     <w:p/>
     <w:p/>
@@ -9962,6 +10531,9 @@
         <w:continuationSeparator/>
       </w:r>
     </w:p>
+    <w:p/>
+    <w:p/>
+    <w:p/>
     <w:p/>
     <w:p/>
     <w:p/>
@@ -9970,13 +10542,25 @@
 </file>
 
 <file path=word/header1.xml><?xml version="1.0" encoding="utf-8"?>
-<w:hdr xmlns:wpc="http://schemas.microsoft.com/office/word/2010/wordprocessingCanvas" xmlns:cx="http://schemas.microsoft.com/office/drawing/2014/chartex" xmlns:cx1="http://schemas.microsoft.com/office/drawing/2015/9/8/chartex" xmlns:cx2="http://schemas.microsoft.com/office/drawing/2015/10/21/chartex" xmlns:cx3="http://schemas.microsoft.com/office/drawing/2016/5/9/chartex" xmlns:cx4="http://schemas.microsoft.com/office/drawing/2016/5/10/chartex" xmlns:cx5="http://schemas.microsoft.com/office/drawing/2016/5/11/chartex" xmlns:cx6="http://schemas.microsoft.com/office/drawing/2016/5/12/chartex" xmlns:cx7="http://schemas.microsoft.com/office/drawing/2016/5/13/chartex" xmlns:cx8="http://schemas.microsoft.com/office/drawing/2016/5/14/chartex" xmlns:mc="http://schemas.openxmlformats.org/markup-compatibility/2006" xmlns:aink="http://schemas.microsoft.com/office/drawing/2016/ink" xmlns:am3d="http://schemas.microsoft.com/office/drawing/2017/model3d" xmlns:o="urn:schemas-microsoft-com:office:office" xmlns:oel="http://schemas.microsoft.com/office/2019/extlst" xmlns:r="http://schemas.openxmlformats.org/officeDocument/2006/relationships" xmlns:m="http://schemas.openxmlformats.org/officeDocument/2006/math" xmlns:v="urn:schemas-microsoft-com:vml" xmlns:wp14="http://schemas.microsoft.com/office/word/2010/wordprocessingDrawing" xmlns:wp="http://schemas.openxmlformats.org/drawingml/2006/wordprocessingDrawing" xmlns:w10="urn:schemas-microsoft-com:office:word" xmlns:w="http://schemas.openxmlformats.org/wordprocessingml/2006/main" xmlns:w14="http://schemas.microsoft.com/office/word/2010/wordml" xmlns:w15="http://schemas.microsoft.com/office/word/2012/wordml" xmlns:w16cex="http://schemas.microsoft.com/office/word/2018/wordml/cex" xmlns:w16cid="http://schemas.microsoft.com/office/word/2016/wordml/cid" xmlns:w16="http://schemas.microsoft.com/office/word/2018/wordml" xmlns:w16du="http://schemas.microsoft.com/office/word/2023/wordml/word16du" xmlns:w16sdtdh="http://schemas.microsoft.com/office/word/2020/wordml/sdtdatahash" xmlns:w16se="http://schemas.microsoft.com/office/word/2015/wordml/symex" xmlns:wpg="http://schemas.microsoft.com/office/word/2010/wordprocessingGroup" xmlns:wpi="http://schemas.microsoft.com/office/word/2010/wordprocessingInk" xmlns:wne="http://schemas.microsoft.com/office/word/2006/wordml" xmlns:wps="http://schemas.microsoft.com/office/word/2010/wordprocessingShape" mc:Ignorable="w14 w15 w16se w16cid w16 w16cex w16sdtdh w16du wp14">
+<w:hdr xmlns:wpc="http://schemas.microsoft.com/office/word/2010/wordprocessingCanvas" xmlns:cx="http://schemas.microsoft.com/office/drawing/2014/chartex" xmlns:cx1="http://schemas.microsoft.com/office/drawing/2015/9/8/chartex" xmlns:cx2="http://schemas.microsoft.com/office/drawing/2015/10/21/chartex" xmlns:cx3="http://schemas.microsoft.com/office/drawing/2016/5/9/chartex" xmlns:cx4="http://schemas.microsoft.com/office/drawing/2016/5/10/chartex" xmlns:cx5="http://schemas.microsoft.com/office/drawing/2016/5/11/chartex" xmlns:cx6="http://schemas.microsoft.com/office/drawing/2016/5/12/chartex" xmlns:cx7="http://schemas.microsoft.com/office/drawing/2016/5/13/chartex" xmlns:cx8="http://schemas.microsoft.com/office/drawing/2016/5/14/chartex" xmlns:mc="http://schemas.openxmlformats.org/markup-compatibility/2006" xmlns:aink="http://schemas.microsoft.com/office/drawing/2016/ink" xmlns:am3d="http://schemas.microsoft.com/office/drawing/2017/model3d" xmlns:o="urn:schemas-microsoft-com:office:office" xmlns:oel="http://schemas.microsoft.com/office/2019/extlst" xmlns:r="http://schemas.openxmlformats.org/officeDocument/2006/relationships" xmlns:m="http://schemas.openxmlformats.org/officeDocument/2006/math" xmlns:v="urn:schemas-microsoft-com:vml" xmlns:wp14="http://schemas.microsoft.com/office/word/2010/wordprocessingDrawing" xmlns:wp="http://schemas.openxmlformats.org/drawingml/2006/wordprocessingDrawing" xmlns:w10="urn:schemas-microsoft-com:office:word" xmlns:w="http://schemas.openxmlformats.org/wordprocessingml/2006/main" xmlns:w14="http://schemas.microsoft.com/office/word/2010/wordml" xmlns:w15="http://schemas.microsoft.com/office/word/2012/wordml" xmlns:w16cex="http://schemas.microsoft.com/office/word/2018/wordml/cex" xmlns:w16cid="http://schemas.microsoft.com/office/word/2016/wordml/cid" xmlns:w16="http://schemas.microsoft.com/office/word/2018/wordml" xmlns:w16du="http://schemas.microsoft.com/office/word/2023/wordml/word16du" xmlns:w16sdtdh="http://schemas.microsoft.com/office/word/2020/wordml/sdtdatahash" xmlns:w16sdtfl="http://schemas.microsoft.com/office/word/2024/wordml/sdtformatlock" xmlns:w16se="http://schemas.microsoft.com/office/word/2015/wordml/symex" xmlns:wpg="http://schemas.microsoft.com/office/word/2010/wordprocessingGroup" xmlns:wpi="http://schemas.microsoft.com/office/word/2010/wordprocessingInk" xmlns:wne="http://schemas.microsoft.com/office/word/2006/wordml" xmlns:wps="http://schemas.microsoft.com/office/word/2010/wordprocessingShape" mc:Ignorable="w14 w15 w16se w16cid w16 w16cex w16sdtdh w16sdtfl w16du wp14">
   <w:p>
     <w:r>
       <w:t>P</w:t>
     </w:r>
     <w:r>
-      <w:t>AMGUARD V 1.4.01</w:t>
+      <w:t>AMG</w:t>
+    </w:r>
+    <w:r>
+      <w:t>uard</w:t>
+    </w:r>
+    <w:r>
+      <w:t xml:space="preserve"> V 1.</w:t>
+    </w:r>
+    <w:r>
+      <w:t>5</w:t>
+    </w:r>
+    <w:r>
+      <w:t>.1</w:t>
     </w:r>
     <w:r>
       <w:t xml:space="preserve"> Tutorial</w:t>
@@ -9984,11 +10568,14 @@
   </w:p>
   <w:p/>
   <w:p/>
+  <w:p/>
+  <w:p/>
+  <w:p/>
 </w:hdr>
 </file>
 
 <file path=word/numbering.xml><?xml version="1.0" encoding="utf-8"?>
-<w:numbering xmlns:wpc="http://schemas.microsoft.com/office/word/2010/wordprocessingCanvas" xmlns:cx="http://schemas.microsoft.com/office/drawing/2014/chartex" xmlns:cx1="http://schemas.microsoft.com/office/drawing/2015/9/8/chartex" xmlns:cx2="http://schemas.microsoft.com/office/drawing/2015/10/21/chartex" xmlns:cx3="http://schemas.microsoft.com/office/drawing/2016/5/9/chartex" xmlns:cx4="http://schemas.microsoft.com/office/drawing/2016/5/10/chartex" xmlns:cx5="http://schemas.microsoft.com/office/drawing/2016/5/11/chartex" xmlns:cx6="http://schemas.microsoft.com/office/drawing/2016/5/12/chartex" xmlns:cx7="http://schemas.microsoft.com/office/drawing/2016/5/13/chartex" xmlns:cx8="http://schemas.microsoft.com/office/drawing/2016/5/14/chartex" xmlns:mc="http://schemas.openxmlformats.org/markup-compatibility/2006" xmlns:aink="http://schemas.microsoft.com/office/drawing/2016/ink" xmlns:am3d="http://schemas.microsoft.com/office/drawing/2017/model3d" xmlns:o="urn:schemas-microsoft-com:office:office" xmlns:oel="http://schemas.microsoft.com/office/2019/extlst" xmlns:r="http://schemas.openxmlformats.org/officeDocument/2006/relationships" xmlns:m="http://schemas.openxmlformats.org/officeDocument/2006/math" xmlns:v="urn:schemas-microsoft-com:vml" xmlns:wp14="http://schemas.microsoft.com/office/word/2010/wordprocessingDrawing" xmlns:wp="http://schemas.openxmlformats.org/drawingml/2006/wordprocessingDrawing" xmlns:w10="urn:schemas-microsoft-com:office:word" xmlns:w="http://schemas.openxmlformats.org/wordprocessingml/2006/main" xmlns:w14="http://schemas.microsoft.com/office/word/2010/wordml" xmlns:w15="http://schemas.microsoft.com/office/word/2012/wordml" xmlns:w16cex="http://schemas.microsoft.com/office/word/2018/wordml/cex" xmlns:w16cid="http://schemas.microsoft.com/office/word/2016/wordml/cid" xmlns:w16="http://schemas.microsoft.com/office/word/2018/wordml" xmlns:w16du="http://schemas.microsoft.com/office/word/2023/wordml/word16du" xmlns:w16sdtdh="http://schemas.microsoft.com/office/word/2020/wordml/sdtdatahash" xmlns:w16se="http://schemas.microsoft.com/office/word/2015/wordml/symex" xmlns:wpg="http://schemas.microsoft.com/office/word/2010/wordprocessingGroup" xmlns:wpi="http://schemas.microsoft.com/office/word/2010/wordprocessingInk" xmlns:wne="http://schemas.microsoft.com/office/word/2006/wordml" xmlns:wps="http://schemas.microsoft.com/office/word/2010/wordprocessingShape" mc:Ignorable="w14 w15 w16se w16cid w16 w16cex w16sdtdh w16du wp14">
+<w:numbering xmlns:wpc="http://schemas.microsoft.com/office/word/2010/wordprocessingCanvas" xmlns:cx="http://schemas.microsoft.com/office/drawing/2014/chartex" xmlns:cx1="http://schemas.microsoft.com/office/drawing/2015/9/8/chartex" xmlns:cx2="http://schemas.microsoft.com/office/drawing/2015/10/21/chartex" xmlns:cx3="http://schemas.microsoft.com/office/drawing/2016/5/9/chartex" xmlns:cx4="http://schemas.microsoft.com/office/drawing/2016/5/10/chartex" xmlns:cx5="http://schemas.microsoft.com/office/drawing/2016/5/11/chartex" xmlns:cx6="http://schemas.microsoft.com/office/drawing/2016/5/12/chartex" xmlns:cx7="http://schemas.microsoft.com/office/drawing/2016/5/13/chartex" xmlns:cx8="http://schemas.microsoft.com/office/drawing/2016/5/14/chartex" xmlns:mc="http://schemas.openxmlformats.org/markup-compatibility/2006" xmlns:aink="http://schemas.microsoft.com/office/drawing/2016/ink" xmlns:am3d="http://schemas.microsoft.com/office/drawing/2017/model3d" xmlns:o="urn:schemas-microsoft-com:office:office" xmlns:oel="http://schemas.microsoft.com/office/2019/extlst" xmlns:r="http://schemas.openxmlformats.org/officeDocument/2006/relationships" xmlns:m="http://schemas.openxmlformats.org/officeDocument/2006/math" xmlns:v="urn:schemas-microsoft-com:vml" xmlns:wp14="http://schemas.microsoft.com/office/word/2010/wordprocessingDrawing" xmlns:wp="http://schemas.openxmlformats.org/drawingml/2006/wordprocessingDrawing" xmlns:w10="urn:schemas-microsoft-com:office:word" xmlns:w="http://schemas.openxmlformats.org/wordprocessingml/2006/main" xmlns:w14="http://schemas.microsoft.com/office/word/2010/wordml" xmlns:w15="http://schemas.microsoft.com/office/word/2012/wordml" xmlns:w16cex="http://schemas.microsoft.com/office/word/2018/wordml/cex" xmlns:w16cid="http://schemas.microsoft.com/office/word/2016/wordml/cid" xmlns:w16="http://schemas.microsoft.com/office/word/2018/wordml" xmlns:w16du="http://schemas.microsoft.com/office/word/2023/wordml/word16du" xmlns:w16sdtdh="http://schemas.microsoft.com/office/word/2020/wordml/sdtdatahash" xmlns:w16sdtfl="http://schemas.microsoft.com/office/word/2024/wordml/sdtformatlock" xmlns:w16se="http://schemas.microsoft.com/office/word/2015/wordml/symex" xmlns:wpg="http://schemas.microsoft.com/office/word/2010/wordprocessingGroup" xmlns:wpi="http://schemas.microsoft.com/office/word/2010/wordprocessingInk" xmlns:wne="http://schemas.microsoft.com/office/word/2006/wordml" xmlns:wps="http://schemas.microsoft.com/office/word/2010/wordprocessingShape" mc:Ignorable="w14 w15 w16se w16cid w16 w16cex w16sdtdh w16sdtfl w16du wp14">
   <w:abstractNum w:abstractNumId="0" w15:restartNumberingAfterBreak="0">
     <w:nsid w:val="FFFFFF7C"/>
     <w:multiLevelType w:val="singleLevel"/>
@@ -11620,7 +12207,7 @@
 </file>
 
 <file path=word/styles.xml><?xml version="1.0" encoding="utf-8"?>
-<w:styles xmlns:mc="http://schemas.openxmlformats.org/markup-compatibility/2006" xmlns:r="http://schemas.openxmlformats.org/officeDocument/2006/relationships" xmlns:w="http://schemas.openxmlformats.org/wordprocessingml/2006/main" xmlns:w14="http://schemas.microsoft.com/office/word/2010/wordml" xmlns:w15="http://schemas.microsoft.com/office/word/2012/wordml" xmlns:w16cex="http://schemas.microsoft.com/office/word/2018/wordml/cex" xmlns:w16cid="http://schemas.microsoft.com/office/word/2016/wordml/cid" xmlns:w16="http://schemas.microsoft.com/office/word/2018/wordml" xmlns:w16du="http://schemas.microsoft.com/office/word/2023/wordml/word16du" xmlns:w16sdtdh="http://schemas.microsoft.com/office/word/2020/wordml/sdtdatahash" xmlns:w16se="http://schemas.microsoft.com/office/word/2015/wordml/symex" mc:Ignorable="w14 w15 w16se w16cid w16 w16cex w16sdtdh w16du">
+<w:styles xmlns:mc="http://schemas.openxmlformats.org/markup-compatibility/2006" xmlns:r="http://schemas.openxmlformats.org/officeDocument/2006/relationships" xmlns:w="http://schemas.openxmlformats.org/wordprocessingml/2006/main" xmlns:w14="http://schemas.microsoft.com/office/word/2010/wordml" xmlns:w15="http://schemas.microsoft.com/office/word/2012/wordml" xmlns:w16cex="http://schemas.microsoft.com/office/word/2018/wordml/cex" xmlns:w16cid="http://schemas.microsoft.com/office/word/2016/wordml/cid" xmlns:w16="http://schemas.microsoft.com/office/word/2018/wordml" xmlns:w16du="http://schemas.microsoft.com/office/word/2023/wordml/word16du" xmlns:w16sdtdh="http://schemas.microsoft.com/office/word/2020/wordml/sdtdatahash" xmlns:w16sdtfl="http://schemas.microsoft.com/office/word/2024/wordml/sdtformatlock" xmlns:w16se="http://schemas.microsoft.com/office/word/2015/wordml/symex" mc:Ignorable="w14 w15 w16se w16cid w16 w16cex w16sdtdh w16sdtfl w16du">
   <w:docDefaults>
     <w:rPrDefault>
       <w:rPr>
@@ -11648,6 +12235,50 @@
     <w:lsdException w:name="Subtitle" w:qFormat="1"/>
     <w:lsdException w:name="Strong" w:qFormat="1"/>
     <w:lsdException w:name="Emphasis" w:qFormat="1"/>
+    <w:lsdException w:name="Normal Table" w:semiHidden="1" w:unhideWhenUsed="1"/>
+    <w:lsdException w:name="Table Simple 1" w:semiHidden="1" w:unhideWhenUsed="1"/>
+    <w:lsdException w:name="Table Simple 2" w:semiHidden="1" w:unhideWhenUsed="1"/>
+    <w:lsdException w:name="Table Simple 3" w:semiHidden="1" w:unhideWhenUsed="1"/>
+    <w:lsdException w:name="Table Classic 1" w:semiHidden="1" w:unhideWhenUsed="1"/>
+    <w:lsdException w:name="Table Classic 2" w:semiHidden="1" w:unhideWhenUsed="1"/>
+    <w:lsdException w:name="Table Classic 3" w:semiHidden="1" w:unhideWhenUsed="1"/>
+    <w:lsdException w:name="Table Classic 4" w:semiHidden="1" w:unhideWhenUsed="1"/>
+    <w:lsdException w:name="Table Colorful 1" w:semiHidden="1" w:unhideWhenUsed="1"/>
+    <w:lsdException w:name="Table Colorful 2" w:semiHidden="1" w:unhideWhenUsed="1"/>
+    <w:lsdException w:name="Table Colorful 3" w:semiHidden="1" w:unhideWhenUsed="1"/>
+    <w:lsdException w:name="Table Columns 1" w:semiHidden="1" w:unhideWhenUsed="1"/>
+    <w:lsdException w:name="Table Columns 2" w:semiHidden="1" w:unhideWhenUsed="1"/>
+    <w:lsdException w:name="Table Columns 3" w:semiHidden="1" w:unhideWhenUsed="1"/>
+    <w:lsdException w:name="Table Columns 4" w:semiHidden="1" w:unhideWhenUsed="1"/>
+    <w:lsdException w:name="Table Columns 5" w:semiHidden="1" w:unhideWhenUsed="1"/>
+    <w:lsdException w:name="Table Grid 1" w:semiHidden="1" w:unhideWhenUsed="1"/>
+    <w:lsdException w:name="Table Grid 2" w:semiHidden="1" w:unhideWhenUsed="1"/>
+    <w:lsdException w:name="Table Grid 3" w:semiHidden="1" w:unhideWhenUsed="1"/>
+    <w:lsdException w:name="Table Grid 4" w:semiHidden="1" w:unhideWhenUsed="1"/>
+    <w:lsdException w:name="Table Grid 5" w:semiHidden="1" w:unhideWhenUsed="1"/>
+    <w:lsdException w:name="Table Grid 6" w:semiHidden="1" w:unhideWhenUsed="1"/>
+    <w:lsdException w:name="Table Grid 7" w:semiHidden="1" w:unhideWhenUsed="1"/>
+    <w:lsdException w:name="Table Grid 8" w:semiHidden="1" w:unhideWhenUsed="1"/>
+    <w:lsdException w:name="Table List 1" w:semiHidden="1" w:unhideWhenUsed="1"/>
+    <w:lsdException w:name="Table List 2" w:semiHidden="1" w:unhideWhenUsed="1"/>
+    <w:lsdException w:name="Table List 3" w:semiHidden="1" w:unhideWhenUsed="1"/>
+    <w:lsdException w:name="Table List 4" w:semiHidden="1" w:unhideWhenUsed="1"/>
+    <w:lsdException w:name="Table List 5" w:semiHidden="1" w:unhideWhenUsed="1"/>
+    <w:lsdException w:name="Table List 6" w:semiHidden="1" w:unhideWhenUsed="1"/>
+    <w:lsdException w:name="Table List 7" w:semiHidden="1" w:unhideWhenUsed="1"/>
+    <w:lsdException w:name="Table List 8" w:semiHidden="1" w:unhideWhenUsed="1"/>
+    <w:lsdException w:name="Table 3D effects 1" w:semiHidden="1" w:unhideWhenUsed="1"/>
+    <w:lsdException w:name="Table 3D effects 2" w:semiHidden="1" w:unhideWhenUsed="1"/>
+    <w:lsdException w:name="Table 3D effects 3" w:semiHidden="1" w:unhideWhenUsed="1"/>
+    <w:lsdException w:name="Table Contemporary" w:semiHidden="1" w:unhideWhenUsed="1"/>
+    <w:lsdException w:name="Table Elegant" w:semiHidden="1" w:unhideWhenUsed="1"/>
+    <w:lsdException w:name="Table Professional" w:semiHidden="1" w:unhideWhenUsed="1"/>
+    <w:lsdException w:name="Table Subtle 1" w:semiHidden="1" w:unhideWhenUsed="1"/>
+    <w:lsdException w:name="Table Subtle 2" w:semiHidden="1" w:unhideWhenUsed="1"/>
+    <w:lsdException w:name="Table Web 1" w:semiHidden="1" w:unhideWhenUsed="1"/>
+    <w:lsdException w:name="Table Web 2" w:semiHidden="1" w:unhideWhenUsed="1"/>
+    <w:lsdException w:name="Table Web 3" w:semiHidden="1" w:unhideWhenUsed="1"/>
+    <w:lsdException w:name="Table Theme" w:semiHidden="1" w:unhideWhenUsed="1"/>
     <w:lsdException w:name="Placeholder Text" w:semiHidden="1" w:uiPriority="99"/>
     <w:lsdException w:name="No Spacing" w:uiPriority="1" w:qFormat="1"/>
     <w:lsdException w:name="Light Shading" w:uiPriority="60"/>
@@ -11873,7 +12504,7 @@
     <w:name w:val="Normal"/>
     <w:autoRedefine/>
     <w:qFormat/>
-    <w:rsid w:val="00FE1654"/>
+    <w:rsid w:val="00B44BE3"/>
     <w:pPr>
       <w:spacing w:after="60"/>
     </w:pPr>
@@ -12072,11 +12703,15 @@
   </w:style>
   <w:style w:type="character" w:default="1" w:styleId="DefaultParagraphFont">
     <w:name w:val="Default Paragraph Font"/>
+    <w:uiPriority w:val="1"/>
     <w:semiHidden/>
+    <w:unhideWhenUsed/>
   </w:style>
   <w:style w:type="table" w:default="1" w:styleId="TableNormal">
     <w:name w:val="Normal Table"/>
+    <w:uiPriority w:val="99"/>
     <w:semiHidden/>
+    <w:unhideWhenUsed/>
     <w:tblPr>
       <w:tblInd w:w="0" w:type="dxa"/>
       <w:tblCellMar>
@@ -12089,7 +12724,9 @@
   </w:style>
   <w:style w:type="numbering" w:default="1" w:styleId="NoList">
     <w:name w:val="No List"/>
+    <w:uiPriority w:val="99"/>
     <w:semiHidden/>
+    <w:unhideWhenUsed/>
   </w:style>
   <w:style w:type="paragraph" w:styleId="Header">
     <w:name w:val="header"/>
